--- a/ParaBank_Submission.docx
+++ b/ParaBank_Submission.docx
@@ -4,7 +4,7 @@
   <w:body>
     <w:p>
       <w:pPr>
-        <w:spacing w:after="0" w:before="1700"/>
+        <w:spacing w:after="0" w:before="1500"/>
         <w:jc w:val="center"/>
       </w:pPr>
       <w:r>
@@ -38,7 +38,7 @@
     </w:p>
     <w:p>
       <w:pPr>
-        <w:spacing w:after="640" w:before="60"/>
+        <w:spacing w:after="560" w:before="60"/>
         <w:jc w:val="center"/>
       </w:pPr>
       <w:r>
@@ -84,10 +84,10 @@
             </w:tcBorders>
             <w:shd w:fill="1F3864" w:val="clear"/>
             <w:tcMar>
-              <w:top w:type="dxa" w:w="60"/>
-              <w:left w:type="dxa" w:w="110"/>
-              <w:bottom w:type="dxa" w:w="60"/>
-              <w:right w:type="dxa" w:w="110"/>
+              <w:top w:type="dxa" w:w="55"/>
+              <w:left w:type="dxa" w:w="100"/>
+              <w:bottom w:type="dxa" w:w="55"/>
+              <w:right w:type="dxa" w:w="100"/>
             </w:tcMar>
             <w:vAlign w:val="center"/>
           </w:tcPr>
@@ -120,10 +120,10 @@
             </w:tcBorders>
             <w:shd w:fill="1F3864" w:val="clear"/>
             <w:tcMar>
-              <w:top w:type="dxa" w:w="60"/>
-              <w:left w:type="dxa" w:w="110"/>
-              <w:bottom w:type="dxa" w:w="60"/>
-              <w:right w:type="dxa" w:w="110"/>
+              <w:top w:type="dxa" w:w="55"/>
+              <w:left w:type="dxa" w:w="100"/>
+              <w:bottom w:type="dxa" w:w="55"/>
+              <w:right w:type="dxa" w:w="100"/>
             </w:tcMar>
             <w:vAlign w:val="center"/>
           </w:tcPr>
@@ -157,10 +157,10 @@
               <w:right w:val="single" w:color="BFBFBF" w:sz="1"/>
             </w:tcBorders>
             <w:tcMar>
-              <w:top w:type="dxa" w:w="60"/>
-              <w:left w:type="dxa" w:w="110"/>
-              <w:bottom w:type="dxa" w:w="60"/>
-              <w:right w:type="dxa" w:w="110"/>
+              <w:top w:type="dxa" w:w="55"/>
+              <w:left w:type="dxa" w:w="100"/>
+              <w:bottom w:type="dxa" w:w="55"/>
+              <w:right w:type="dxa" w:w="100"/>
             </w:tcMar>
             <w:vAlign w:val="center"/>
           </w:tcPr>
@@ -191,10 +191,10 @@
               <w:right w:val="single" w:color="BFBFBF" w:sz="1"/>
             </w:tcBorders>
             <w:tcMar>
-              <w:top w:type="dxa" w:w="60"/>
-              <w:left w:type="dxa" w:w="110"/>
-              <w:bottom w:type="dxa" w:w="60"/>
-              <w:right w:type="dxa" w:w="110"/>
+              <w:top w:type="dxa" w:w="55"/>
+              <w:left w:type="dxa" w:w="100"/>
+              <w:bottom w:type="dxa" w:w="55"/>
+              <w:right w:type="dxa" w:w="100"/>
             </w:tcMar>
             <w:vAlign w:val="center"/>
           </w:tcPr>
@@ -228,10 +228,10 @@
             </w:tcBorders>
             <w:shd w:fill="F4F6FB" w:val="clear"/>
             <w:tcMar>
-              <w:top w:type="dxa" w:w="60"/>
-              <w:left w:type="dxa" w:w="110"/>
-              <w:bottom w:type="dxa" w:w="60"/>
-              <w:right w:type="dxa" w:w="110"/>
+              <w:top w:type="dxa" w:w="55"/>
+              <w:left w:type="dxa" w:w="100"/>
+              <w:bottom w:type="dxa" w:w="55"/>
+              <w:right w:type="dxa" w:w="100"/>
             </w:tcMar>
             <w:vAlign w:val="center"/>
           </w:tcPr>
@@ -263,10 +263,10 @@
             </w:tcBorders>
             <w:shd w:fill="F4F6FB" w:val="clear"/>
             <w:tcMar>
-              <w:top w:type="dxa" w:w="60"/>
-              <w:left w:type="dxa" w:w="110"/>
-              <w:bottom w:type="dxa" w:w="60"/>
-              <w:right w:type="dxa" w:w="110"/>
+              <w:top w:type="dxa" w:w="55"/>
+              <w:left w:type="dxa" w:w="100"/>
+              <w:bottom w:type="dxa" w:w="55"/>
+              <w:right w:type="dxa" w:w="100"/>
             </w:tcMar>
             <w:vAlign w:val="center"/>
           </w:tcPr>
@@ -299,10 +299,10 @@
               <w:right w:val="single" w:color="BFBFBF" w:sz="1"/>
             </w:tcBorders>
             <w:tcMar>
-              <w:top w:type="dxa" w:w="60"/>
-              <w:left w:type="dxa" w:w="110"/>
-              <w:bottom w:type="dxa" w:w="60"/>
-              <w:right w:type="dxa" w:w="110"/>
+              <w:top w:type="dxa" w:w="55"/>
+              <w:left w:type="dxa" w:w="100"/>
+              <w:bottom w:type="dxa" w:w="55"/>
+              <w:right w:type="dxa" w:w="100"/>
             </w:tcMar>
             <w:vAlign w:val="center"/>
           </w:tcPr>
@@ -333,10 +333,10 @@
               <w:right w:val="single" w:color="BFBFBF" w:sz="1"/>
             </w:tcBorders>
             <w:tcMar>
-              <w:top w:type="dxa" w:w="60"/>
-              <w:left w:type="dxa" w:w="110"/>
-              <w:bottom w:type="dxa" w:w="60"/>
-              <w:right w:type="dxa" w:w="110"/>
+              <w:top w:type="dxa" w:w="55"/>
+              <w:left w:type="dxa" w:w="100"/>
+              <w:bottom w:type="dxa" w:w="55"/>
+              <w:right w:type="dxa" w:w="100"/>
             </w:tcMar>
             <w:vAlign w:val="center"/>
           </w:tcPr>
@@ -370,10 +370,10 @@
             </w:tcBorders>
             <w:shd w:fill="F4F6FB" w:val="clear"/>
             <w:tcMar>
-              <w:top w:type="dxa" w:w="60"/>
-              <w:left w:type="dxa" w:w="110"/>
-              <w:bottom w:type="dxa" w:w="60"/>
-              <w:right w:type="dxa" w:w="110"/>
+              <w:top w:type="dxa" w:w="55"/>
+              <w:left w:type="dxa" w:w="100"/>
+              <w:bottom w:type="dxa" w:w="55"/>
+              <w:right w:type="dxa" w:w="100"/>
             </w:tcMar>
             <w:vAlign w:val="center"/>
           </w:tcPr>
@@ -405,10 +405,10 @@
             </w:tcBorders>
             <w:shd w:fill="F4F6FB" w:val="clear"/>
             <w:tcMar>
-              <w:top w:type="dxa" w:w="60"/>
-              <w:left w:type="dxa" w:w="110"/>
-              <w:bottom w:type="dxa" w:w="60"/>
-              <w:right w:type="dxa" w:w="110"/>
+              <w:top w:type="dxa" w:w="55"/>
+              <w:left w:type="dxa" w:w="100"/>
+              <w:bottom w:type="dxa" w:w="55"/>
+              <w:right w:type="dxa" w:w="100"/>
             </w:tcMar>
             <w:vAlign w:val="center"/>
           </w:tcPr>
@@ -441,10 +441,10 @@
               <w:right w:val="single" w:color="BFBFBF" w:sz="1"/>
             </w:tcBorders>
             <w:tcMar>
-              <w:top w:type="dxa" w:w="60"/>
-              <w:left w:type="dxa" w:w="110"/>
-              <w:bottom w:type="dxa" w:w="60"/>
-              <w:right w:type="dxa" w:w="110"/>
+              <w:top w:type="dxa" w:w="55"/>
+              <w:left w:type="dxa" w:w="100"/>
+              <w:bottom w:type="dxa" w:w="55"/>
+              <w:right w:type="dxa" w:w="100"/>
             </w:tcMar>
             <w:vAlign w:val="center"/>
           </w:tcPr>
@@ -475,10 +475,10 @@
               <w:right w:val="single" w:color="BFBFBF" w:sz="1"/>
             </w:tcBorders>
             <w:tcMar>
-              <w:top w:type="dxa" w:w="60"/>
-              <w:left w:type="dxa" w:w="110"/>
-              <w:bottom w:type="dxa" w:w="60"/>
-              <w:right w:type="dxa" w:w="110"/>
+              <w:top w:type="dxa" w:w="55"/>
+              <w:left w:type="dxa" w:w="100"/>
+              <w:bottom w:type="dxa" w:w="55"/>
+              <w:right w:type="dxa" w:w="100"/>
             </w:tcMar>
             <w:vAlign w:val="center"/>
           </w:tcPr>
@@ -512,10 +512,10 @@
             </w:tcBorders>
             <w:shd w:fill="F4F6FB" w:val="clear"/>
             <w:tcMar>
-              <w:top w:type="dxa" w:w="60"/>
-              <w:left w:type="dxa" w:w="110"/>
-              <w:bottom w:type="dxa" w:w="60"/>
-              <w:right w:type="dxa" w:w="110"/>
+              <w:top w:type="dxa" w:w="55"/>
+              <w:left w:type="dxa" w:w="100"/>
+              <w:bottom w:type="dxa" w:w="55"/>
+              <w:right w:type="dxa" w:w="100"/>
             </w:tcMar>
             <w:vAlign w:val="center"/>
           </w:tcPr>
@@ -547,10 +547,10 @@
             </w:tcBorders>
             <w:shd w:fill="F4F6FB" w:val="clear"/>
             <w:tcMar>
-              <w:top w:type="dxa" w:w="60"/>
-              <w:left w:type="dxa" w:w="110"/>
-              <w:bottom w:type="dxa" w:w="60"/>
-              <w:right w:type="dxa" w:w="110"/>
+              <w:top w:type="dxa" w:w="55"/>
+              <w:left w:type="dxa" w:w="100"/>
+              <w:bottom w:type="dxa" w:w="55"/>
+              <w:right w:type="dxa" w:w="100"/>
             </w:tcMar>
             <w:vAlign w:val="center"/>
           </w:tcPr>
@@ -567,7 +567,77 @@
                 <w:sz w:val="19"/>
                 <w:szCs w:val="19"/>
               </w:rPr>
-              <w:t xml:space="preserve">feature/rich-reporting  (38 commits, incremental history)</w:t>
+              <w:t xml:space="preserve">feature/rich-reporting  (incremental commit history)</w:t>
+            </w:r>
+          </w:p>
+        </w:tc>
+      </w:tr>
+      <w:tr>
+        <w:tc>
+          <w:tcPr>
+            <w:tcW w:type="dxa" w:w="2700"/>
+            <w:tcBorders>
+              <w:top w:val="single" w:color="BFBFBF" w:sz="1"/>
+              <w:left w:val="single" w:color="BFBFBF" w:sz="1"/>
+              <w:bottom w:val="single" w:color="BFBFBF" w:sz="1"/>
+              <w:right w:val="single" w:color="BFBFBF" w:sz="1"/>
+            </w:tcBorders>
+            <w:tcMar>
+              <w:top w:type="dxa" w:w="55"/>
+              <w:left w:type="dxa" w:w="100"/>
+              <w:bottom w:type="dxa" w:w="55"/>
+              <w:right w:type="dxa" w:w="100"/>
+            </w:tcMar>
+            <w:vAlign w:val="center"/>
+          </w:tcPr>
+          <w:p>
+            <w:pPr>
+              <w:spacing w:after="0"/>
+              <w:jc w:val="left"/>
+            </w:pPr>
+            <w:r>
+              <w:rPr>
+                <w:rFonts w:ascii="Arial" w:cs="Arial" w:eastAsia="Arial" w:hAnsi="Arial"/>
+                <w:b/>
+                <w:bCs/>
+                <w:sz w:val="19"/>
+                <w:szCs w:val="19"/>
+              </w:rPr>
+              <w:t xml:space="preserve">Demo video</w:t>
+            </w:r>
+          </w:p>
+        </w:tc>
+        <w:tc>
+          <w:tcPr>
+            <w:tcW w:type="dxa" w:w="6660"/>
+            <w:tcBorders>
+              <w:top w:val="single" w:color="BFBFBF" w:sz="1"/>
+              <w:left w:val="single" w:color="BFBFBF" w:sz="1"/>
+              <w:bottom w:val="single" w:color="BFBFBF" w:sz="1"/>
+              <w:right w:val="single" w:color="BFBFBF" w:sz="1"/>
+            </w:tcBorders>
+            <w:tcMar>
+              <w:top w:type="dxa" w:w="55"/>
+              <w:left w:type="dxa" w:w="100"/>
+              <w:bottom w:type="dxa" w:w="55"/>
+              <w:right w:type="dxa" w:w="100"/>
+            </w:tcMar>
+            <w:vAlign w:val="center"/>
+          </w:tcPr>
+          <w:p>
+            <w:pPr>
+              <w:spacing w:after="0"/>
+              <w:jc w:val="left"/>
+            </w:pPr>
+            <w:r>
+              <w:rPr>
+                <w:rFonts w:ascii="Arial" w:cs="Arial" w:eastAsia="Arial" w:hAnsi="Arial"/>
+                <w:b w:val="false"/>
+                <w:bCs w:val="false"/>
+                <w:sz w:val="19"/>
+                <w:szCs w:val="19"/>
+              </w:rPr>
+              <w:t xml:space="preserve">[ To be added - paste the recorded demo video link here ]</w:t>
             </w:r>
           </w:p>
         </w:tc>
@@ -622,17 +692,6 @@
         <w:t xml:space="preserve">2. Deliverables</w:t>
       </w:r>
     </w:p>
-    <w:p>
-      <w:pPr>
-        <w:spacing w:after="120"/>
-      </w:pPr>
-      <w:r>
-        <w:rPr>
-          <w:rFonts w:ascii="Arial" w:cs="Arial" w:eastAsia="Arial" w:hAnsi="Arial"/>
-        </w:rPr>
-        <w:t xml:space="preserve">Everything below is in the repository:</w:t>
-      </w:r>
-    </w:p>
     <w:tbl>
       <w:tblPr>
         <w:tblW w:type="dxa" w:w="9360"/>
@@ -665,10 +724,10 @@
             </w:tcBorders>
             <w:shd w:fill="1F3864" w:val="clear"/>
             <w:tcMar>
-              <w:top w:type="dxa" w:w="60"/>
-              <w:left w:type="dxa" w:w="110"/>
-              <w:bottom w:type="dxa" w:w="60"/>
-              <w:right w:type="dxa" w:w="110"/>
+              <w:top w:type="dxa" w:w="55"/>
+              <w:left w:type="dxa" w:w="100"/>
+              <w:bottom w:type="dxa" w:w="55"/>
+              <w:right w:type="dxa" w:w="100"/>
             </w:tcMar>
             <w:vAlign w:val="center"/>
           </w:tcPr>
@@ -701,10 +760,10 @@
             </w:tcBorders>
             <w:shd w:fill="1F3864" w:val="clear"/>
             <w:tcMar>
-              <w:top w:type="dxa" w:w="60"/>
-              <w:left w:type="dxa" w:w="110"/>
-              <w:bottom w:type="dxa" w:w="60"/>
-              <w:right w:type="dxa" w:w="110"/>
+              <w:top w:type="dxa" w:w="55"/>
+              <w:left w:type="dxa" w:w="100"/>
+              <w:bottom w:type="dxa" w:w="55"/>
+              <w:right w:type="dxa" w:w="100"/>
             </w:tcMar>
             <w:vAlign w:val="center"/>
           </w:tcPr>
@@ -737,10 +796,10 @@
             </w:tcBorders>
             <w:shd w:fill="1F3864" w:val="clear"/>
             <w:tcMar>
-              <w:top w:type="dxa" w:w="60"/>
-              <w:left w:type="dxa" w:w="110"/>
-              <w:bottom w:type="dxa" w:w="60"/>
-              <w:right w:type="dxa" w:w="110"/>
+              <w:top w:type="dxa" w:w="55"/>
+              <w:left w:type="dxa" w:w="100"/>
+              <w:bottom w:type="dxa" w:w="55"/>
+              <w:right w:type="dxa" w:w="100"/>
             </w:tcMar>
             <w:vAlign w:val="center"/>
           </w:tcPr>
@@ -774,10 +833,10 @@
               <w:right w:val="single" w:color="BFBFBF" w:sz="1"/>
             </w:tcBorders>
             <w:tcMar>
-              <w:top w:type="dxa" w:w="60"/>
-              <w:left w:type="dxa" w:w="110"/>
-              <w:bottom w:type="dxa" w:w="60"/>
-              <w:right w:type="dxa" w:w="110"/>
+              <w:top w:type="dxa" w:w="55"/>
+              <w:left w:type="dxa" w:w="100"/>
+              <w:bottom w:type="dxa" w:w="55"/>
+              <w:right w:type="dxa" w:w="100"/>
             </w:tcMar>
             <w:vAlign w:val="center"/>
           </w:tcPr>
@@ -808,10 +867,10 @@
               <w:right w:val="single" w:color="BFBFBF" w:sz="1"/>
             </w:tcBorders>
             <w:tcMar>
-              <w:top w:type="dxa" w:w="60"/>
-              <w:left w:type="dxa" w:w="110"/>
-              <w:bottom w:type="dxa" w:w="60"/>
-              <w:right w:type="dxa" w:w="110"/>
+              <w:top w:type="dxa" w:w="55"/>
+              <w:left w:type="dxa" w:w="100"/>
+              <w:bottom w:type="dxa" w:w="55"/>
+              <w:right w:type="dxa" w:w="100"/>
             </w:tcMar>
             <w:vAlign w:val="center"/>
           </w:tcPr>
@@ -842,10 +901,10 @@
               <w:right w:val="single" w:color="BFBFBF" w:sz="1"/>
             </w:tcBorders>
             <w:tcMar>
-              <w:top w:type="dxa" w:w="60"/>
-              <w:left w:type="dxa" w:w="110"/>
-              <w:bottom w:type="dxa" w:w="60"/>
-              <w:right w:type="dxa" w:w="110"/>
+              <w:top w:type="dxa" w:w="55"/>
+              <w:left w:type="dxa" w:w="100"/>
+              <w:bottom w:type="dxa" w:w="55"/>
+              <w:right w:type="dxa" w:w="100"/>
             </w:tcMar>
             <w:vAlign w:val="center"/>
           </w:tcPr>
@@ -879,10 +938,10 @@
             </w:tcBorders>
             <w:shd w:fill="F4F6FB" w:val="clear"/>
             <w:tcMar>
-              <w:top w:type="dxa" w:w="60"/>
-              <w:left w:type="dxa" w:w="110"/>
-              <w:bottom w:type="dxa" w:w="60"/>
-              <w:right w:type="dxa" w:w="110"/>
+              <w:top w:type="dxa" w:w="55"/>
+              <w:left w:type="dxa" w:w="100"/>
+              <w:bottom w:type="dxa" w:w="55"/>
+              <w:right w:type="dxa" w:w="100"/>
             </w:tcMar>
             <w:vAlign w:val="center"/>
           </w:tcPr>
@@ -914,10 +973,10 @@
             </w:tcBorders>
             <w:shd w:fill="F4F6FB" w:val="clear"/>
             <w:tcMar>
-              <w:top w:type="dxa" w:w="60"/>
-              <w:left w:type="dxa" w:w="110"/>
-              <w:bottom w:type="dxa" w:w="60"/>
-              <w:right w:type="dxa" w:w="110"/>
+              <w:top w:type="dxa" w:w="55"/>
+              <w:left w:type="dxa" w:w="100"/>
+              <w:bottom w:type="dxa" w:w="55"/>
+              <w:right w:type="dxa" w:w="100"/>
             </w:tcMar>
             <w:vAlign w:val="center"/>
           </w:tcPr>
@@ -949,10 +1008,10 @@
             </w:tcBorders>
             <w:shd w:fill="F4F6FB" w:val="clear"/>
             <w:tcMar>
-              <w:top w:type="dxa" w:w="60"/>
-              <w:left w:type="dxa" w:w="110"/>
-              <w:bottom w:type="dxa" w:w="60"/>
-              <w:right w:type="dxa" w:w="110"/>
+              <w:top w:type="dxa" w:w="55"/>
+              <w:left w:type="dxa" w:w="100"/>
+              <w:bottom w:type="dxa" w:w="55"/>
+              <w:right w:type="dxa" w:w="100"/>
             </w:tcMar>
             <w:vAlign w:val="center"/>
           </w:tcPr>
@@ -969,7 +1028,7 @@
                 <w:sz w:val="19"/>
                 <w:szCs w:val="19"/>
               </w:rPr>
-              <w:t xml:space="preserve">33 documented test cases across a 5-sheet workbook</w:t>
+              <w:t xml:space="preserve">33 documented test cases across a 5-sheet workbook (see Section 4)</w:t>
             </w:r>
           </w:p>
         </w:tc>
@@ -985,10 +1044,10 @@
               <w:right w:val="single" w:color="BFBFBF" w:sz="1"/>
             </w:tcBorders>
             <w:tcMar>
-              <w:top w:type="dxa" w:w="60"/>
-              <w:left w:type="dxa" w:w="110"/>
-              <w:bottom w:type="dxa" w:w="60"/>
-              <w:right w:type="dxa" w:w="110"/>
+              <w:top w:type="dxa" w:w="55"/>
+              <w:left w:type="dxa" w:w="100"/>
+              <w:bottom w:type="dxa" w:w="55"/>
+              <w:right w:type="dxa" w:w="100"/>
             </w:tcMar>
             <w:vAlign w:val="center"/>
           </w:tcPr>
@@ -1019,10 +1078,10 @@
               <w:right w:val="single" w:color="BFBFBF" w:sz="1"/>
             </w:tcBorders>
             <w:tcMar>
-              <w:top w:type="dxa" w:w="60"/>
-              <w:left w:type="dxa" w:w="110"/>
-              <w:bottom w:type="dxa" w:w="60"/>
-              <w:right w:type="dxa" w:w="110"/>
+              <w:top w:type="dxa" w:w="55"/>
+              <w:left w:type="dxa" w:w="100"/>
+              <w:bottom w:type="dxa" w:w="55"/>
+              <w:right w:type="dxa" w:w="100"/>
             </w:tcMar>
             <w:vAlign w:val="center"/>
           </w:tcPr>
@@ -1053,10 +1112,10 @@
               <w:right w:val="single" w:color="BFBFBF" w:sz="1"/>
             </w:tcBorders>
             <w:tcMar>
-              <w:top w:type="dxa" w:w="60"/>
-              <w:left w:type="dxa" w:w="110"/>
-              <w:bottom w:type="dxa" w:w="60"/>
-              <w:right w:type="dxa" w:w="110"/>
+              <w:top w:type="dxa" w:w="55"/>
+              <w:left w:type="dxa" w:w="100"/>
+              <w:bottom w:type="dxa" w:w="55"/>
+              <w:right w:type="dxa" w:w="100"/>
             </w:tcMar>
             <w:vAlign w:val="center"/>
           </w:tcPr>
@@ -1073,7 +1132,7 @@
                 <w:sz w:val="19"/>
                 <w:szCs w:val="19"/>
               </w:rPr>
-              <w:t xml:space="preserve">Scope, approach, environment, criteria, schedule, risks</w:t>
+              <w:t xml:space="preserve">Scope, approach, environment, criteria, risks (summary in Section 5)</w:t>
             </w:r>
           </w:p>
         </w:tc>
@@ -1090,10 +1149,10 @@
             </w:tcBorders>
             <w:shd w:fill="F4F6FB" w:val="clear"/>
             <w:tcMar>
-              <w:top w:type="dxa" w:w="60"/>
-              <w:left w:type="dxa" w:w="110"/>
-              <w:bottom w:type="dxa" w:w="60"/>
-              <w:right w:type="dxa" w:w="110"/>
+              <w:top w:type="dxa" w:w="55"/>
+              <w:left w:type="dxa" w:w="100"/>
+              <w:bottom w:type="dxa" w:w="55"/>
+              <w:right w:type="dxa" w:w="100"/>
             </w:tcMar>
             <w:vAlign w:val="center"/>
           </w:tcPr>
@@ -1125,10 +1184,10 @@
             </w:tcBorders>
             <w:shd w:fill="F4F6FB" w:val="clear"/>
             <w:tcMar>
-              <w:top w:type="dxa" w:w="60"/>
-              <w:left w:type="dxa" w:w="110"/>
-              <w:bottom w:type="dxa" w:w="60"/>
-              <w:right w:type="dxa" w:w="110"/>
+              <w:top w:type="dxa" w:w="55"/>
+              <w:left w:type="dxa" w:w="100"/>
+              <w:bottom w:type="dxa" w:w="55"/>
+              <w:right w:type="dxa" w:w="100"/>
             </w:tcMar>
             <w:vAlign w:val="center"/>
           </w:tcPr>
@@ -1160,10 +1219,10 @@
             </w:tcBorders>
             <w:shd w:fill="F4F6FB" w:val="clear"/>
             <w:tcMar>
-              <w:top w:type="dxa" w:w="60"/>
-              <w:left w:type="dxa" w:w="110"/>
-              <w:bottom w:type="dxa" w:w="60"/>
-              <w:right w:type="dxa" w:w="110"/>
+              <w:top w:type="dxa" w:w="55"/>
+              <w:left w:type="dxa" w:w="100"/>
+              <w:bottom w:type="dxa" w:w="55"/>
+              <w:right w:type="dxa" w:w="100"/>
             </w:tcMar>
             <w:vAlign w:val="center"/>
           </w:tcPr>
@@ -1196,10 +1255,10 @@
               <w:right w:val="single" w:color="BFBFBF" w:sz="1"/>
             </w:tcBorders>
             <w:tcMar>
-              <w:top w:type="dxa" w:w="60"/>
-              <w:left w:type="dxa" w:w="110"/>
-              <w:bottom w:type="dxa" w:w="60"/>
-              <w:right w:type="dxa" w:w="110"/>
+              <w:top w:type="dxa" w:w="55"/>
+              <w:left w:type="dxa" w:w="100"/>
+              <w:bottom w:type="dxa" w:w="55"/>
+              <w:right w:type="dxa" w:w="100"/>
             </w:tcMar>
             <w:vAlign w:val="center"/>
           </w:tcPr>
@@ -1230,10 +1289,10 @@
               <w:right w:val="single" w:color="BFBFBF" w:sz="1"/>
             </w:tcBorders>
             <w:tcMar>
-              <w:top w:type="dxa" w:w="60"/>
-              <w:left w:type="dxa" w:w="110"/>
-              <w:bottom w:type="dxa" w:w="60"/>
-              <w:right w:type="dxa" w:w="110"/>
+              <w:top w:type="dxa" w:w="55"/>
+              <w:left w:type="dxa" w:w="100"/>
+              <w:bottom w:type="dxa" w:w="55"/>
+              <w:right w:type="dxa" w:w="100"/>
             </w:tcMar>
             <w:vAlign w:val="center"/>
           </w:tcPr>
@@ -1264,10 +1323,10 @@
               <w:right w:val="single" w:color="BFBFBF" w:sz="1"/>
             </w:tcBorders>
             <w:tcMar>
-              <w:top w:type="dxa" w:w="60"/>
-              <w:left w:type="dxa" w:w="110"/>
-              <w:bottom w:type="dxa" w:w="60"/>
-              <w:right w:type="dxa" w:w="110"/>
+              <w:top w:type="dxa" w:w="55"/>
+              <w:left w:type="dxa" w:w="100"/>
+              <w:bottom w:type="dxa" w:w="55"/>
+              <w:right w:type="dxa" w:w="100"/>
             </w:tcMar>
             <w:vAlign w:val="center"/>
           </w:tcPr>
@@ -1301,10 +1360,10 @@
             </w:tcBorders>
             <w:shd w:fill="F4F6FB" w:val="clear"/>
             <w:tcMar>
-              <w:top w:type="dxa" w:w="60"/>
-              <w:left w:type="dxa" w:w="110"/>
-              <w:bottom w:type="dxa" w:w="60"/>
-              <w:right w:type="dxa" w:w="110"/>
+              <w:top w:type="dxa" w:w="55"/>
+              <w:left w:type="dxa" w:w="100"/>
+              <w:bottom w:type="dxa" w:w="55"/>
+              <w:right w:type="dxa" w:w="100"/>
             </w:tcMar>
             <w:vAlign w:val="center"/>
           </w:tcPr>
@@ -1321,7 +1380,7 @@
                 <w:sz w:val="19"/>
                 <w:szCs w:val="19"/>
               </w:rPr>
-              <w:t xml:space="preserve">Slideshow video</w:t>
+              <w:t xml:space="preserve">Demo video</w:t>
             </w:r>
           </w:p>
         </w:tc>
@@ -1336,10 +1395,10 @@
             </w:tcBorders>
             <w:shd w:fill="F4F6FB" w:val="clear"/>
             <w:tcMar>
-              <w:top w:type="dxa" w:w="60"/>
-              <w:left w:type="dxa" w:w="110"/>
-              <w:bottom w:type="dxa" w:w="60"/>
-              <w:right w:type="dxa" w:w="110"/>
+              <w:top w:type="dxa" w:w="55"/>
+              <w:left w:type="dxa" w:w="100"/>
+              <w:bottom w:type="dxa" w:w="55"/>
+              <w:right w:type="dxa" w:w="100"/>
             </w:tcMar>
             <w:vAlign w:val="center"/>
           </w:tcPr>
@@ -1356,7 +1415,7 @@
                 <w:sz w:val="19"/>
                 <w:szCs w:val="19"/>
               </w:rPr>
-              <w:t xml:space="preserve">presentation/ParaBank_Assessment_Demo_Slideshow.mp4</w:t>
+              <w:t xml:space="preserve">(to be recorded)</w:t>
             </w:r>
           </w:p>
         </w:tc>
@@ -1371,10 +1430,10 @@
             </w:tcBorders>
             <w:shd w:fill="F4F6FB" w:val="clear"/>
             <w:tcMar>
-              <w:top w:type="dxa" w:w="60"/>
-              <w:left w:type="dxa" w:w="110"/>
-              <w:bottom w:type="dxa" w:w="60"/>
-              <w:right w:type="dxa" w:w="110"/>
+              <w:top w:type="dxa" w:w="55"/>
+              <w:left w:type="dxa" w:w="100"/>
+              <w:bottom w:type="dxa" w:w="55"/>
+              <w:right w:type="dxa" w:w="100"/>
             </w:tcMar>
             <w:vAlign w:val="center"/>
           </w:tcPr>
@@ -1391,7 +1450,7 @@
                 <w:sz w:val="19"/>
                 <w:szCs w:val="19"/>
               </w:rPr>
-              <w:t xml:space="preserve">Silent timed video of the deck</w:t>
+              <w:t xml:space="preserve">Narrated walkthrough video - see Section 9</w:t>
             </w:r>
           </w:p>
         </w:tc>
@@ -1407,10 +1466,10 @@
               <w:right w:val="single" w:color="BFBFBF" w:sz="1"/>
             </w:tcBorders>
             <w:tcMar>
-              <w:top w:type="dxa" w:w="60"/>
-              <w:left w:type="dxa" w:w="110"/>
-              <w:bottom w:type="dxa" w:w="60"/>
-              <w:right w:type="dxa" w:w="110"/>
+              <w:top w:type="dxa" w:w="55"/>
+              <w:left w:type="dxa" w:w="100"/>
+              <w:bottom w:type="dxa" w:w="55"/>
+              <w:right w:type="dxa" w:w="100"/>
             </w:tcMar>
             <w:vAlign w:val="center"/>
           </w:tcPr>
@@ -1441,10 +1500,10 @@
               <w:right w:val="single" w:color="BFBFBF" w:sz="1"/>
             </w:tcBorders>
             <w:tcMar>
-              <w:top w:type="dxa" w:w="60"/>
-              <w:left w:type="dxa" w:w="110"/>
-              <w:bottom w:type="dxa" w:w="60"/>
-              <w:right w:type="dxa" w:w="110"/>
+              <w:top w:type="dxa" w:w="55"/>
+              <w:left w:type="dxa" w:w="100"/>
+              <w:bottom w:type="dxa" w:w="55"/>
+              <w:right w:type="dxa" w:w="100"/>
             </w:tcMar>
             <w:vAlign w:val="center"/>
           </w:tcPr>
@@ -1475,10 +1534,10 @@
               <w:right w:val="single" w:color="BFBFBF" w:sz="1"/>
             </w:tcBorders>
             <w:tcMar>
-              <w:top w:type="dxa" w:w="60"/>
-              <w:left w:type="dxa" w:w="110"/>
-              <w:bottom w:type="dxa" w:w="60"/>
-              <w:right w:type="dxa" w:w="110"/>
+              <w:top w:type="dxa" w:w="55"/>
+              <w:left w:type="dxa" w:w="100"/>
+              <w:bottom w:type="dxa" w:w="55"/>
+              <w:right w:type="dxa" w:w="100"/>
             </w:tcMar>
             <w:vAlign w:val="center"/>
           </w:tcPr>
@@ -1512,10 +1571,10 @@
             </w:tcBorders>
             <w:shd w:fill="F4F6FB" w:val="clear"/>
             <w:tcMar>
-              <w:top w:type="dxa" w:w="60"/>
-              <w:left w:type="dxa" w:w="110"/>
-              <w:bottom w:type="dxa" w:w="60"/>
-              <w:right w:type="dxa" w:w="110"/>
+              <w:top w:type="dxa" w:w="55"/>
+              <w:left w:type="dxa" w:w="100"/>
+              <w:bottom w:type="dxa" w:w="55"/>
+              <w:right w:type="dxa" w:w="100"/>
             </w:tcMar>
             <w:vAlign w:val="center"/>
           </w:tcPr>
@@ -1547,10 +1606,10 @@
             </w:tcBorders>
             <w:shd w:fill="F4F6FB" w:val="clear"/>
             <w:tcMar>
-              <w:top w:type="dxa" w:w="60"/>
-              <w:left w:type="dxa" w:w="110"/>
-              <w:bottom w:type="dxa" w:w="60"/>
-              <w:right w:type="dxa" w:w="110"/>
+              <w:top w:type="dxa" w:w="55"/>
+              <w:left w:type="dxa" w:w="100"/>
+              <w:bottom w:type="dxa" w:w="55"/>
+              <w:right w:type="dxa" w:w="100"/>
             </w:tcMar>
             <w:vAlign w:val="center"/>
           </w:tcPr>
@@ -1582,10 +1641,10 @@
             </w:tcBorders>
             <w:shd w:fill="F4F6FB" w:val="clear"/>
             <w:tcMar>
-              <w:top w:type="dxa" w:w="60"/>
-              <w:left w:type="dxa" w:w="110"/>
-              <w:bottom w:type="dxa" w:w="60"/>
-              <w:right w:type="dxa" w:w="110"/>
+              <w:top w:type="dxa" w:w="55"/>
+              <w:left w:type="dxa" w:w="100"/>
+              <w:bottom w:type="dxa" w:w="55"/>
+              <w:right w:type="dxa" w:w="100"/>
             </w:tcMar>
             <w:vAlign w:val="center"/>
           </w:tcPr>
@@ -1742,17 +1801,6 @@
         <w:t xml:space="preserve"/>
       </w:r>
     </w:p>
-    <w:p>
-      <w:pPr>
-        <w:spacing w:after="120"/>
-      </w:pPr>
-      <w:r>
-        <w:rPr>
-          <w:rFonts w:ascii="Arial" w:cs="Arial" w:eastAsia="Arial" w:hAnsi="Arial"/>
-        </w:rPr>
-        <w:t xml:space="preserve">Coverage - 33 automated scenarios:</w:t>
-      </w:r>
-    </w:p>
     <w:tbl>
       <w:tblPr>
         <w:tblW w:type="dxa" w:w="9360"/>
@@ -1785,10 +1833,10 @@
             </w:tcBorders>
             <w:shd w:fill="1F3864" w:val="clear"/>
             <w:tcMar>
-              <w:top w:type="dxa" w:w="60"/>
-              <w:left w:type="dxa" w:w="110"/>
-              <w:bottom w:type="dxa" w:w="60"/>
-              <w:right w:type="dxa" w:w="110"/>
+              <w:top w:type="dxa" w:w="55"/>
+              <w:left w:type="dxa" w:w="100"/>
+              <w:bottom w:type="dxa" w:w="55"/>
+              <w:right w:type="dxa" w:w="100"/>
             </w:tcMar>
             <w:vAlign w:val="center"/>
           </w:tcPr>
@@ -1821,10 +1869,10 @@
             </w:tcBorders>
             <w:shd w:fill="1F3864" w:val="clear"/>
             <w:tcMar>
-              <w:top w:type="dxa" w:w="60"/>
-              <w:left w:type="dxa" w:w="110"/>
-              <w:bottom w:type="dxa" w:w="60"/>
-              <w:right w:type="dxa" w:w="110"/>
+              <w:top w:type="dxa" w:w="55"/>
+              <w:left w:type="dxa" w:w="100"/>
+              <w:bottom w:type="dxa" w:w="55"/>
+              <w:right w:type="dxa" w:w="100"/>
             </w:tcMar>
             <w:vAlign w:val="center"/>
           </w:tcPr>
@@ -1857,10 +1905,10 @@
             </w:tcBorders>
             <w:shd w:fill="1F3864" w:val="clear"/>
             <w:tcMar>
-              <w:top w:type="dxa" w:w="60"/>
-              <w:left w:type="dxa" w:w="110"/>
-              <w:bottom w:type="dxa" w:w="60"/>
-              <w:right w:type="dxa" w:w="110"/>
+              <w:top w:type="dxa" w:w="55"/>
+              <w:left w:type="dxa" w:w="100"/>
+              <w:bottom w:type="dxa" w:w="55"/>
+              <w:right w:type="dxa" w:w="100"/>
             </w:tcMar>
             <w:vAlign w:val="center"/>
           </w:tcPr>
@@ -1894,10 +1942,10 @@
               <w:right w:val="single" w:color="BFBFBF" w:sz="1"/>
             </w:tcBorders>
             <w:tcMar>
-              <w:top w:type="dxa" w:w="60"/>
-              <w:left w:type="dxa" w:w="110"/>
-              <w:bottom w:type="dxa" w:w="60"/>
-              <w:right w:type="dxa" w:w="110"/>
+              <w:top w:type="dxa" w:w="55"/>
+              <w:left w:type="dxa" w:w="100"/>
+              <w:bottom w:type="dxa" w:w="55"/>
+              <w:right w:type="dxa" w:w="100"/>
             </w:tcMar>
             <w:vAlign w:val="center"/>
           </w:tcPr>
@@ -1928,17 +1976,17 @@
               <w:right w:val="single" w:color="BFBFBF" w:sz="1"/>
             </w:tcBorders>
             <w:tcMar>
-              <w:top w:type="dxa" w:w="60"/>
-              <w:left w:type="dxa" w:w="110"/>
-              <w:bottom w:type="dxa" w:w="60"/>
-              <w:right w:type="dxa" w:w="110"/>
-            </w:tcMar>
-            <w:vAlign w:val="center"/>
-          </w:tcPr>
-          <w:p>
-            <w:pPr>
-              <w:spacing w:after="0"/>
-              <w:jc w:val="left"/>
+              <w:top w:type="dxa" w:w="55"/>
+              <w:left w:type="dxa" w:w="100"/>
+              <w:bottom w:type="dxa" w:w="55"/>
+              <w:right w:type="dxa" w:w="100"/>
+            </w:tcMar>
+            <w:vAlign w:val="center"/>
+          </w:tcPr>
+          <w:p>
+            <w:pPr>
+              <w:spacing w:after="0"/>
+              <w:jc w:val="center"/>
             </w:pPr>
             <w:r>
               <w:rPr>
@@ -1962,10 +2010,10 @@
               <w:right w:val="single" w:color="BFBFBF" w:sz="1"/>
             </w:tcBorders>
             <w:tcMar>
-              <w:top w:type="dxa" w:w="60"/>
-              <w:left w:type="dxa" w:w="110"/>
-              <w:bottom w:type="dxa" w:w="60"/>
-              <w:right w:type="dxa" w:w="110"/>
+              <w:top w:type="dxa" w:w="55"/>
+              <w:left w:type="dxa" w:w="100"/>
+              <w:bottom w:type="dxa" w:w="55"/>
+              <w:right w:type="dxa" w:w="100"/>
             </w:tcMar>
             <w:vAlign w:val="center"/>
           </w:tcPr>
@@ -1999,10 +2047,10 @@
             </w:tcBorders>
             <w:shd w:fill="F4F6FB" w:val="clear"/>
             <w:tcMar>
-              <w:top w:type="dxa" w:w="60"/>
-              <w:left w:type="dxa" w:w="110"/>
-              <w:bottom w:type="dxa" w:w="60"/>
-              <w:right w:type="dxa" w:w="110"/>
+              <w:top w:type="dxa" w:w="55"/>
+              <w:left w:type="dxa" w:w="100"/>
+              <w:bottom w:type="dxa" w:w="55"/>
+              <w:right w:type="dxa" w:w="100"/>
             </w:tcMar>
             <w:vAlign w:val="center"/>
           </w:tcPr>
@@ -2034,17 +2082,17 @@
             </w:tcBorders>
             <w:shd w:fill="F4F6FB" w:val="clear"/>
             <w:tcMar>
-              <w:top w:type="dxa" w:w="60"/>
-              <w:left w:type="dxa" w:w="110"/>
-              <w:bottom w:type="dxa" w:w="60"/>
-              <w:right w:type="dxa" w:w="110"/>
-            </w:tcMar>
-            <w:vAlign w:val="center"/>
-          </w:tcPr>
-          <w:p>
-            <w:pPr>
-              <w:spacing w:after="0"/>
-              <w:jc w:val="left"/>
+              <w:top w:type="dxa" w:w="55"/>
+              <w:left w:type="dxa" w:w="100"/>
+              <w:bottom w:type="dxa" w:w="55"/>
+              <w:right w:type="dxa" w:w="100"/>
+            </w:tcMar>
+            <w:vAlign w:val="center"/>
+          </w:tcPr>
+          <w:p>
+            <w:pPr>
+              <w:spacing w:after="0"/>
+              <w:jc w:val="center"/>
             </w:pPr>
             <w:r>
               <w:rPr>
@@ -2069,10 +2117,10 @@
             </w:tcBorders>
             <w:shd w:fill="F4F6FB" w:val="clear"/>
             <w:tcMar>
-              <w:top w:type="dxa" w:w="60"/>
-              <w:left w:type="dxa" w:w="110"/>
-              <w:bottom w:type="dxa" w:w="60"/>
-              <w:right w:type="dxa" w:w="110"/>
+              <w:top w:type="dxa" w:w="55"/>
+              <w:left w:type="dxa" w:w="100"/>
+              <w:bottom w:type="dxa" w:w="55"/>
+              <w:right w:type="dxa" w:w="100"/>
             </w:tcMar>
             <w:vAlign w:val="center"/>
           </w:tcPr>
@@ -2105,10 +2153,10 @@
               <w:right w:val="single" w:color="BFBFBF" w:sz="1"/>
             </w:tcBorders>
             <w:tcMar>
-              <w:top w:type="dxa" w:w="60"/>
-              <w:left w:type="dxa" w:w="110"/>
-              <w:bottom w:type="dxa" w:w="60"/>
-              <w:right w:type="dxa" w:w="110"/>
+              <w:top w:type="dxa" w:w="55"/>
+              <w:left w:type="dxa" w:w="100"/>
+              <w:bottom w:type="dxa" w:w="55"/>
+              <w:right w:type="dxa" w:w="100"/>
             </w:tcMar>
             <w:vAlign w:val="center"/>
           </w:tcPr>
@@ -2139,17 +2187,17 @@
               <w:right w:val="single" w:color="BFBFBF" w:sz="1"/>
             </w:tcBorders>
             <w:tcMar>
-              <w:top w:type="dxa" w:w="60"/>
-              <w:left w:type="dxa" w:w="110"/>
-              <w:bottom w:type="dxa" w:w="60"/>
-              <w:right w:type="dxa" w:w="110"/>
-            </w:tcMar>
-            <w:vAlign w:val="center"/>
-          </w:tcPr>
-          <w:p>
-            <w:pPr>
-              <w:spacing w:after="0"/>
-              <w:jc w:val="left"/>
+              <w:top w:type="dxa" w:w="55"/>
+              <w:left w:type="dxa" w:w="100"/>
+              <w:bottom w:type="dxa" w:w="55"/>
+              <w:right w:type="dxa" w:w="100"/>
+            </w:tcMar>
+            <w:vAlign w:val="center"/>
+          </w:tcPr>
+          <w:p>
+            <w:pPr>
+              <w:spacing w:after="0"/>
+              <w:jc w:val="center"/>
             </w:pPr>
             <w:r>
               <w:rPr>
@@ -2173,10 +2221,10 @@
               <w:right w:val="single" w:color="BFBFBF" w:sz="1"/>
             </w:tcBorders>
             <w:tcMar>
-              <w:top w:type="dxa" w:w="60"/>
-              <w:left w:type="dxa" w:w="110"/>
-              <w:bottom w:type="dxa" w:w="60"/>
-              <w:right w:type="dxa" w:w="110"/>
+              <w:top w:type="dxa" w:w="55"/>
+              <w:left w:type="dxa" w:w="100"/>
+              <w:bottom w:type="dxa" w:w="55"/>
+              <w:right w:type="dxa" w:w="100"/>
             </w:tcMar>
             <w:vAlign w:val="center"/>
           </w:tcPr>
@@ -2210,10 +2258,10 @@
             </w:tcBorders>
             <w:shd w:fill="F4F6FB" w:val="clear"/>
             <w:tcMar>
-              <w:top w:type="dxa" w:w="60"/>
-              <w:left w:type="dxa" w:w="110"/>
-              <w:bottom w:type="dxa" w:w="60"/>
-              <w:right w:type="dxa" w:w="110"/>
+              <w:top w:type="dxa" w:w="55"/>
+              <w:left w:type="dxa" w:w="100"/>
+              <w:bottom w:type="dxa" w:w="55"/>
+              <w:right w:type="dxa" w:w="100"/>
             </w:tcMar>
             <w:vAlign w:val="center"/>
           </w:tcPr>
@@ -2245,17 +2293,17 @@
             </w:tcBorders>
             <w:shd w:fill="F4F6FB" w:val="clear"/>
             <w:tcMar>
-              <w:top w:type="dxa" w:w="60"/>
-              <w:left w:type="dxa" w:w="110"/>
-              <w:bottom w:type="dxa" w:w="60"/>
-              <w:right w:type="dxa" w:w="110"/>
-            </w:tcMar>
-            <w:vAlign w:val="center"/>
-          </w:tcPr>
-          <w:p>
-            <w:pPr>
-              <w:spacing w:after="0"/>
-              <w:jc w:val="left"/>
+              <w:top w:type="dxa" w:w="55"/>
+              <w:left w:type="dxa" w:w="100"/>
+              <w:bottom w:type="dxa" w:w="55"/>
+              <w:right w:type="dxa" w:w="100"/>
+            </w:tcMar>
+            <w:vAlign w:val="center"/>
+          </w:tcPr>
+          <w:p>
+            <w:pPr>
+              <w:spacing w:after="0"/>
+              <w:jc w:val="center"/>
             </w:pPr>
             <w:r>
               <w:rPr>
@@ -2280,10 +2328,10 @@
             </w:tcBorders>
             <w:shd w:fill="F4F6FB" w:val="clear"/>
             <w:tcMar>
-              <w:top w:type="dxa" w:w="60"/>
-              <w:left w:type="dxa" w:w="110"/>
-              <w:bottom w:type="dxa" w:w="60"/>
-              <w:right w:type="dxa" w:w="110"/>
+              <w:top w:type="dxa" w:w="55"/>
+              <w:left w:type="dxa" w:w="100"/>
+              <w:bottom w:type="dxa" w:w="55"/>
+              <w:right w:type="dxa" w:w="100"/>
             </w:tcMar>
             <w:vAlign w:val="center"/>
           </w:tcPr>
@@ -2316,10 +2364,10 @@
               <w:right w:val="single" w:color="BFBFBF" w:sz="1"/>
             </w:tcBorders>
             <w:tcMar>
-              <w:top w:type="dxa" w:w="60"/>
-              <w:left w:type="dxa" w:w="110"/>
-              <w:bottom w:type="dxa" w:w="60"/>
-              <w:right w:type="dxa" w:w="110"/>
+              <w:top w:type="dxa" w:w="55"/>
+              <w:left w:type="dxa" w:w="100"/>
+              <w:bottom w:type="dxa" w:w="55"/>
+              <w:right w:type="dxa" w:w="100"/>
             </w:tcMar>
             <w:vAlign w:val="center"/>
           </w:tcPr>
@@ -2350,17 +2398,17 @@
               <w:right w:val="single" w:color="BFBFBF" w:sz="1"/>
             </w:tcBorders>
             <w:tcMar>
-              <w:top w:type="dxa" w:w="60"/>
-              <w:left w:type="dxa" w:w="110"/>
-              <w:bottom w:type="dxa" w:w="60"/>
-              <w:right w:type="dxa" w:w="110"/>
-            </w:tcMar>
-            <w:vAlign w:val="center"/>
-          </w:tcPr>
-          <w:p>
-            <w:pPr>
-              <w:spacing w:after="0"/>
-              <w:jc w:val="left"/>
+              <w:top w:type="dxa" w:w="55"/>
+              <w:left w:type="dxa" w:w="100"/>
+              <w:bottom w:type="dxa" w:w="55"/>
+              <w:right w:type="dxa" w:w="100"/>
+            </w:tcMar>
+            <w:vAlign w:val="center"/>
+          </w:tcPr>
+          <w:p>
+            <w:pPr>
+              <w:spacing w:after="0"/>
+              <w:jc w:val="center"/>
             </w:pPr>
             <w:r>
               <w:rPr>
@@ -2384,10 +2432,10 @@
               <w:right w:val="single" w:color="BFBFBF" w:sz="1"/>
             </w:tcBorders>
             <w:tcMar>
-              <w:top w:type="dxa" w:w="60"/>
-              <w:left w:type="dxa" w:w="110"/>
-              <w:bottom w:type="dxa" w:w="60"/>
-              <w:right w:type="dxa" w:w="110"/>
+              <w:top w:type="dxa" w:w="55"/>
+              <w:left w:type="dxa" w:w="100"/>
+              <w:bottom w:type="dxa" w:w="55"/>
+              <w:right w:type="dxa" w:w="100"/>
             </w:tcMar>
             <w:vAlign w:val="center"/>
           </w:tcPr>
@@ -2418,7 +2466,5592 @@
         <w:rPr>
           <w:rFonts w:ascii="Arial" w:cs="Arial" w:eastAsia="Arial" w:hAnsi="Arial"/>
         </w:rPr>
-        <w:t xml:space="preserve">4. Test Results</w:t>
+        <w:t xml:space="preserve">4. Test Cases</w:t>
+      </w:r>
+    </w:p>
+    <w:p>
+      <w:pPr>
+        <w:spacing w:after="120"/>
+      </w:pPr>
+      <w:r>
+        <w:rPr>
+          <w:rFonts w:ascii="Arial" w:cs="Arial" w:eastAsia="Arial" w:hAnsi="Arial"/>
+        </w:rPr>
+        <w:t xml:space="preserve">All 33 test cases are listed below. Full detail - preconditions, steps, test data and expected results - is in the workbook test-cases/ParaBank_Test_Cases.xlsx (Test Cases, Summary, Automation Mapping, Dashboard and Guidelines sheets). Status reflects the run of 24 May 2026.</w:t>
+      </w:r>
+    </w:p>
+    <w:tbl>
+      <w:tblPr>
+        <w:tblW w:type="dxa" w:w="9360"/>
+        <w:tblBorders>
+          <w:top w:val="single" w:color="auto" w:sz="4"/>
+          <w:left w:val="single" w:color="auto" w:sz="4"/>
+          <w:bottom w:val="single" w:color="auto" w:sz="4"/>
+          <w:right w:val="single" w:color="auto" w:sz="4"/>
+          <w:insideH w:val="single" w:color="auto" w:sz="4"/>
+          <w:insideV w:val="single" w:color="auto" w:sz="4"/>
+        </w:tblBorders>
+      </w:tblPr>
+      <w:tblGrid>
+        <w:gridCol w:w="780"/>
+        <w:gridCol w:w="1480"/>
+        <w:gridCol w:w="5590"/>
+        <w:gridCol w:w="1510"/>
+      </w:tblGrid>
+      <w:tr>
+        <w:trPr>
+          <w:tblHeader/>
+        </w:trPr>
+        <w:tc>
+          <w:tcPr>
+            <w:tcW w:type="dxa" w:w="780"/>
+            <w:tcBorders>
+              <w:top w:val="single" w:color="BFBFBF" w:sz="1"/>
+              <w:left w:val="single" w:color="BFBFBF" w:sz="1"/>
+              <w:bottom w:val="single" w:color="BFBFBF" w:sz="1"/>
+              <w:right w:val="single" w:color="BFBFBF" w:sz="1"/>
+            </w:tcBorders>
+            <w:shd w:fill="1F3864" w:val="clear"/>
+            <w:tcMar>
+              <w:top w:type="dxa" w:w="55"/>
+              <w:left w:type="dxa" w:w="100"/>
+              <w:bottom w:type="dxa" w:w="55"/>
+              <w:right w:type="dxa" w:w="100"/>
+            </w:tcMar>
+            <w:vAlign w:val="center"/>
+          </w:tcPr>
+          <w:p>
+            <w:pPr>
+              <w:spacing w:after="0"/>
+              <w:jc w:val="center"/>
+            </w:pPr>
+            <w:r>
+              <w:rPr>
+                <w:rFonts w:ascii="Arial" w:cs="Arial" w:eastAsia="Arial" w:hAnsi="Arial"/>
+                <w:b/>
+                <w:bCs/>
+                <w:color w:val="FFFFFF"/>
+                <w:sz w:val="16"/>
+                <w:szCs w:val="16"/>
+              </w:rPr>
+              <w:t xml:space="preserve">TC ID</w:t>
+            </w:r>
+          </w:p>
+        </w:tc>
+        <w:tc>
+          <w:tcPr>
+            <w:tcW w:type="dxa" w:w="1480"/>
+            <w:tcBorders>
+              <w:top w:val="single" w:color="BFBFBF" w:sz="1"/>
+              <w:left w:val="single" w:color="BFBFBF" w:sz="1"/>
+              <w:bottom w:val="single" w:color="BFBFBF" w:sz="1"/>
+              <w:right w:val="single" w:color="BFBFBF" w:sz="1"/>
+            </w:tcBorders>
+            <w:shd w:fill="1F3864" w:val="clear"/>
+            <w:tcMar>
+              <w:top w:type="dxa" w:w="55"/>
+              <w:left w:type="dxa" w:w="100"/>
+              <w:bottom w:type="dxa" w:w="55"/>
+              <w:right w:type="dxa" w:w="100"/>
+            </w:tcMar>
+            <w:vAlign w:val="center"/>
+          </w:tcPr>
+          <w:p>
+            <w:pPr>
+              <w:spacing w:after="0"/>
+              <w:jc w:val="center"/>
+            </w:pPr>
+            <w:r>
+              <w:rPr>
+                <w:rFonts w:ascii="Arial" w:cs="Arial" w:eastAsia="Arial" w:hAnsi="Arial"/>
+                <w:b/>
+                <w:bCs/>
+                <w:color w:val="FFFFFF"/>
+                <w:sz w:val="16"/>
+                <w:szCs w:val="16"/>
+              </w:rPr>
+              <w:t xml:space="preserve">Type</w:t>
+            </w:r>
+          </w:p>
+        </w:tc>
+        <w:tc>
+          <w:tcPr>
+            <w:tcW w:type="dxa" w:w="5590"/>
+            <w:tcBorders>
+              <w:top w:val="single" w:color="BFBFBF" w:sz="1"/>
+              <w:left w:val="single" w:color="BFBFBF" w:sz="1"/>
+              <w:bottom w:val="single" w:color="BFBFBF" w:sz="1"/>
+              <w:right w:val="single" w:color="BFBFBF" w:sz="1"/>
+            </w:tcBorders>
+            <w:shd w:fill="1F3864" w:val="clear"/>
+            <w:tcMar>
+              <w:top w:type="dxa" w:w="55"/>
+              <w:left w:type="dxa" w:w="100"/>
+              <w:bottom w:type="dxa" w:w="55"/>
+              <w:right w:type="dxa" w:w="100"/>
+            </w:tcMar>
+            <w:vAlign w:val="center"/>
+          </w:tcPr>
+          <w:p>
+            <w:pPr>
+              <w:spacing w:after="0"/>
+              <w:jc w:val="center"/>
+            </w:pPr>
+            <w:r>
+              <w:rPr>
+                <w:rFonts w:ascii="Arial" w:cs="Arial" w:eastAsia="Arial" w:hAnsi="Arial"/>
+                <w:b/>
+                <w:bCs/>
+                <w:color w:val="FFFFFF"/>
+                <w:sz w:val="16"/>
+                <w:szCs w:val="16"/>
+              </w:rPr>
+              <w:t xml:space="preserve">Test Case</w:t>
+            </w:r>
+          </w:p>
+        </w:tc>
+        <w:tc>
+          <w:tcPr>
+            <w:tcW w:type="dxa" w:w="1510"/>
+            <w:tcBorders>
+              <w:top w:val="single" w:color="BFBFBF" w:sz="1"/>
+              <w:left w:val="single" w:color="BFBFBF" w:sz="1"/>
+              <w:bottom w:val="single" w:color="BFBFBF" w:sz="1"/>
+              <w:right w:val="single" w:color="BFBFBF" w:sz="1"/>
+            </w:tcBorders>
+            <w:shd w:fill="1F3864" w:val="clear"/>
+            <w:tcMar>
+              <w:top w:type="dxa" w:w="55"/>
+              <w:left w:type="dxa" w:w="100"/>
+              <w:bottom w:type="dxa" w:w="55"/>
+              <w:right w:type="dxa" w:w="100"/>
+            </w:tcMar>
+            <w:vAlign w:val="center"/>
+          </w:tcPr>
+          <w:p>
+            <w:pPr>
+              <w:spacing w:after="0"/>
+              <w:jc w:val="center"/>
+            </w:pPr>
+            <w:r>
+              <w:rPr>
+                <w:rFonts w:ascii="Arial" w:cs="Arial" w:eastAsia="Arial" w:hAnsi="Arial"/>
+                <w:b/>
+                <w:bCs/>
+                <w:color w:val="FFFFFF"/>
+                <w:sz w:val="16"/>
+                <w:szCs w:val="16"/>
+              </w:rPr>
+              <w:t xml:space="preserve">Status</w:t>
+            </w:r>
+          </w:p>
+        </w:tc>
+      </w:tr>
+      <w:tr>
+        <w:tc>
+          <w:tcPr>
+            <w:tcW w:type="dxa" w:w="780"/>
+            <w:tcBorders>
+              <w:top w:val="single" w:color="BFBFBF" w:sz="1"/>
+              <w:left w:val="single" w:color="BFBFBF" w:sz="1"/>
+              <w:bottom w:val="single" w:color="BFBFBF" w:sz="1"/>
+              <w:right w:val="single" w:color="BFBFBF" w:sz="1"/>
+            </w:tcBorders>
+            <w:tcMar>
+              <w:top w:type="dxa" w:w="55"/>
+              <w:left w:type="dxa" w:w="100"/>
+              <w:bottom w:type="dxa" w:w="55"/>
+              <w:right w:type="dxa" w:w="100"/>
+            </w:tcMar>
+            <w:vAlign w:val="center"/>
+          </w:tcPr>
+          <w:p>
+            <w:pPr>
+              <w:spacing w:after="0"/>
+              <w:jc w:val="center"/>
+            </w:pPr>
+            <w:r>
+              <w:rPr>
+                <w:rFonts w:ascii="Arial" w:cs="Arial" w:eastAsia="Arial" w:hAnsi="Arial"/>
+                <w:b/>
+                <w:bCs/>
+                <w:color w:val="1F3864"/>
+                <w:sz w:val="16"/>
+                <w:szCs w:val="16"/>
+              </w:rPr>
+              <w:t xml:space="preserve">TC-001</w:t>
+            </w:r>
+          </w:p>
+        </w:tc>
+        <w:tc>
+          <w:tcPr>
+            <w:tcW w:type="dxa" w:w="1480"/>
+            <w:tcBorders>
+              <w:top w:val="single" w:color="BFBFBF" w:sz="1"/>
+              <w:left w:val="single" w:color="BFBFBF" w:sz="1"/>
+              <w:bottom w:val="single" w:color="BFBFBF" w:sz="1"/>
+              <w:right w:val="single" w:color="BFBFBF" w:sz="1"/>
+            </w:tcBorders>
+            <w:tcMar>
+              <w:top w:type="dxa" w:w="55"/>
+              <w:left w:type="dxa" w:w="100"/>
+              <w:bottom w:type="dxa" w:w="55"/>
+              <w:right w:type="dxa" w:w="100"/>
+            </w:tcMar>
+            <w:vAlign w:val="center"/>
+          </w:tcPr>
+          <w:p>
+            <w:pPr>
+              <w:spacing w:after="0"/>
+              <w:jc w:val="center"/>
+            </w:pPr>
+            <w:r>
+              <w:rPr>
+                <w:rFonts w:ascii="Arial" w:cs="Arial" w:eastAsia="Arial" w:hAnsi="Arial"/>
+                <w:b w:val="false"/>
+                <w:bCs w:val="false"/>
+                <w:sz w:val="16"/>
+                <w:szCs w:val="16"/>
+              </w:rPr>
+              <w:t xml:space="preserve">Functional</w:t>
+            </w:r>
+          </w:p>
+        </w:tc>
+        <w:tc>
+          <w:tcPr>
+            <w:tcW w:type="dxa" w:w="5590"/>
+            <w:tcBorders>
+              <w:top w:val="single" w:color="BFBFBF" w:sz="1"/>
+              <w:left w:val="single" w:color="BFBFBF" w:sz="1"/>
+              <w:bottom w:val="single" w:color="BFBFBF" w:sz="1"/>
+              <w:right w:val="single" w:color="BFBFBF" w:sz="1"/>
+            </w:tcBorders>
+            <w:tcMar>
+              <w:top w:type="dxa" w:w="55"/>
+              <w:left w:type="dxa" w:w="100"/>
+              <w:bottom w:type="dxa" w:w="55"/>
+              <w:right w:type="dxa" w:w="100"/>
+            </w:tcMar>
+            <w:vAlign w:val="center"/>
+          </w:tcPr>
+          <w:p>
+            <w:pPr>
+              <w:spacing w:after="0"/>
+              <w:jc w:val="left"/>
+            </w:pPr>
+            <w:r>
+              <w:rPr>
+                <w:rFonts w:ascii="Arial" w:cs="Arial" w:eastAsia="Arial" w:hAnsi="Arial"/>
+                <w:b w:val="false"/>
+                <w:bCs w:val="false"/>
+                <w:sz w:val="16"/>
+                <w:szCs w:val="16"/>
+              </w:rPr>
+              <w:t xml:space="preserve">Register a new customer with valid details</w:t>
+            </w:r>
+          </w:p>
+        </w:tc>
+        <w:tc>
+          <w:tcPr>
+            <w:tcW w:type="dxa" w:w="1510"/>
+            <w:tcBorders>
+              <w:top w:val="single" w:color="BFBFBF" w:sz="1"/>
+              <w:left w:val="single" w:color="BFBFBF" w:sz="1"/>
+              <w:bottom w:val="single" w:color="BFBFBF" w:sz="1"/>
+              <w:right w:val="single" w:color="BFBFBF" w:sz="1"/>
+            </w:tcBorders>
+            <w:tcMar>
+              <w:top w:type="dxa" w:w="55"/>
+              <w:left w:type="dxa" w:w="100"/>
+              <w:bottom w:type="dxa" w:w="55"/>
+              <w:right w:type="dxa" w:w="100"/>
+            </w:tcMar>
+            <w:vAlign w:val="center"/>
+          </w:tcPr>
+          <w:p>
+            <w:pPr>
+              <w:spacing w:after="0"/>
+              <w:jc w:val="center"/>
+            </w:pPr>
+            <w:r>
+              <w:rPr>
+                <w:rFonts w:ascii="Arial" w:cs="Arial" w:eastAsia="Arial" w:hAnsi="Arial"/>
+                <w:b w:val="false"/>
+                <w:bCs w:val="false"/>
+                <w:color w:val="147E72"/>
+                <w:sz w:val="16"/>
+                <w:szCs w:val="16"/>
+              </w:rPr>
+              <w:t xml:space="preserve">Pass</w:t>
+            </w:r>
+          </w:p>
+        </w:tc>
+      </w:tr>
+      <w:tr>
+        <w:tc>
+          <w:tcPr>
+            <w:tcW w:type="dxa" w:w="780"/>
+            <w:tcBorders>
+              <w:top w:val="single" w:color="BFBFBF" w:sz="1"/>
+              <w:left w:val="single" w:color="BFBFBF" w:sz="1"/>
+              <w:bottom w:val="single" w:color="BFBFBF" w:sz="1"/>
+              <w:right w:val="single" w:color="BFBFBF" w:sz="1"/>
+            </w:tcBorders>
+            <w:shd w:fill="F4F6FB" w:val="clear"/>
+            <w:tcMar>
+              <w:top w:type="dxa" w:w="55"/>
+              <w:left w:type="dxa" w:w="100"/>
+              <w:bottom w:type="dxa" w:w="55"/>
+              <w:right w:type="dxa" w:w="100"/>
+            </w:tcMar>
+            <w:vAlign w:val="center"/>
+          </w:tcPr>
+          <w:p>
+            <w:pPr>
+              <w:spacing w:after="0"/>
+              <w:jc w:val="center"/>
+            </w:pPr>
+            <w:r>
+              <w:rPr>
+                <w:rFonts w:ascii="Arial" w:cs="Arial" w:eastAsia="Arial" w:hAnsi="Arial"/>
+                <w:b/>
+                <w:bCs/>
+                <w:color w:val="1F3864"/>
+                <w:sz w:val="16"/>
+                <w:szCs w:val="16"/>
+              </w:rPr>
+              <w:t xml:space="preserve">TC-002</w:t>
+            </w:r>
+          </w:p>
+        </w:tc>
+        <w:tc>
+          <w:tcPr>
+            <w:tcW w:type="dxa" w:w="1480"/>
+            <w:tcBorders>
+              <w:top w:val="single" w:color="BFBFBF" w:sz="1"/>
+              <w:left w:val="single" w:color="BFBFBF" w:sz="1"/>
+              <w:bottom w:val="single" w:color="BFBFBF" w:sz="1"/>
+              <w:right w:val="single" w:color="BFBFBF" w:sz="1"/>
+            </w:tcBorders>
+            <w:shd w:fill="F4F6FB" w:val="clear"/>
+            <w:tcMar>
+              <w:top w:type="dxa" w:w="55"/>
+              <w:left w:type="dxa" w:w="100"/>
+              <w:bottom w:type="dxa" w:w="55"/>
+              <w:right w:type="dxa" w:w="100"/>
+            </w:tcMar>
+            <w:vAlign w:val="center"/>
+          </w:tcPr>
+          <w:p>
+            <w:pPr>
+              <w:spacing w:after="0"/>
+              <w:jc w:val="center"/>
+            </w:pPr>
+            <w:r>
+              <w:rPr>
+                <w:rFonts w:ascii="Arial" w:cs="Arial" w:eastAsia="Arial" w:hAnsi="Arial"/>
+                <w:b w:val="false"/>
+                <w:bCs w:val="false"/>
+                <w:sz w:val="16"/>
+                <w:szCs w:val="16"/>
+              </w:rPr>
+              <w:t xml:space="preserve">Functional</w:t>
+            </w:r>
+          </w:p>
+        </w:tc>
+        <w:tc>
+          <w:tcPr>
+            <w:tcW w:type="dxa" w:w="5590"/>
+            <w:tcBorders>
+              <w:top w:val="single" w:color="BFBFBF" w:sz="1"/>
+              <w:left w:val="single" w:color="BFBFBF" w:sz="1"/>
+              <w:bottom w:val="single" w:color="BFBFBF" w:sz="1"/>
+              <w:right w:val="single" w:color="BFBFBF" w:sz="1"/>
+            </w:tcBorders>
+            <w:shd w:fill="F4F6FB" w:val="clear"/>
+            <w:tcMar>
+              <w:top w:type="dxa" w:w="55"/>
+              <w:left w:type="dxa" w:w="100"/>
+              <w:bottom w:type="dxa" w:w="55"/>
+              <w:right w:type="dxa" w:w="100"/>
+            </w:tcMar>
+            <w:vAlign w:val="center"/>
+          </w:tcPr>
+          <w:p>
+            <w:pPr>
+              <w:spacing w:after="0"/>
+              <w:jc w:val="left"/>
+            </w:pPr>
+            <w:r>
+              <w:rPr>
+                <w:rFonts w:ascii="Arial" w:cs="Arial" w:eastAsia="Arial" w:hAnsi="Arial"/>
+                <w:b w:val="false"/>
+                <w:bCs w:val="false"/>
+                <w:sz w:val="16"/>
+                <w:szCs w:val="16"/>
+              </w:rPr>
+              <w:t xml:space="preserve">Registration is rejected when mandatory fields are empty</w:t>
+            </w:r>
+          </w:p>
+        </w:tc>
+        <w:tc>
+          <w:tcPr>
+            <w:tcW w:type="dxa" w:w="1510"/>
+            <w:tcBorders>
+              <w:top w:val="single" w:color="BFBFBF" w:sz="1"/>
+              <w:left w:val="single" w:color="BFBFBF" w:sz="1"/>
+              <w:bottom w:val="single" w:color="BFBFBF" w:sz="1"/>
+              <w:right w:val="single" w:color="BFBFBF" w:sz="1"/>
+            </w:tcBorders>
+            <w:shd w:fill="F4F6FB" w:val="clear"/>
+            <w:tcMar>
+              <w:top w:type="dxa" w:w="55"/>
+              <w:left w:type="dxa" w:w="100"/>
+              <w:bottom w:type="dxa" w:w="55"/>
+              <w:right w:type="dxa" w:w="100"/>
+            </w:tcMar>
+            <w:vAlign w:val="center"/>
+          </w:tcPr>
+          <w:p>
+            <w:pPr>
+              <w:spacing w:after="0"/>
+              <w:jc w:val="center"/>
+            </w:pPr>
+            <w:r>
+              <w:rPr>
+                <w:rFonts w:ascii="Arial" w:cs="Arial" w:eastAsia="Arial" w:hAnsi="Arial"/>
+                <w:b w:val="false"/>
+                <w:bCs w:val="false"/>
+                <w:color w:val="147E72"/>
+                <w:sz w:val="16"/>
+                <w:szCs w:val="16"/>
+              </w:rPr>
+              <w:t xml:space="preserve">Pass</w:t>
+            </w:r>
+          </w:p>
+        </w:tc>
+      </w:tr>
+      <w:tr>
+        <w:tc>
+          <w:tcPr>
+            <w:tcW w:type="dxa" w:w="780"/>
+            <w:tcBorders>
+              <w:top w:val="single" w:color="BFBFBF" w:sz="1"/>
+              <w:left w:val="single" w:color="BFBFBF" w:sz="1"/>
+              <w:bottom w:val="single" w:color="BFBFBF" w:sz="1"/>
+              <w:right w:val="single" w:color="BFBFBF" w:sz="1"/>
+            </w:tcBorders>
+            <w:tcMar>
+              <w:top w:type="dxa" w:w="55"/>
+              <w:left w:type="dxa" w:w="100"/>
+              <w:bottom w:type="dxa" w:w="55"/>
+              <w:right w:type="dxa" w:w="100"/>
+            </w:tcMar>
+            <w:vAlign w:val="center"/>
+          </w:tcPr>
+          <w:p>
+            <w:pPr>
+              <w:spacing w:after="0"/>
+              <w:jc w:val="center"/>
+            </w:pPr>
+            <w:r>
+              <w:rPr>
+                <w:rFonts w:ascii="Arial" w:cs="Arial" w:eastAsia="Arial" w:hAnsi="Arial"/>
+                <w:b/>
+                <w:bCs/>
+                <w:color w:val="1F3864"/>
+                <w:sz w:val="16"/>
+                <w:szCs w:val="16"/>
+              </w:rPr>
+              <w:t xml:space="preserve">TC-003</w:t>
+            </w:r>
+          </w:p>
+        </w:tc>
+        <w:tc>
+          <w:tcPr>
+            <w:tcW w:type="dxa" w:w="1480"/>
+            <w:tcBorders>
+              <w:top w:val="single" w:color="BFBFBF" w:sz="1"/>
+              <w:left w:val="single" w:color="BFBFBF" w:sz="1"/>
+              <w:bottom w:val="single" w:color="BFBFBF" w:sz="1"/>
+              <w:right w:val="single" w:color="BFBFBF" w:sz="1"/>
+            </w:tcBorders>
+            <w:tcMar>
+              <w:top w:type="dxa" w:w="55"/>
+              <w:left w:type="dxa" w:w="100"/>
+              <w:bottom w:type="dxa" w:w="55"/>
+              <w:right w:type="dxa" w:w="100"/>
+            </w:tcMar>
+            <w:vAlign w:val="center"/>
+          </w:tcPr>
+          <w:p>
+            <w:pPr>
+              <w:spacing w:after="0"/>
+              <w:jc w:val="center"/>
+            </w:pPr>
+            <w:r>
+              <w:rPr>
+                <w:rFonts w:ascii="Arial" w:cs="Arial" w:eastAsia="Arial" w:hAnsi="Arial"/>
+                <w:b w:val="false"/>
+                <w:bCs w:val="false"/>
+                <w:sz w:val="16"/>
+                <w:szCs w:val="16"/>
+              </w:rPr>
+              <w:t xml:space="preserve">Functional</w:t>
+            </w:r>
+          </w:p>
+        </w:tc>
+        <w:tc>
+          <w:tcPr>
+            <w:tcW w:type="dxa" w:w="5590"/>
+            <w:tcBorders>
+              <w:top w:val="single" w:color="BFBFBF" w:sz="1"/>
+              <w:left w:val="single" w:color="BFBFBF" w:sz="1"/>
+              <w:bottom w:val="single" w:color="BFBFBF" w:sz="1"/>
+              <w:right w:val="single" w:color="BFBFBF" w:sz="1"/>
+            </w:tcBorders>
+            <w:tcMar>
+              <w:top w:type="dxa" w:w="55"/>
+              <w:left w:type="dxa" w:w="100"/>
+              <w:bottom w:type="dxa" w:w="55"/>
+              <w:right w:type="dxa" w:w="100"/>
+            </w:tcMar>
+            <w:vAlign w:val="center"/>
+          </w:tcPr>
+          <w:p>
+            <w:pPr>
+              <w:spacing w:after="0"/>
+              <w:jc w:val="left"/>
+            </w:pPr>
+            <w:r>
+              <w:rPr>
+                <w:rFonts w:ascii="Arial" w:cs="Arial" w:eastAsia="Arial" w:hAnsi="Arial"/>
+                <w:b w:val="false"/>
+                <w:bCs w:val="false"/>
+                <w:sz w:val="16"/>
+                <w:szCs w:val="16"/>
+              </w:rPr>
+              <w:t xml:space="preserve">Registration is rejected for an already registered username</w:t>
+            </w:r>
+          </w:p>
+        </w:tc>
+        <w:tc>
+          <w:tcPr>
+            <w:tcW w:type="dxa" w:w="1510"/>
+            <w:tcBorders>
+              <w:top w:val="single" w:color="BFBFBF" w:sz="1"/>
+              <w:left w:val="single" w:color="BFBFBF" w:sz="1"/>
+              <w:bottom w:val="single" w:color="BFBFBF" w:sz="1"/>
+              <w:right w:val="single" w:color="BFBFBF" w:sz="1"/>
+            </w:tcBorders>
+            <w:tcMar>
+              <w:top w:type="dxa" w:w="55"/>
+              <w:left w:type="dxa" w:w="100"/>
+              <w:bottom w:type="dxa" w:w="55"/>
+              <w:right w:type="dxa" w:w="100"/>
+            </w:tcMar>
+            <w:vAlign w:val="center"/>
+          </w:tcPr>
+          <w:p>
+            <w:pPr>
+              <w:spacing w:after="0"/>
+              <w:jc w:val="center"/>
+            </w:pPr>
+            <w:r>
+              <w:rPr>
+                <w:rFonts w:ascii="Arial" w:cs="Arial" w:eastAsia="Arial" w:hAnsi="Arial"/>
+                <w:b w:val="false"/>
+                <w:bCs w:val="false"/>
+                <w:color w:val="147E72"/>
+                <w:sz w:val="16"/>
+                <w:szCs w:val="16"/>
+              </w:rPr>
+              <w:t xml:space="preserve">Pass</w:t>
+            </w:r>
+          </w:p>
+        </w:tc>
+      </w:tr>
+      <w:tr>
+        <w:tc>
+          <w:tcPr>
+            <w:tcW w:type="dxa" w:w="780"/>
+            <w:tcBorders>
+              <w:top w:val="single" w:color="BFBFBF" w:sz="1"/>
+              <w:left w:val="single" w:color="BFBFBF" w:sz="1"/>
+              <w:bottom w:val="single" w:color="BFBFBF" w:sz="1"/>
+              <w:right w:val="single" w:color="BFBFBF" w:sz="1"/>
+            </w:tcBorders>
+            <w:shd w:fill="F4F6FB" w:val="clear"/>
+            <w:tcMar>
+              <w:top w:type="dxa" w:w="55"/>
+              <w:left w:type="dxa" w:w="100"/>
+              <w:bottom w:type="dxa" w:w="55"/>
+              <w:right w:type="dxa" w:w="100"/>
+            </w:tcMar>
+            <w:vAlign w:val="center"/>
+          </w:tcPr>
+          <w:p>
+            <w:pPr>
+              <w:spacing w:after="0"/>
+              <w:jc w:val="center"/>
+            </w:pPr>
+            <w:r>
+              <w:rPr>
+                <w:rFonts w:ascii="Arial" w:cs="Arial" w:eastAsia="Arial" w:hAnsi="Arial"/>
+                <w:b/>
+                <w:bCs/>
+                <w:color w:val="1F3864"/>
+                <w:sz w:val="16"/>
+                <w:szCs w:val="16"/>
+              </w:rPr>
+              <w:t xml:space="preserve">TC-004</w:t>
+            </w:r>
+          </w:p>
+        </w:tc>
+        <w:tc>
+          <w:tcPr>
+            <w:tcW w:type="dxa" w:w="1480"/>
+            <w:tcBorders>
+              <w:top w:val="single" w:color="BFBFBF" w:sz="1"/>
+              <w:left w:val="single" w:color="BFBFBF" w:sz="1"/>
+              <w:bottom w:val="single" w:color="BFBFBF" w:sz="1"/>
+              <w:right w:val="single" w:color="BFBFBF" w:sz="1"/>
+            </w:tcBorders>
+            <w:shd w:fill="F4F6FB" w:val="clear"/>
+            <w:tcMar>
+              <w:top w:type="dxa" w:w="55"/>
+              <w:left w:type="dxa" w:w="100"/>
+              <w:bottom w:type="dxa" w:w="55"/>
+              <w:right w:type="dxa" w:w="100"/>
+            </w:tcMar>
+            <w:vAlign w:val="center"/>
+          </w:tcPr>
+          <w:p>
+            <w:pPr>
+              <w:spacing w:after="0"/>
+              <w:jc w:val="center"/>
+            </w:pPr>
+            <w:r>
+              <w:rPr>
+                <w:rFonts w:ascii="Arial" w:cs="Arial" w:eastAsia="Arial" w:hAnsi="Arial"/>
+                <w:b w:val="false"/>
+                <w:bCs w:val="false"/>
+                <w:sz w:val="16"/>
+                <w:szCs w:val="16"/>
+              </w:rPr>
+              <w:t xml:space="preserve">Functional</w:t>
+            </w:r>
+          </w:p>
+        </w:tc>
+        <w:tc>
+          <w:tcPr>
+            <w:tcW w:type="dxa" w:w="5590"/>
+            <w:tcBorders>
+              <w:top w:val="single" w:color="BFBFBF" w:sz="1"/>
+              <w:left w:val="single" w:color="BFBFBF" w:sz="1"/>
+              <w:bottom w:val="single" w:color="BFBFBF" w:sz="1"/>
+              <w:right w:val="single" w:color="BFBFBF" w:sz="1"/>
+            </w:tcBorders>
+            <w:shd w:fill="F4F6FB" w:val="clear"/>
+            <w:tcMar>
+              <w:top w:type="dxa" w:w="55"/>
+              <w:left w:type="dxa" w:w="100"/>
+              <w:bottom w:type="dxa" w:w="55"/>
+              <w:right w:type="dxa" w:w="100"/>
+            </w:tcMar>
+            <w:vAlign w:val="center"/>
+          </w:tcPr>
+          <w:p>
+            <w:pPr>
+              <w:spacing w:after="0"/>
+              <w:jc w:val="left"/>
+            </w:pPr>
+            <w:r>
+              <w:rPr>
+                <w:rFonts w:ascii="Arial" w:cs="Arial" w:eastAsia="Arial" w:hAnsi="Arial"/>
+                <w:b w:val="false"/>
+                <w:bCs w:val="false"/>
+                <w:sz w:val="16"/>
+                <w:szCs w:val="16"/>
+              </w:rPr>
+              <w:t xml:space="preserve">Sign in with a new account and view the post-login balance</w:t>
+            </w:r>
+          </w:p>
+        </w:tc>
+        <w:tc>
+          <w:tcPr>
+            <w:tcW w:type="dxa" w:w="1510"/>
+            <w:tcBorders>
+              <w:top w:val="single" w:color="BFBFBF" w:sz="1"/>
+              <w:left w:val="single" w:color="BFBFBF" w:sz="1"/>
+              <w:bottom w:val="single" w:color="BFBFBF" w:sz="1"/>
+              <w:right w:val="single" w:color="BFBFBF" w:sz="1"/>
+            </w:tcBorders>
+            <w:shd w:fill="F4F6FB" w:val="clear"/>
+            <w:tcMar>
+              <w:top w:type="dxa" w:w="55"/>
+              <w:left w:type="dxa" w:w="100"/>
+              <w:bottom w:type="dxa" w:w="55"/>
+              <w:right w:type="dxa" w:w="100"/>
+            </w:tcMar>
+            <w:vAlign w:val="center"/>
+          </w:tcPr>
+          <w:p>
+            <w:pPr>
+              <w:spacing w:after="0"/>
+              <w:jc w:val="center"/>
+            </w:pPr>
+            <w:r>
+              <w:rPr>
+                <w:rFonts w:ascii="Arial" w:cs="Arial" w:eastAsia="Arial" w:hAnsi="Arial"/>
+                <w:b w:val="false"/>
+                <w:bCs w:val="false"/>
+                <w:color w:val="147E72"/>
+                <w:sz w:val="16"/>
+                <w:szCs w:val="16"/>
+              </w:rPr>
+              <w:t xml:space="preserve">Pass</w:t>
+            </w:r>
+          </w:p>
+        </w:tc>
+      </w:tr>
+      <w:tr>
+        <w:tc>
+          <w:tcPr>
+            <w:tcW w:type="dxa" w:w="780"/>
+            <w:tcBorders>
+              <w:top w:val="single" w:color="BFBFBF" w:sz="1"/>
+              <w:left w:val="single" w:color="BFBFBF" w:sz="1"/>
+              <w:bottom w:val="single" w:color="BFBFBF" w:sz="1"/>
+              <w:right w:val="single" w:color="BFBFBF" w:sz="1"/>
+            </w:tcBorders>
+            <w:tcMar>
+              <w:top w:type="dxa" w:w="55"/>
+              <w:left w:type="dxa" w:w="100"/>
+              <w:bottom w:type="dxa" w:w="55"/>
+              <w:right w:type="dxa" w:w="100"/>
+            </w:tcMar>
+            <w:vAlign w:val="center"/>
+          </w:tcPr>
+          <w:p>
+            <w:pPr>
+              <w:spacing w:after="0"/>
+              <w:jc w:val="center"/>
+            </w:pPr>
+            <w:r>
+              <w:rPr>
+                <w:rFonts w:ascii="Arial" w:cs="Arial" w:eastAsia="Arial" w:hAnsi="Arial"/>
+                <w:b/>
+                <w:bCs/>
+                <w:color w:val="1F3864"/>
+                <w:sz w:val="16"/>
+                <w:szCs w:val="16"/>
+              </w:rPr>
+              <w:t xml:space="preserve">TC-005</w:t>
+            </w:r>
+          </w:p>
+        </w:tc>
+        <w:tc>
+          <w:tcPr>
+            <w:tcW w:type="dxa" w:w="1480"/>
+            <w:tcBorders>
+              <w:top w:val="single" w:color="BFBFBF" w:sz="1"/>
+              <w:left w:val="single" w:color="BFBFBF" w:sz="1"/>
+              <w:bottom w:val="single" w:color="BFBFBF" w:sz="1"/>
+              <w:right w:val="single" w:color="BFBFBF" w:sz="1"/>
+            </w:tcBorders>
+            <w:tcMar>
+              <w:top w:type="dxa" w:w="55"/>
+              <w:left w:type="dxa" w:w="100"/>
+              <w:bottom w:type="dxa" w:w="55"/>
+              <w:right w:type="dxa" w:w="100"/>
+            </w:tcMar>
+            <w:vAlign w:val="center"/>
+          </w:tcPr>
+          <w:p>
+            <w:pPr>
+              <w:spacing w:after="0"/>
+              <w:jc w:val="center"/>
+            </w:pPr>
+            <w:r>
+              <w:rPr>
+                <w:rFonts w:ascii="Arial" w:cs="Arial" w:eastAsia="Arial" w:hAnsi="Arial"/>
+                <w:b w:val="false"/>
+                <w:bCs w:val="false"/>
+                <w:sz w:val="16"/>
+                <w:szCs w:val="16"/>
+              </w:rPr>
+              <w:t xml:space="preserve">Functional</w:t>
+            </w:r>
+          </w:p>
+        </w:tc>
+        <w:tc>
+          <w:tcPr>
+            <w:tcW w:type="dxa" w:w="5590"/>
+            <w:tcBorders>
+              <w:top w:val="single" w:color="BFBFBF" w:sz="1"/>
+              <w:left w:val="single" w:color="BFBFBF" w:sz="1"/>
+              <w:bottom w:val="single" w:color="BFBFBF" w:sz="1"/>
+              <w:right w:val="single" w:color="BFBFBF" w:sz="1"/>
+            </w:tcBorders>
+            <w:tcMar>
+              <w:top w:type="dxa" w:w="55"/>
+              <w:left w:type="dxa" w:w="100"/>
+              <w:bottom w:type="dxa" w:w="55"/>
+              <w:right w:type="dxa" w:w="100"/>
+            </w:tcMar>
+            <w:vAlign w:val="center"/>
+          </w:tcPr>
+          <w:p>
+            <w:pPr>
+              <w:spacing w:after="0"/>
+              <w:jc w:val="left"/>
+            </w:pPr>
+            <w:r>
+              <w:rPr>
+                <w:rFonts w:ascii="Arial" w:cs="Arial" w:eastAsia="Arial" w:hAnsi="Arial"/>
+                <w:b w:val="false"/>
+                <w:bCs w:val="false"/>
+                <w:sz w:val="16"/>
+                <w:szCs w:val="16"/>
+              </w:rPr>
+              <w:t xml:space="preserve">Sign in is rejected with invalid credentials</w:t>
+            </w:r>
+          </w:p>
+        </w:tc>
+        <w:tc>
+          <w:tcPr>
+            <w:tcW w:type="dxa" w:w="1510"/>
+            <w:tcBorders>
+              <w:top w:val="single" w:color="BFBFBF" w:sz="1"/>
+              <w:left w:val="single" w:color="BFBFBF" w:sz="1"/>
+              <w:bottom w:val="single" w:color="BFBFBF" w:sz="1"/>
+              <w:right w:val="single" w:color="BFBFBF" w:sz="1"/>
+            </w:tcBorders>
+            <w:tcMar>
+              <w:top w:type="dxa" w:w="55"/>
+              <w:left w:type="dxa" w:w="100"/>
+              <w:bottom w:type="dxa" w:w="55"/>
+              <w:right w:type="dxa" w:w="100"/>
+            </w:tcMar>
+            <w:vAlign w:val="center"/>
+          </w:tcPr>
+          <w:p>
+            <w:pPr>
+              <w:spacing w:after="0"/>
+              <w:jc w:val="center"/>
+            </w:pPr>
+            <w:r>
+              <w:rPr>
+                <w:rFonts w:ascii="Arial" w:cs="Arial" w:eastAsia="Arial" w:hAnsi="Arial"/>
+                <w:b w:val="false"/>
+                <w:bCs w:val="false"/>
+                <w:color w:val="147E72"/>
+                <w:sz w:val="16"/>
+                <w:szCs w:val="16"/>
+              </w:rPr>
+              <w:t xml:space="preserve">Pass</w:t>
+            </w:r>
+          </w:p>
+        </w:tc>
+      </w:tr>
+      <w:tr>
+        <w:tc>
+          <w:tcPr>
+            <w:tcW w:type="dxa" w:w="780"/>
+            <w:tcBorders>
+              <w:top w:val="single" w:color="BFBFBF" w:sz="1"/>
+              <w:left w:val="single" w:color="BFBFBF" w:sz="1"/>
+              <w:bottom w:val="single" w:color="BFBFBF" w:sz="1"/>
+              <w:right w:val="single" w:color="BFBFBF" w:sz="1"/>
+            </w:tcBorders>
+            <w:shd w:fill="F4F6FB" w:val="clear"/>
+            <w:tcMar>
+              <w:top w:type="dxa" w:w="55"/>
+              <w:left w:type="dxa" w:w="100"/>
+              <w:bottom w:type="dxa" w:w="55"/>
+              <w:right w:type="dxa" w:w="100"/>
+            </w:tcMar>
+            <w:vAlign w:val="center"/>
+          </w:tcPr>
+          <w:p>
+            <w:pPr>
+              <w:spacing w:after="0"/>
+              <w:jc w:val="center"/>
+            </w:pPr>
+            <w:r>
+              <w:rPr>
+                <w:rFonts w:ascii="Arial" w:cs="Arial" w:eastAsia="Arial" w:hAnsi="Arial"/>
+                <w:b/>
+                <w:bCs/>
+                <w:color w:val="1F3864"/>
+                <w:sz w:val="16"/>
+                <w:szCs w:val="16"/>
+              </w:rPr>
+              <w:t xml:space="preserve">TC-006</w:t>
+            </w:r>
+          </w:p>
+        </w:tc>
+        <w:tc>
+          <w:tcPr>
+            <w:tcW w:type="dxa" w:w="1480"/>
+            <w:tcBorders>
+              <w:top w:val="single" w:color="BFBFBF" w:sz="1"/>
+              <w:left w:val="single" w:color="BFBFBF" w:sz="1"/>
+              <w:bottom w:val="single" w:color="BFBFBF" w:sz="1"/>
+              <w:right w:val="single" w:color="BFBFBF" w:sz="1"/>
+            </w:tcBorders>
+            <w:shd w:fill="F4F6FB" w:val="clear"/>
+            <w:tcMar>
+              <w:top w:type="dxa" w:w="55"/>
+              <w:left w:type="dxa" w:w="100"/>
+              <w:bottom w:type="dxa" w:w="55"/>
+              <w:right w:type="dxa" w:w="100"/>
+            </w:tcMar>
+            <w:vAlign w:val="center"/>
+          </w:tcPr>
+          <w:p>
+            <w:pPr>
+              <w:spacing w:after="0"/>
+              <w:jc w:val="center"/>
+            </w:pPr>
+            <w:r>
+              <w:rPr>
+                <w:rFonts w:ascii="Arial" w:cs="Arial" w:eastAsia="Arial" w:hAnsi="Arial"/>
+                <w:b w:val="false"/>
+                <w:bCs w:val="false"/>
+                <w:sz w:val="16"/>
+                <w:szCs w:val="16"/>
+              </w:rPr>
+              <w:t xml:space="preserve">Functional</w:t>
+            </w:r>
+          </w:p>
+        </w:tc>
+        <w:tc>
+          <w:tcPr>
+            <w:tcW w:type="dxa" w:w="5590"/>
+            <w:tcBorders>
+              <w:top w:val="single" w:color="BFBFBF" w:sz="1"/>
+              <w:left w:val="single" w:color="BFBFBF" w:sz="1"/>
+              <w:bottom w:val="single" w:color="BFBFBF" w:sz="1"/>
+              <w:right w:val="single" w:color="BFBFBF" w:sz="1"/>
+            </w:tcBorders>
+            <w:shd w:fill="F4F6FB" w:val="clear"/>
+            <w:tcMar>
+              <w:top w:type="dxa" w:w="55"/>
+              <w:left w:type="dxa" w:w="100"/>
+              <w:bottom w:type="dxa" w:w="55"/>
+              <w:right w:type="dxa" w:w="100"/>
+            </w:tcMar>
+            <w:vAlign w:val="center"/>
+          </w:tcPr>
+          <w:p>
+            <w:pPr>
+              <w:spacing w:after="0"/>
+              <w:jc w:val="left"/>
+            </w:pPr>
+            <w:r>
+              <w:rPr>
+                <w:rFonts w:ascii="Arial" w:cs="Arial" w:eastAsia="Arial" w:hAnsi="Arial"/>
+                <w:b w:val="false"/>
+                <w:bCs w:val="false"/>
+                <w:sz w:val="16"/>
+                <w:szCs w:val="16"/>
+              </w:rPr>
+              <w:t xml:space="preserve">Log out ends the session and returns to the login page</w:t>
+            </w:r>
+          </w:p>
+        </w:tc>
+        <w:tc>
+          <w:tcPr>
+            <w:tcW w:type="dxa" w:w="1510"/>
+            <w:tcBorders>
+              <w:top w:val="single" w:color="BFBFBF" w:sz="1"/>
+              <w:left w:val="single" w:color="BFBFBF" w:sz="1"/>
+              <w:bottom w:val="single" w:color="BFBFBF" w:sz="1"/>
+              <w:right w:val="single" w:color="BFBFBF" w:sz="1"/>
+            </w:tcBorders>
+            <w:shd w:fill="F4F6FB" w:val="clear"/>
+            <w:tcMar>
+              <w:top w:type="dxa" w:w="55"/>
+              <w:left w:type="dxa" w:w="100"/>
+              <w:bottom w:type="dxa" w:w="55"/>
+              <w:right w:type="dxa" w:w="100"/>
+            </w:tcMar>
+            <w:vAlign w:val="center"/>
+          </w:tcPr>
+          <w:p>
+            <w:pPr>
+              <w:spacing w:after="0"/>
+              <w:jc w:val="center"/>
+            </w:pPr>
+            <w:r>
+              <w:rPr>
+                <w:rFonts w:ascii="Arial" w:cs="Arial" w:eastAsia="Arial" w:hAnsi="Arial"/>
+                <w:b w:val="false"/>
+                <w:bCs w:val="false"/>
+                <w:color w:val="147E72"/>
+                <w:sz w:val="16"/>
+                <w:szCs w:val="16"/>
+              </w:rPr>
+              <w:t xml:space="preserve">Pass</w:t>
+            </w:r>
+          </w:p>
+        </w:tc>
+      </w:tr>
+      <w:tr>
+        <w:tc>
+          <w:tcPr>
+            <w:tcW w:type="dxa" w:w="780"/>
+            <w:tcBorders>
+              <w:top w:val="single" w:color="BFBFBF" w:sz="1"/>
+              <w:left w:val="single" w:color="BFBFBF" w:sz="1"/>
+              <w:bottom w:val="single" w:color="BFBFBF" w:sz="1"/>
+              <w:right w:val="single" w:color="BFBFBF" w:sz="1"/>
+            </w:tcBorders>
+            <w:tcMar>
+              <w:top w:type="dxa" w:w="55"/>
+              <w:left w:type="dxa" w:w="100"/>
+              <w:bottom w:type="dxa" w:w="55"/>
+              <w:right w:type="dxa" w:w="100"/>
+            </w:tcMar>
+            <w:vAlign w:val="center"/>
+          </w:tcPr>
+          <w:p>
+            <w:pPr>
+              <w:spacing w:after="0"/>
+              <w:jc w:val="center"/>
+            </w:pPr>
+            <w:r>
+              <w:rPr>
+                <w:rFonts w:ascii="Arial" w:cs="Arial" w:eastAsia="Arial" w:hAnsi="Arial"/>
+                <w:b/>
+                <w:bCs/>
+                <w:color w:val="1F3864"/>
+                <w:sz w:val="16"/>
+                <w:szCs w:val="16"/>
+              </w:rPr>
+              <w:t xml:space="preserve">TC-007</w:t>
+            </w:r>
+          </w:p>
+        </w:tc>
+        <w:tc>
+          <w:tcPr>
+            <w:tcW w:type="dxa" w:w="1480"/>
+            <w:tcBorders>
+              <w:top w:val="single" w:color="BFBFBF" w:sz="1"/>
+              <w:left w:val="single" w:color="BFBFBF" w:sz="1"/>
+              <w:bottom w:val="single" w:color="BFBFBF" w:sz="1"/>
+              <w:right w:val="single" w:color="BFBFBF" w:sz="1"/>
+            </w:tcBorders>
+            <w:tcMar>
+              <w:top w:type="dxa" w:w="55"/>
+              <w:left w:type="dxa" w:w="100"/>
+              <w:bottom w:type="dxa" w:w="55"/>
+              <w:right w:type="dxa" w:w="100"/>
+            </w:tcMar>
+            <w:vAlign w:val="center"/>
+          </w:tcPr>
+          <w:p>
+            <w:pPr>
+              <w:spacing w:after="0"/>
+              <w:jc w:val="center"/>
+            </w:pPr>
+            <w:r>
+              <w:rPr>
+                <w:rFonts w:ascii="Arial" w:cs="Arial" w:eastAsia="Arial" w:hAnsi="Arial"/>
+                <w:b w:val="false"/>
+                <w:bCs w:val="false"/>
+                <w:sz w:val="16"/>
+                <w:szCs w:val="16"/>
+              </w:rPr>
+              <w:t xml:space="preserve">Boundary</w:t>
+            </w:r>
+          </w:p>
+        </w:tc>
+        <w:tc>
+          <w:tcPr>
+            <w:tcW w:type="dxa" w:w="5590"/>
+            <w:tcBorders>
+              <w:top w:val="single" w:color="BFBFBF" w:sz="1"/>
+              <w:left w:val="single" w:color="BFBFBF" w:sz="1"/>
+              <w:bottom w:val="single" w:color="BFBFBF" w:sz="1"/>
+              <w:right w:val="single" w:color="BFBFBF" w:sz="1"/>
+            </w:tcBorders>
+            <w:tcMar>
+              <w:top w:type="dxa" w:w="55"/>
+              <w:left w:type="dxa" w:w="100"/>
+              <w:bottom w:type="dxa" w:w="55"/>
+              <w:right w:type="dxa" w:w="100"/>
+            </w:tcMar>
+            <w:vAlign w:val="center"/>
+          </w:tcPr>
+          <w:p>
+            <w:pPr>
+              <w:spacing w:after="0"/>
+              <w:jc w:val="left"/>
+            </w:pPr>
+            <w:r>
+              <w:rPr>
+                <w:rFonts w:ascii="Arial" w:cs="Arial" w:eastAsia="Arial" w:hAnsi="Arial"/>
+                <w:b w:val="false"/>
+                <w:bCs w:val="false"/>
+                <w:sz w:val="16"/>
+                <w:szCs w:val="16"/>
+              </w:rPr>
+              <w:t xml:space="preserve">Registration is rejected when the password confirmation does not match</w:t>
+            </w:r>
+          </w:p>
+        </w:tc>
+        <w:tc>
+          <w:tcPr>
+            <w:tcW w:type="dxa" w:w="1510"/>
+            <w:tcBorders>
+              <w:top w:val="single" w:color="BFBFBF" w:sz="1"/>
+              <w:left w:val="single" w:color="BFBFBF" w:sz="1"/>
+              <w:bottom w:val="single" w:color="BFBFBF" w:sz="1"/>
+              <w:right w:val="single" w:color="BFBFBF" w:sz="1"/>
+            </w:tcBorders>
+            <w:tcMar>
+              <w:top w:type="dxa" w:w="55"/>
+              <w:left w:type="dxa" w:w="100"/>
+              <w:bottom w:type="dxa" w:w="55"/>
+              <w:right w:type="dxa" w:w="100"/>
+            </w:tcMar>
+            <w:vAlign w:val="center"/>
+          </w:tcPr>
+          <w:p>
+            <w:pPr>
+              <w:spacing w:after="0"/>
+              <w:jc w:val="center"/>
+            </w:pPr>
+            <w:r>
+              <w:rPr>
+                <w:rFonts w:ascii="Arial" w:cs="Arial" w:eastAsia="Arial" w:hAnsi="Arial"/>
+                <w:b w:val="false"/>
+                <w:bCs w:val="false"/>
+                <w:color w:val="147E72"/>
+                <w:sz w:val="16"/>
+                <w:szCs w:val="16"/>
+              </w:rPr>
+              <w:t xml:space="preserve">Pass</w:t>
+            </w:r>
+          </w:p>
+        </w:tc>
+      </w:tr>
+      <w:tr>
+        <w:tc>
+          <w:tcPr>
+            <w:tcW w:type="dxa" w:w="780"/>
+            <w:tcBorders>
+              <w:top w:val="single" w:color="BFBFBF" w:sz="1"/>
+              <w:left w:val="single" w:color="BFBFBF" w:sz="1"/>
+              <w:bottom w:val="single" w:color="BFBFBF" w:sz="1"/>
+              <w:right w:val="single" w:color="BFBFBF" w:sz="1"/>
+            </w:tcBorders>
+            <w:shd w:fill="F4F6FB" w:val="clear"/>
+            <w:tcMar>
+              <w:top w:type="dxa" w:w="55"/>
+              <w:left w:type="dxa" w:w="100"/>
+              <w:bottom w:type="dxa" w:w="55"/>
+              <w:right w:type="dxa" w:w="100"/>
+            </w:tcMar>
+            <w:vAlign w:val="center"/>
+          </w:tcPr>
+          <w:p>
+            <w:pPr>
+              <w:spacing w:after="0"/>
+              <w:jc w:val="center"/>
+            </w:pPr>
+            <w:r>
+              <w:rPr>
+                <w:rFonts w:ascii="Arial" w:cs="Arial" w:eastAsia="Arial" w:hAnsi="Arial"/>
+                <w:b/>
+                <w:bCs/>
+                <w:color w:val="1F3864"/>
+                <w:sz w:val="16"/>
+                <w:szCs w:val="16"/>
+              </w:rPr>
+              <w:t xml:space="preserve">TC-008</w:t>
+            </w:r>
+          </w:p>
+        </w:tc>
+        <w:tc>
+          <w:tcPr>
+            <w:tcW w:type="dxa" w:w="1480"/>
+            <w:tcBorders>
+              <w:top w:val="single" w:color="BFBFBF" w:sz="1"/>
+              <w:left w:val="single" w:color="BFBFBF" w:sz="1"/>
+              <w:bottom w:val="single" w:color="BFBFBF" w:sz="1"/>
+              <w:right w:val="single" w:color="BFBFBF" w:sz="1"/>
+            </w:tcBorders>
+            <w:shd w:fill="F4F6FB" w:val="clear"/>
+            <w:tcMar>
+              <w:top w:type="dxa" w:w="55"/>
+              <w:left w:type="dxa" w:w="100"/>
+              <w:bottom w:type="dxa" w:w="55"/>
+              <w:right w:type="dxa" w:w="100"/>
+            </w:tcMar>
+            <w:vAlign w:val="center"/>
+          </w:tcPr>
+          <w:p>
+            <w:pPr>
+              <w:spacing w:after="0"/>
+              <w:jc w:val="center"/>
+            </w:pPr>
+            <w:r>
+              <w:rPr>
+                <w:rFonts w:ascii="Arial" w:cs="Arial" w:eastAsia="Arial" w:hAnsi="Arial"/>
+                <w:b w:val="false"/>
+                <w:bCs w:val="false"/>
+                <w:sz w:val="16"/>
+                <w:szCs w:val="16"/>
+              </w:rPr>
+              <w:t xml:space="preserve">Boundary</w:t>
+            </w:r>
+          </w:p>
+        </w:tc>
+        <w:tc>
+          <w:tcPr>
+            <w:tcW w:type="dxa" w:w="5590"/>
+            <w:tcBorders>
+              <w:top w:val="single" w:color="BFBFBF" w:sz="1"/>
+              <w:left w:val="single" w:color="BFBFBF" w:sz="1"/>
+              <w:bottom w:val="single" w:color="BFBFBF" w:sz="1"/>
+              <w:right w:val="single" w:color="BFBFBF" w:sz="1"/>
+            </w:tcBorders>
+            <w:shd w:fill="F4F6FB" w:val="clear"/>
+            <w:tcMar>
+              <w:top w:type="dxa" w:w="55"/>
+              <w:left w:type="dxa" w:w="100"/>
+              <w:bottom w:type="dxa" w:w="55"/>
+              <w:right w:type="dxa" w:w="100"/>
+            </w:tcMar>
+            <w:vAlign w:val="center"/>
+          </w:tcPr>
+          <w:p>
+            <w:pPr>
+              <w:spacing w:after="0"/>
+              <w:jc w:val="left"/>
+            </w:pPr>
+            <w:r>
+              <w:rPr>
+                <w:rFonts w:ascii="Arial" w:cs="Arial" w:eastAsia="Arial" w:hAnsi="Arial"/>
+                <w:b w:val="false"/>
+                <w:bCs w:val="false"/>
+                <w:sz w:val="16"/>
+                <w:szCs w:val="16"/>
+              </w:rPr>
+              <w:t xml:space="preserve">Registration is rejected when only some mandatory fields are completed</w:t>
+            </w:r>
+          </w:p>
+        </w:tc>
+        <w:tc>
+          <w:tcPr>
+            <w:tcW w:type="dxa" w:w="1510"/>
+            <w:tcBorders>
+              <w:top w:val="single" w:color="BFBFBF" w:sz="1"/>
+              <w:left w:val="single" w:color="BFBFBF" w:sz="1"/>
+              <w:bottom w:val="single" w:color="BFBFBF" w:sz="1"/>
+              <w:right w:val="single" w:color="BFBFBF" w:sz="1"/>
+            </w:tcBorders>
+            <w:shd w:fill="F4F6FB" w:val="clear"/>
+            <w:tcMar>
+              <w:top w:type="dxa" w:w="55"/>
+              <w:left w:type="dxa" w:w="100"/>
+              <w:bottom w:type="dxa" w:w="55"/>
+              <w:right w:type="dxa" w:w="100"/>
+            </w:tcMar>
+            <w:vAlign w:val="center"/>
+          </w:tcPr>
+          <w:p>
+            <w:pPr>
+              <w:spacing w:after="0"/>
+              <w:jc w:val="center"/>
+            </w:pPr>
+            <w:r>
+              <w:rPr>
+                <w:rFonts w:ascii="Arial" w:cs="Arial" w:eastAsia="Arial" w:hAnsi="Arial"/>
+                <w:b w:val="false"/>
+                <w:bCs w:val="false"/>
+                <w:color w:val="147E72"/>
+                <w:sz w:val="16"/>
+                <w:szCs w:val="16"/>
+              </w:rPr>
+              <w:t xml:space="preserve">Pass</w:t>
+            </w:r>
+          </w:p>
+        </w:tc>
+      </w:tr>
+      <w:tr>
+        <w:tc>
+          <w:tcPr>
+            <w:tcW w:type="dxa" w:w="780"/>
+            <w:tcBorders>
+              <w:top w:val="single" w:color="BFBFBF" w:sz="1"/>
+              <w:left w:val="single" w:color="BFBFBF" w:sz="1"/>
+              <w:bottom w:val="single" w:color="BFBFBF" w:sz="1"/>
+              <w:right w:val="single" w:color="BFBFBF" w:sz="1"/>
+            </w:tcBorders>
+            <w:tcMar>
+              <w:top w:type="dxa" w:w="55"/>
+              <w:left w:type="dxa" w:w="100"/>
+              <w:bottom w:type="dxa" w:w="55"/>
+              <w:right w:type="dxa" w:w="100"/>
+            </w:tcMar>
+            <w:vAlign w:val="center"/>
+          </w:tcPr>
+          <w:p>
+            <w:pPr>
+              <w:spacing w:after="0"/>
+              <w:jc w:val="center"/>
+            </w:pPr>
+            <w:r>
+              <w:rPr>
+                <w:rFonts w:ascii="Arial" w:cs="Arial" w:eastAsia="Arial" w:hAnsi="Arial"/>
+                <w:b/>
+                <w:bCs/>
+                <w:color w:val="1F3864"/>
+                <w:sz w:val="16"/>
+                <w:szCs w:val="16"/>
+              </w:rPr>
+              <w:t xml:space="preserve">TC-009</w:t>
+            </w:r>
+          </w:p>
+        </w:tc>
+        <w:tc>
+          <w:tcPr>
+            <w:tcW w:type="dxa" w:w="1480"/>
+            <w:tcBorders>
+              <w:top w:val="single" w:color="BFBFBF" w:sz="1"/>
+              <w:left w:val="single" w:color="BFBFBF" w:sz="1"/>
+              <w:bottom w:val="single" w:color="BFBFBF" w:sz="1"/>
+              <w:right w:val="single" w:color="BFBFBF" w:sz="1"/>
+            </w:tcBorders>
+            <w:tcMar>
+              <w:top w:type="dxa" w:w="55"/>
+              <w:left w:type="dxa" w:w="100"/>
+              <w:bottom w:type="dxa" w:w="55"/>
+              <w:right w:type="dxa" w:w="100"/>
+            </w:tcMar>
+            <w:vAlign w:val="center"/>
+          </w:tcPr>
+          <w:p>
+            <w:pPr>
+              <w:spacing w:after="0"/>
+              <w:jc w:val="center"/>
+            </w:pPr>
+            <w:r>
+              <w:rPr>
+                <w:rFonts w:ascii="Arial" w:cs="Arial" w:eastAsia="Arial" w:hAnsi="Arial"/>
+                <w:b w:val="false"/>
+                <w:bCs w:val="false"/>
+                <w:sz w:val="16"/>
+                <w:szCs w:val="16"/>
+              </w:rPr>
+              <w:t xml:space="preserve">Boundary</w:t>
+            </w:r>
+          </w:p>
+        </w:tc>
+        <w:tc>
+          <w:tcPr>
+            <w:tcW w:type="dxa" w:w="5590"/>
+            <w:tcBorders>
+              <w:top w:val="single" w:color="BFBFBF" w:sz="1"/>
+              <w:left w:val="single" w:color="BFBFBF" w:sz="1"/>
+              <w:bottom w:val="single" w:color="BFBFBF" w:sz="1"/>
+              <w:right w:val="single" w:color="BFBFBF" w:sz="1"/>
+            </w:tcBorders>
+            <w:tcMar>
+              <w:top w:type="dxa" w:w="55"/>
+              <w:left w:type="dxa" w:w="100"/>
+              <w:bottom w:type="dxa" w:w="55"/>
+              <w:right w:type="dxa" w:w="100"/>
+            </w:tcMar>
+            <w:vAlign w:val="center"/>
+          </w:tcPr>
+          <w:p>
+            <w:pPr>
+              <w:spacing w:after="0"/>
+              <w:jc w:val="left"/>
+            </w:pPr>
+            <w:r>
+              <w:rPr>
+                <w:rFonts w:ascii="Arial" w:cs="Arial" w:eastAsia="Arial" w:hAnsi="Arial"/>
+                <w:b w:val="false"/>
+                <w:bCs w:val="false"/>
+                <w:sz w:val="16"/>
+                <w:szCs w:val="16"/>
+              </w:rPr>
+              <w:t xml:space="preserve">Registration succeeds with minimum-length field values</w:t>
+            </w:r>
+          </w:p>
+        </w:tc>
+        <w:tc>
+          <w:tcPr>
+            <w:tcW w:type="dxa" w:w="1510"/>
+            <w:tcBorders>
+              <w:top w:val="single" w:color="BFBFBF" w:sz="1"/>
+              <w:left w:val="single" w:color="BFBFBF" w:sz="1"/>
+              <w:bottom w:val="single" w:color="BFBFBF" w:sz="1"/>
+              <w:right w:val="single" w:color="BFBFBF" w:sz="1"/>
+            </w:tcBorders>
+            <w:tcMar>
+              <w:top w:type="dxa" w:w="55"/>
+              <w:left w:type="dxa" w:w="100"/>
+              <w:bottom w:type="dxa" w:w="55"/>
+              <w:right w:type="dxa" w:w="100"/>
+            </w:tcMar>
+            <w:vAlign w:val="center"/>
+          </w:tcPr>
+          <w:p>
+            <w:pPr>
+              <w:spacing w:after="0"/>
+              <w:jc w:val="center"/>
+            </w:pPr>
+            <w:r>
+              <w:rPr>
+                <w:rFonts w:ascii="Arial" w:cs="Arial" w:eastAsia="Arial" w:hAnsi="Arial"/>
+                <w:b w:val="false"/>
+                <w:bCs w:val="false"/>
+                <w:color w:val="147E72"/>
+                <w:sz w:val="16"/>
+                <w:szCs w:val="16"/>
+              </w:rPr>
+              <w:t xml:space="preserve">Pass</w:t>
+            </w:r>
+          </w:p>
+        </w:tc>
+      </w:tr>
+      <w:tr>
+        <w:tc>
+          <w:tcPr>
+            <w:tcW w:type="dxa" w:w="780"/>
+            <w:tcBorders>
+              <w:top w:val="single" w:color="BFBFBF" w:sz="1"/>
+              <w:left w:val="single" w:color="BFBFBF" w:sz="1"/>
+              <w:bottom w:val="single" w:color="BFBFBF" w:sz="1"/>
+              <w:right w:val="single" w:color="BFBFBF" w:sz="1"/>
+            </w:tcBorders>
+            <w:shd w:fill="F4F6FB" w:val="clear"/>
+            <w:tcMar>
+              <w:top w:type="dxa" w:w="55"/>
+              <w:left w:type="dxa" w:w="100"/>
+              <w:bottom w:type="dxa" w:w="55"/>
+              <w:right w:type="dxa" w:w="100"/>
+            </w:tcMar>
+            <w:vAlign w:val="center"/>
+          </w:tcPr>
+          <w:p>
+            <w:pPr>
+              <w:spacing w:after="0"/>
+              <w:jc w:val="center"/>
+            </w:pPr>
+            <w:r>
+              <w:rPr>
+                <w:rFonts w:ascii="Arial" w:cs="Arial" w:eastAsia="Arial" w:hAnsi="Arial"/>
+                <w:b/>
+                <w:bCs/>
+                <w:color w:val="1F3864"/>
+                <w:sz w:val="16"/>
+                <w:szCs w:val="16"/>
+              </w:rPr>
+              <w:t xml:space="preserve">TC-010</w:t>
+            </w:r>
+          </w:p>
+        </w:tc>
+        <w:tc>
+          <w:tcPr>
+            <w:tcW w:type="dxa" w:w="1480"/>
+            <w:tcBorders>
+              <w:top w:val="single" w:color="BFBFBF" w:sz="1"/>
+              <w:left w:val="single" w:color="BFBFBF" w:sz="1"/>
+              <w:bottom w:val="single" w:color="BFBFBF" w:sz="1"/>
+              <w:right w:val="single" w:color="BFBFBF" w:sz="1"/>
+            </w:tcBorders>
+            <w:shd w:fill="F4F6FB" w:val="clear"/>
+            <w:tcMar>
+              <w:top w:type="dxa" w:w="55"/>
+              <w:left w:type="dxa" w:w="100"/>
+              <w:bottom w:type="dxa" w:w="55"/>
+              <w:right w:type="dxa" w:w="100"/>
+            </w:tcMar>
+            <w:vAlign w:val="center"/>
+          </w:tcPr>
+          <w:p>
+            <w:pPr>
+              <w:spacing w:after="0"/>
+              <w:jc w:val="center"/>
+            </w:pPr>
+            <w:r>
+              <w:rPr>
+                <w:rFonts w:ascii="Arial" w:cs="Arial" w:eastAsia="Arial" w:hAnsi="Arial"/>
+                <w:b w:val="false"/>
+                <w:bCs w:val="false"/>
+                <w:sz w:val="16"/>
+                <w:szCs w:val="16"/>
+              </w:rPr>
+              <w:t xml:space="preserve">Boundary</w:t>
+            </w:r>
+          </w:p>
+        </w:tc>
+        <w:tc>
+          <w:tcPr>
+            <w:tcW w:type="dxa" w:w="5590"/>
+            <w:tcBorders>
+              <w:top w:val="single" w:color="BFBFBF" w:sz="1"/>
+              <w:left w:val="single" w:color="BFBFBF" w:sz="1"/>
+              <w:bottom w:val="single" w:color="BFBFBF" w:sz="1"/>
+              <w:right w:val="single" w:color="BFBFBF" w:sz="1"/>
+            </w:tcBorders>
+            <w:shd w:fill="F4F6FB" w:val="clear"/>
+            <w:tcMar>
+              <w:top w:type="dxa" w:w="55"/>
+              <w:left w:type="dxa" w:w="100"/>
+              <w:bottom w:type="dxa" w:w="55"/>
+              <w:right w:type="dxa" w:w="100"/>
+            </w:tcMar>
+            <w:vAlign w:val="center"/>
+          </w:tcPr>
+          <w:p>
+            <w:pPr>
+              <w:spacing w:after="0"/>
+              <w:jc w:val="left"/>
+            </w:pPr>
+            <w:r>
+              <w:rPr>
+                <w:rFonts w:ascii="Arial" w:cs="Arial" w:eastAsia="Arial" w:hAnsi="Arial"/>
+                <w:b w:val="false"/>
+                <w:bCs w:val="false"/>
+                <w:sz w:val="16"/>
+                <w:szCs w:val="16"/>
+              </w:rPr>
+              <w:t xml:space="preserve">Registration succeeds with maximum-length field values</w:t>
+            </w:r>
+          </w:p>
+        </w:tc>
+        <w:tc>
+          <w:tcPr>
+            <w:tcW w:type="dxa" w:w="1510"/>
+            <w:tcBorders>
+              <w:top w:val="single" w:color="BFBFBF" w:sz="1"/>
+              <w:left w:val="single" w:color="BFBFBF" w:sz="1"/>
+              <w:bottom w:val="single" w:color="BFBFBF" w:sz="1"/>
+              <w:right w:val="single" w:color="BFBFBF" w:sz="1"/>
+            </w:tcBorders>
+            <w:shd w:fill="F4F6FB" w:val="clear"/>
+            <w:tcMar>
+              <w:top w:type="dxa" w:w="55"/>
+              <w:left w:type="dxa" w:w="100"/>
+              <w:bottom w:type="dxa" w:w="55"/>
+              <w:right w:type="dxa" w:w="100"/>
+            </w:tcMar>
+            <w:vAlign w:val="center"/>
+          </w:tcPr>
+          <w:p>
+            <w:pPr>
+              <w:spacing w:after="0"/>
+              <w:jc w:val="center"/>
+            </w:pPr>
+            <w:r>
+              <w:rPr>
+                <w:rFonts w:ascii="Arial" w:cs="Arial" w:eastAsia="Arial" w:hAnsi="Arial"/>
+                <w:b w:val="false"/>
+                <w:bCs w:val="false"/>
+                <w:color w:val="147E72"/>
+                <w:sz w:val="16"/>
+                <w:szCs w:val="16"/>
+              </w:rPr>
+              <w:t xml:space="preserve">Pass</w:t>
+            </w:r>
+          </w:p>
+        </w:tc>
+      </w:tr>
+      <w:tr>
+        <w:tc>
+          <w:tcPr>
+            <w:tcW w:type="dxa" w:w="780"/>
+            <w:tcBorders>
+              <w:top w:val="single" w:color="BFBFBF" w:sz="1"/>
+              <w:left w:val="single" w:color="BFBFBF" w:sz="1"/>
+              <w:bottom w:val="single" w:color="BFBFBF" w:sz="1"/>
+              <w:right w:val="single" w:color="BFBFBF" w:sz="1"/>
+            </w:tcBorders>
+            <w:tcMar>
+              <w:top w:type="dxa" w:w="55"/>
+              <w:left w:type="dxa" w:w="100"/>
+              <w:bottom w:type="dxa" w:w="55"/>
+              <w:right w:type="dxa" w:w="100"/>
+            </w:tcMar>
+            <w:vAlign w:val="center"/>
+          </w:tcPr>
+          <w:p>
+            <w:pPr>
+              <w:spacing w:after="0"/>
+              <w:jc w:val="center"/>
+            </w:pPr>
+            <w:r>
+              <w:rPr>
+                <w:rFonts w:ascii="Arial" w:cs="Arial" w:eastAsia="Arial" w:hAnsi="Arial"/>
+                <w:b/>
+                <w:bCs/>
+                <w:color w:val="1F3864"/>
+                <w:sz w:val="16"/>
+                <w:szCs w:val="16"/>
+              </w:rPr>
+              <w:t xml:space="preserve">TC-011</w:t>
+            </w:r>
+          </w:p>
+        </w:tc>
+        <w:tc>
+          <w:tcPr>
+            <w:tcW w:type="dxa" w:w="1480"/>
+            <w:tcBorders>
+              <w:top w:val="single" w:color="BFBFBF" w:sz="1"/>
+              <w:left w:val="single" w:color="BFBFBF" w:sz="1"/>
+              <w:bottom w:val="single" w:color="BFBFBF" w:sz="1"/>
+              <w:right w:val="single" w:color="BFBFBF" w:sz="1"/>
+            </w:tcBorders>
+            <w:tcMar>
+              <w:top w:type="dxa" w:w="55"/>
+              <w:left w:type="dxa" w:w="100"/>
+              <w:bottom w:type="dxa" w:w="55"/>
+              <w:right w:type="dxa" w:w="100"/>
+            </w:tcMar>
+            <w:vAlign w:val="center"/>
+          </w:tcPr>
+          <w:p>
+            <w:pPr>
+              <w:spacing w:after="0"/>
+              <w:jc w:val="center"/>
+            </w:pPr>
+            <w:r>
+              <w:rPr>
+                <w:rFonts w:ascii="Arial" w:cs="Arial" w:eastAsia="Arial" w:hAnsi="Arial"/>
+                <w:b w:val="false"/>
+                <w:bCs w:val="false"/>
+                <w:sz w:val="16"/>
+                <w:szCs w:val="16"/>
+              </w:rPr>
+              <w:t xml:space="preserve">Boundary</w:t>
+            </w:r>
+          </w:p>
+        </w:tc>
+        <w:tc>
+          <w:tcPr>
+            <w:tcW w:type="dxa" w:w="5590"/>
+            <w:tcBorders>
+              <w:top w:val="single" w:color="BFBFBF" w:sz="1"/>
+              <w:left w:val="single" w:color="BFBFBF" w:sz="1"/>
+              <w:bottom w:val="single" w:color="BFBFBF" w:sz="1"/>
+              <w:right w:val="single" w:color="BFBFBF" w:sz="1"/>
+            </w:tcBorders>
+            <w:tcMar>
+              <w:top w:type="dxa" w:w="55"/>
+              <w:left w:type="dxa" w:w="100"/>
+              <w:bottom w:type="dxa" w:w="55"/>
+              <w:right w:type="dxa" w:w="100"/>
+            </w:tcMar>
+            <w:vAlign w:val="center"/>
+          </w:tcPr>
+          <w:p>
+            <w:pPr>
+              <w:spacing w:after="0"/>
+              <w:jc w:val="left"/>
+            </w:pPr>
+            <w:r>
+              <w:rPr>
+                <w:rFonts w:ascii="Arial" w:cs="Arial" w:eastAsia="Arial" w:hAnsi="Arial"/>
+                <w:b w:val="false"/>
+                <w:bCs w:val="false"/>
+                <w:sz w:val="16"/>
+                <w:szCs w:val="16"/>
+              </w:rPr>
+              <w:t xml:space="preserve">Registration succeeds with special-character field values</w:t>
+            </w:r>
+          </w:p>
+        </w:tc>
+        <w:tc>
+          <w:tcPr>
+            <w:tcW w:type="dxa" w:w="1510"/>
+            <w:tcBorders>
+              <w:top w:val="single" w:color="BFBFBF" w:sz="1"/>
+              <w:left w:val="single" w:color="BFBFBF" w:sz="1"/>
+              <w:bottom w:val="single" w:color="BFBFBF" w:sz="1"/>
+              <w:right w:val="single" w:color="BFBFBF" w:sz="1"/>
+            </w:tcBorders>
+            <w:tcMar>
+              <w:top w:type="dxa" w:w="55"/>
+              <w:left w:type="dxa" w:w="100"/>
+              <w:bottom w:type="dxa" w:w="55"/>
+              <w:right w:type="dxa" w:w="100"/>
+            </w:tcMar>
+            <w:vAlign w:val="center"/>
+          </w:tcPr>
+          <w:p>
+            <w:pPr>
+              <w:spacing w:after="0"/>
+              <w:jc w:val="center"/>
+            </w:pPr>
+            <w:r>
+              <w:rPr>
+                <w:rFonts w:ascii="Arial" w:cs="Arial" w:eastAsia="Arial" w:hAnsi="Arial"/>
+                <w:b w:val="false"/>
+                <w:bCs w:val="false"/>
+                <w:color w:val="147E72"/>
+                <w:sz w:val="16"/>
+                <w:szCs w:val="16"/>
+              </w:rPr>
+              <w:t xml:space="preserve">Pass</w:t>
+            </w:r>
+          </w:p>
+        </w:tc>
+      </w:tr>
+      <w:tr>
+        <w:tc>
+          <w:tcPr>
+            <w:tcW w:type="dxa" w:w="780"/>
+            <w:tcBorders>
+              <w:top w:val="single" w:color="BFBFBF" w:sz="1"/>
+              <w:left w:val="single" w:color="BFBFBF" w:sz="1"/>
+              <w:bottom w:val="single" w:color="BFBFBF" w:sz="1"/>
+              <w:right w:val="single" w:color="BFBFBF" w:sz="1"/>
+            </w:tcBorders>
+            <w:shd w:fill="F4F6FB" w:val="clear"/>
+            <w:tcMar>
+              <w:top w:type="dxa" w:w="55"/>
+              <w:left w:type="dxa" w:w="100"/>
+              <w:bottom w:type="dxa" w:w="55"/>
+              <w:right w:type="dxa" w:w="100"/>
+            </w:tcMar>
+            <w:vAlign w:val="center"/>
+          </w:tcPr>
+          <w:p>
+            <w:pPr>
+              <w:spacing w:after="0"/>
+              <w:jc w:val="center"/>
+            </w:pPr>
+            <w:r>
+              <w:rPr>
+                <w:rFonts w:ascii="Arial" w:cs="Arial" w:eastAsia="Arial" w:hAnsi="Arial"/>
+                <w:b/>
+                <w:bCs/>
+                <w:color w:val="1F3864"/>
+                <w:sz w:val="16"/>
+                <w:szCs w:val="16"/>
+              </w:rPr>
+              <w:t xml:space="preserve">TC-012</w:t>
+            </w:r>
+          </w:p>
+        </w:tc>
+        <w:tc>
+          <w:tcPr>
+            <w:tcW w:type="dxa" w:w="1480"/>
+            <w:tcBorders>
+              <w:top w:val="single" w:color="BFBFBF" w:sz="1"/>
+              <w:left w:val="single" w:color="BFBFBF" w:sz="1"/>
+              <w:bottom w:val="single" w:color="BFBFBF" w:sz="1"/>
+              <w:right w:val="single" w:color="BFBFBF" w:sz="1"/>
+            </w:tcBorders>
+            <w:shd w:fill="F4F6FB" w:val="clear"/>
+            <w:tcMar>
+              <w:top w:type="dxa" w:w="55"/>
+              <w:left w:type="dxa" w:w="100"/>
+              <w:bottom w:type="dxa" w:w="55"/>
+              <w:right w:type="dxa" w:w="100"/>
+            </w:tcMar>
+            <w:vAlign w:val="center"/>
+          </w:tcPr>
+          <w:p>
+            <w:pPr>
+              <w:spacing w:after="0"/>
+              <w:jc w:val="center"/>
+            </w:pPr>
+            <w:r>
+              <w:rPr>
+                <w:rFonts w:ascii="Arial" w:cs="Arial" w:eastAsia="Arial" w:hAnsi="Arial"/>
+                <w:b w:val="false"/>
+                <w:bCs w:val="false"/>
+                <w:sz w:val="16"/>
+                <w:szCs w:val="16"/>
+              </w:rPr>
+              <w:t xml:space="preserve">Boundary</w:t>
+            </w:r>
+          </w:p>
+        </w:tc>
+        <w:tc>
+          <w:tcPr>
+            <w:tcW w:type="dxa" w:w="5590"/>
+            <w:tcBorders>
+              <w:top w:val="single" w:color="BFBFBF" w:sz="1"/>
+              <w:left w:val="single" w:color="BFBFBF" w:sz="1"/>
+              <w:bottom w:val="single" w:color="BFBFBF" w:sz="1"/>
+              <w:right w:val="single" w:color="BFBFBF" w:sz="1"/>
+            </w:tcBorders>
+            <w:shd w:fill="F4F6FB" w:val="clear"/>
+            <w:tcMar>
+              <w:top w:type="dxa" w:w="55"/>
+              <w:left w:type="dxa" w:w="100"/>
+              <w:bottom w:type="dxa" w:w="55"/>
+              <w:right w:type="dxa" w:w="100"/>
+            </w:tcMar>
+            <w:vAlign w:val="center"/>
+          </w:tcPr>
+          <w:p>
+            <w:pPr>
+              <w:spacing w:after="0"/>
+              <w:jc w:val="left"/>
+            </w:pPr>
+            <w:r>
+              <w:rPr>
+                <w:rFonts w:ascii="Arial" w:cs="Arial" w:eastAsia="Arial" w:hAnsi="Arial"/>
+                <w:b w:val="false"/>
+                <w:bCs w:val="false"/>
+                <w:sz w:val="16"/>
+                <w:szCs w:val="16"/>
+              </w:rPr>
+              <w:t xml:space="preserve">Login is rejected when the username is empty</w:t>
+            </w:r>
+          </w:p>
+        </w:tc>
+        <w:tc>
+          <w:tcPr>
+            <w:tcW w:type="dxa" w:w="1510"/>
+            <w:tcBorders>
+              <w:top w:val="single" w:color="BFBFBF" w:sz="1"/>
+              <w:left w:val="single" w:color="BFBFBF" w:sz="1"/>
+              <w:bottom w:val="single" w:color="BFBFBF" w:sz="1"/>
+              <w:right w:val="single" w:color="BFBFBF" w:sz="1"/>
+            </w:tcBorders>
+            <w:shd w:fill="F4F6FB" w:val="clear"/>
+            <w:tcMar>
+              <w:top w:type="dxa" w:w="55"/>
+              <w:left w:type="dxa" w:w="100"/>
+              <w:bottom w:type="dxa" w:w="55"/>
+              <w:right w:type="dxa" w:w="100"/>
+            </w:tcMar>
+            <w:vAlign w:val="center"/>
+          </w:tcPr>
+          <w:p>
+            <w:pPr>
+              <w:spacing w:after="0"/>
+              <w:jc w:val="center"/>
+            </w:pPr>
+            <w:r>
+              <w:rPr>
+                <w:rFonts w:ascii="Arial" w:cs="Arial" w:eastAsia="Arial" w:hAnsi="Arial"/>
+                <w:b w:val="false"/>
+                <w:bCs w:val="false"/>
+                <w:color w:val="147E72"/>
+                <w:sz w:val="16"/>
+                <w:szCs w:val="16"/>
+              </w:rPr>
+              <w:t xml:space="preserve">Pass</w:t>
+            </w:r>
+          </w:p>
+        </w:tc>
+      </w:tr>
+      <w:tr>
+        <w:tc>
+          <w:tcPr>
+            <w:tcW w:type="dxa" w:w="780"/>
+            <w:tcBorders>
+              <w:top w:val="single" w:color="BFBFBF" w:sz="1"/>
+              <w:left w:val="single" w:color="BFBFBF" w:sz="1"/>
+              <w:bottom w:val="single" w:color="BFBFBF" w:sz="1"/>
+              <w:right w:val="single" w:color="BFBFBF" w:sz="1"/>
+            </w:tcBorders>
+            <w:tcMar>
+              <w:top w:type="dxa" w:w="55"/>
+              <w:left w:type="dxa" w:w="100"/>
+              <w:bottom w:type="dxa" w:w="55"/>
+              <w:right w:type="dxa" w:w="100"/>
+            </w:tcMar>
+            <w:vAlign w:val="center"/>
+          </w:tcPr>
+          <w:p>
+            <w:pPr>
+              <w:spacing w:after="0"/>
+              <w:jc w:val="center"/>
+            </w:pPr>
+            <w:r>
+              <w:rPr>
+                <w:rFonts w:ascii="Arial" w:cs="Arial" w:eastAsia="Arial" w:hAnsi="Arial"/>
+                <w:b/>
+                <w:bCs/>
+                <w:color w:val="1F3864"/>
+                <w:sz w:val="16"/>
+                <w:szCs w:val="16"/>
+              </w:rPr>
+              <w:t xml:space="preserve">TC-013</w:t>
+            </w:r>
+          </w:p>
+        </w:tc>
+        <w:tc>
+          <w:tcPr>
+            <w:tcW w:type="dxa" w:w="1480"/>
+            <w:tcBorders>
+              <w:top w:val="single" w:color="BFBFBF" w:sz="1"/>
+              <w:left w:val="single" w:color="BFBFBF" w:sz="1"/>
+              <w:bottom w:val="single" w:color="BFBFBF" w:sz="1"/>
+              <w:right w:val="single" w:color="BFBFBF" w:sz="1"/>
+            </w:tcBorders>
+            <w:tcMar>
+              <w:top w:type="dxa" w:w="55"/>
+              <w:left w:type="dxa" w:w="100"/>
+              <w:bottom w:type="dxa" w:w="55"/>
+              <w:right w:type="dxa" w:w="100"/>
+            </w:tcMar>
+            <w:vAlign w:val="center"/>
+          </w:tcPr>
+          <w:p>
+            <w:pPr>
+              <w:spacing w:after="0"/>
+              <w:jc w:val="center"/>
+            </w:pPr>
+            <w:r>
+              <w:rPr>
+                <w:rFonts w:ascii="Arial" w:cs="Arial" w:eastAsia="Arial" w:hAnsi="Arial"/>
+                <w:b w:val="false"/>
+                <w:bCs w:val="false"/>
+                <w:sz w:val="16"/>
+                <w:szCs w:val="16"/>
+              </w:rPr>
+              <w:t xml:space="preserve">Boundary</w:t>
+            </w:r>
+          </w:p>
+        </w:tc>
+        <w:tc>
+          <w:tcPr>
+            <w:tcW w:type="dxa" w:w="5590"/>
+            <w:tcBorders>
+              <w:top w:val="single" w:color="BFBFBF" w:sz="1"/>
+              <w:left w:val="single" w:color="BFBFBF" w:sz="1"/>
+              <w:bottom w:val="single" w:color="BFBFBF" w:sz="1"/>
+              <w:right w:val="single" w:color="BFBFBF" w:sz="1"/>
+            </w:tcBorders>
+            <w:tcMar>
+              <w:top w:type="dxa" w:w="55"/>
+              <w:left w:type="dxa" w:w="100"/>
+              <w:bottom w:type="dxa" w:w="55"/>
+              <w:right w:type="dxa" w:w="100"/>
+            </w:tcMar>
+            <w:vAlign w:val="center"/>
+          </w:tcPr>
+          <w:p>
+            <w:pPr>
+              <w:spacing w:after="0"/>
+              <w:jc w:val="left"/>
+            </w:pPr>
+            <w:r>
+              <w:rPr>
+                <w:rFonts w:ascii="Arial" w:cs="Arial" w:eastAsia="Arial" w:hAnsi="Arial"/>
+                <w:b w:val="false"/>
+                <w:bCs w:val="false"/>
+                <w:sz w:val="16"/>
+                <w:szCs w:val="16"/>
+              </w:rPr>
+              <w:t xml:space="preserve">Login is rejected when the password is empty</w:t>
+            </w:r>
+          </w:p>
+        </w:tc>
+        <w:tc>
+          <w:tcPr>
+            <w:tcW w:type="dxa" w:w="1510"/>
+            <w:tcBorders>
+              <w:top w:val="single" w:color="BFBFBF" w:sz="1"/>
+              <w:left w:val="single" w:color="BFBFBF" w:sz="1"/>
+              <w:bottom w:val="single" w:color="BFBFBF" w:sz="1"/>
+              <w:right w:val="single" w:color="BFBFBF" w:sz="1"/>
+            </w:tcBorders>
+            <w:tcMar>
+              <w:top w:type="dxa" w:w="55"/>
+              <w:left w:type="dxa" w:w="100"/>
+              <w:bottom w:type="dxa" w:w="55"/>
+              <w:right w:type="dxa" w:w="100"/>
+            </w:tcMar>
+            <w:vAlign w:val="center"/>
+          </w:tcPr>
+          <w:p>
+            <w:pPr>
+              <w:spacing w:after="0"/>
+              <w:jc w:val="center"/>
+            </w:pPr>
+            <w:r>
+              <w:rPr>
+                <w:rFonts w:ascii="Arial" w:cs="Arial" w:eastAsia="Arial" w:hAnsi="Arial"/>
+                <w:b w:val="false"/>
+                <w:bCs w:val="false"/>
+                <w:color w:val="147E72"/>
+                <w:sz w:val="16"/>
+                <w:szCs w:val="16"/>
+              </w:rPr>
+              <w:t xml:space="preserve">Pass</w:t>
+            </w:r>
+          </w:p>
+        </w:tc>
+      </w:tr>
+      <w:tr>
+        <w:tc>
+          <w:tcPr>
+            <w:tcW w:type="dxa" w:w="780"/>
+            <w:tcBorders>
+              <w:top w:val="single" w:color="BFBFBF" w:sz="1"/>
+              <w:left w:val="single" w:color="BFBFBF" w:sz="1"/>
+              <w:bottom w:val="single" w:color="BFBFBF" w:sz="1"/>
+              <w:right w:val="single" w:color="BFBFBF" w:sz="1"/>
+            </w:tcBorders>
+            <w:shd w:fill="F4F6FB" w:val="clear"/>
+            <w:tcMar>
+              <w:top w:type="dxa" w:w="55"/>
+              <w:left w:type="dxa" w:w="100"/>
+              <w:bottom w:type="dxa" w:w="55"/>
+              <w:right w:type="dxa" w:w="100"/>
+            </w:tcMar>
+            <w:vAlign w:val="center"/>
+          </w:tcPr>
+          <w:p>
+            <w:pPr>
+              <w:spacing w:after="0"/>
+              <w:jc w:val="center"/>
+            </w:pPr>
+            <w:r>
+              <w:rPr>
+                <w:rFonts w:ascii="Arial" w:cs="Arial" w:eastAsia="Arial" w:hAnsi="Arial"/>
+                <w:b/>
+                <w:bCs/>
+                <w:color w:val="1F3864"/>
+                <w:sz w:val="16"/>
+                <w:szCs w:val="16"/>
+              </w:rPr>
+              <w:t xml:space="preserve">TC-014</w:t>
+            </w:r>
+          </w:p>
+        </w:tc>
+        <w:tc>
+          <w:tcPr>
+            <w:tcW w:type="dxa" w:w="1480"/>
+            <w:tcBorders>
+              <w:top w:val="single" w:color="BFBFBF" w:sz="1"/>
+              <w:left w:val="single" w:color="BFBFBF" w:sz="1"/>
+              <w:bottom w:val="single" w:color="BFBFBF" w:sz="1"/>
+              <w:right w:val="single" w:color="BFBFBF" w:sz="1"/>
+            </w:tcBorders>
+            <w:shd w:fill="F4F6FB" w:val="clear"/>
+            <w:tcMar>
+              <w:top w:type="dxa" w:w="55"/>
+              <w:left w:type="dxa" w:w="100"/>
+              <w:bottom w:type="dxa" w:w="55"/>
+              <w:right w:type="dxa" w:w="100"/>
+            </w:tcMar>
+            <w:vAlign w:val="center"/>
+          </w:tcPr>
+          <w:p>
+            <w:pPr>
+              <w:spacing w:after="0"/>
+              <w:jc w:val="center"/>
+            </w:pPr>
+            <w:r>
+              <w:rPr>
+                <w:rFonts w:ascii="Arial" w:cs="Arial" w:eastAsia="Arial" w:hAnsi="Arial"/>
+                <w:b w:val="false"/>
+                <w:bCs w:val="false"/>
+                <w:sz w:val="16"/>
+                <w:szCs w:val="16"/>
+              </w:rPr>
+              <w:t xml:space="preserve">Boundary</w:t>
+            </w:r>
+          </w:p>
+        </w:tc>
+        <w:tc>
+          <w:tcPr>
+            <w:tcW w:type="dxa" w:w="5590"/>
+            <w:tcBorders>
+              <w:top w:val="single" w:color="BFBFBF" w:sz="1"/>
+              <w:left w:val="single" w:color="BFBFBF" w:sz="1"/>
+              <w:bottom w:val="single" w:color="BFBFBF" w:sz="1"/>
+              <w:right w:val="single" w:color="BFBFBF" w:sz="1"/>
+            </w:tcBorders>
+            <w:shd w:fill="F4F6FB" w:val="clear"/>
+            <w:tcMar>
+              <w:top w:type="dxa" w:w="55"/>
+              <w:left w:type="dxa" w:w="100"/>
+              <w:bottom w:type="dxa" w:w="55"/>
+              <w:right w:type="dxa" w:w="100"/>
+            </w:tcMar>
+            <w:vAlign w:val="center"/>
+          </w:tcPr>
+          <w:p>
+            <w:pPr>
+              <w:spacing w:after="0"/>
+              <w:jc w:val="left"/>
+            </w:pPr>
+            <w:r>
+              <w:rPr>
+                <w:rFonts w:ascii="Arial" w:cs="Arial" w:eastAsia="Arial" w:hAnsi="Arial"/>
+                <w:b w:val="false"/>
+                <w:bCs w:val="false"/>
+                <w:sz w:val="16"/>
+                <w:szCs w:val="16"/>
+              </w:rPr>
+              <w:t xml:space="preserve">Login is rejected when both username and password are empty</w:t>
+            </w:r>
+          </w:p>
+        </w:tc>
+        <w:tc>
+          <w:tcPr>
+            <w:tcW w:type="dxa" w:w="1510"/>
+            <w:tcBorders>
+              <w:top w:val="single" w:color="BFBFBF" w:sz="1"/>
+              <w:left w:val="single" w:color="BFBFBF" w:sz="1"/>
+              <w:bottom w:val="single" w:color="BFBFBF" w:sz="1"/>
+              <w:right w:val="single" w:color="BFBFBF" w:sz="1"/>
+            </w:tcBorders>
+            <w:shd w:fill="F4F6FB" w:val="clear"/>
+            <w:tcMar>
+              <w:top w:type="dxa" w:w="55"/>
+              <w:left w:type="dxa" w:w="100"/>
+              <w:bottom w:type="dxa" w:w="55"/>
+              <w:right w:type="dxa" w:w="100"/>
+            </w:tcMar>
+            <w:vAlign w:val="center"/>
+          </w:tcPr>
+          <w:p>
+            <w:pPr>
+              <w:spacing w:after="0"/>
+              <w:jc w:val="center"/>
+            </w:pPr>
+            <w:r>
+              <w:rPr>
+                <w:rFonts w:ascii="Arial" w:cs="Arial" w:eastAsia="Arial" w:hAnsi="Arial"/>
+                <w:b w:val="false"/>
+                <w:bCs w:val="false"/>
+                <w:color w:val="147E72"/>
+                <w:sz w:val="16"/>
+                <w:szCs w:val="16"/>
+              </w:rPr>
+              <w:t xml:space="preserve">Pass</w:t>
+            </w:r>
+          </w:p>
+        </w:tc>
+      </w:tr>
+      <w:tr>
+        <w:tc>
+          <w:tcPr>
+            <w:tcW w:type="dxa" w:w="780"/>
+            <w:tcBorders>
+              <w:top w:val="single" w:color="BFBFBF" w:sz="1"/>
+              <w:left w:val="single" w:color="BFBFBF" w:sz="1"/>
+              <w:bottom w:val="single" w:color="BFBFBF" w:sz="1"/>
+              <w:right w:val="single" w:color="BFBFBF" w:sz="1"/>
+            </w:tcBorders>
+            <w:tcMar>
+              <w:top w:type="dxa" w:w="55"/>
+              <w:left w:type="dxa" w:w="100"/>
+              <w:bottom w:type="dxa" w:w="55"/>
+              <w:right w:type="dxa" w:w="100"/>
+            </w:tcMar>
+            <w:vAlign w:val="center"/>
+          </w:tcPr>
+          <w:p>
+            <w:pPr>
+              <w:spacing w:after="0"/>
+              <w:jc w:val="center"/>
+            </w:pPr>
+            <w:r>
+              <w:rPr>
+                <w:rFonts w:ascii="Arial" w:cs="Arial" w:eastAsia="Arial" w:hAnsi="Arial"/>
+                <w:b/>
+                <w:bCs/>
+                <w:color w:val="1F3864"/>
+                <w:sz w:val="16"/>
+                <w:szCs w:val="16"/>
+              </w:rPr>
+              <w:t xml:space="preserve">TC-015</w:t>
+            </w:r>
+          </w:p>
+        </w:tc>
+        <w:tc>
+          <w:tcPr>
+            <w:tcW w:type="dxa" w:w="1480"/>
+            <w:tcBorders>
+              <w:top w:val="single" w:color="BFBFBF" w:sz="1"/>
+              <w:left w:val="single" w:color="BFBFBF" w:sz="1"/>
+              <w:bottom w:val="single" w:color="BFBFBF" w:sz="1"/>
+              <w:right w:val="single" w:color="BFBFBF" w:sz="1"/>
+            </w:tcBorders>
+            <w:tcMar>
+              <w:top w:type="dxa" w:w="55"/>
+              <w:left w:type="dxa" w:w="100"/>
+              <w:bottom w:type="dxa" w:w="55"/>
+              <w:right w:type="dxa" w:w="100"/>
+            </w:tcMar>
+            <w:vAlign w:val="center"/>
+          </w:tcPr>
+          <w:p>
+            <w:pPr>
+              <w:spacing w:after="0"/>
+              <w:jc w:val="center"/>
+            </w:pPr>
+            <w:r>
+              <w:rPr>
+                <w:rFonts w:ascii="Arial" w:cs="Arial" w:eastAsia="Arial" w:hAnsi="Arial"/>
+                <w:b w:val="false"/>
+                <w:bCs w:val="false"/>
+                <w:sz w:val="16"/>
+                <w:szCs w:val="16"/>
+              </w:rPr>
+              <w:t xml:space="preserve">Security</w:t>
+            </w:r>
+          </w:p>
+        </w:tc>
+        <w:tc>
+          <w:tcPr>
+            <w:tcW w:type="dxa" w:w="5590"/>
+            <w:tcBorders>
+              <w:top w:val="single" w:color="BFBFBF" w:sz="1"/>
+              <w:left w:val="single" w:color="BFBFBF" w:sz="1"/>
+              <w:bottom w:val="single" w:color="BFBFBF" w:sz="1"/>
+              <w:right w:val="single" w:color="BFBFBF" w:sz="1"/>
+            </w:tcBorders>
+            <w:tcMar>
+              <w:top w:type="dxa" w:w="55"/>
+              <w:left w:type="dxa" w:w="100"/>
+              <w:bottom w:type="dxa" w:w="55"/>
+              <w:right w:type="dxa" w:w="100"/>
+            </w:tcMar>
+            <w:vAlign w:val="center"/>
+          </w:tcPr>
+          <w:p>
+            <w:pPr>
+              <w:spacing w:after="0"/>
+              <w:jc w:val="left"/>
+            </w:pPr>
+            <w:r>
+              <w:rPr>
+                <w:rFonts w:ascii="Arial" w:cs="Arial" w:eastAsia="Arial" w:hAnsi="Arial"/>
+                <w:b w:val="false"/>
+                <w:bCs w:val="false"/>
+                <w:sz w:val="16"/>
+                <w:szCs w:val="16"/>
+              </w:rPr>
+              <w:t xml:space="preserve">Registration Password field masks the entered characters</w:t>
+            </w:r>
+          </w:p>
+        </w:tc>
+        <w:tc>
+          <w:tcPr>
+            <w:tcW w:type="dxa" w:w="1510"/>
+            <w:tcBorders>
+              <w:top w:val="single" w:color="BFBFBF" w:sz="1"/>
+              <w:left w:val="single" w:color="BFBFBF" w:sz="1"/>
+              <w:bottom w:val="single" w:color="BFBFBF" w:sz="1"/>
+              <w:right w:val="single" w:color="BFBFBF" w:sz="1"/>
+            </w:tcBorders>
+            <w:tcMar>
+              <w:top w:type="dxa" w:w="55"/>
+              <w:left w:type="dxa" w:w="100"/>
+              <w:bottom w:type="dxa" w:w="55"/>
+              <w:right w:type="dxa" w:w="100"/>
+            </w:tcMar>
+            <w:vAlign w:val="center"/>
+          </w:tcPr>
+          <w:p>
+            <w:pPr>
+              <w:spacing w:after="0"/>
+              <w:jc w:val="center"/>
+            </w:pPr>
+            <w:r>
+              <w:rPr>
+                <w:rFonts w:ascii="Arial" w:cs="Arial" w:eastAsia="Arial" w:hAnsi="Arial"/>
+                <w:b w:val="false"/>
+                <w:bCs w:val="false"/>
+                <w:color w:val="147E72"/>
+                <w:sz w:val="16"/>
+                <w:szCs w:val="16"/>
+              </w:rPr>
+              <w:t xml:space="preserve">Pass</w:t>
+            </w:r>
+          </w:p>
+        </w:tc>
+      </w:tr>
+      <w:tr>
+        <w:tc>
+          <w:tcPr>
+            <w:tcW w:type="dxa" w:w="780"/>
+            <w:tcBorders>
+              <w:top w:val="single" w:color="BFBFBF" w:sz="1"/>
+              <w:left w:val="single" w:color="BFBFBF" w:sz="1"/>
+              <w:bottom w:val="single" w:color="BFBFBF" w:sz="1"/>
+              <w:right w:val="single" w:color="BFBFBF" w:sz="1"/>
+            </w:tcBorders>
+            <w:shd w:fill="F4F6FB" w:val="clear"/>
+            <w:tcMar>
+              <w:top w:type="dxa" w:w="55"/>
+              <w:left w:type="dxa" w:w="100"/>
+              <w:bottom w:type="dxa" w:w="55"/>
+              <w:right w:type="dxa" w:w="100"/>
+            </w:tcMar>
+            <w:vAlign w:val="center"/>
+          </w:tcPr>
+          <w:p>
+            <w:pPr>
+              <w:spacing w:after="0"/>
+              <w:jc w:val="center"/>
+            </w:pPr>
+            <w:r>
+              <w:rPr>
+                <w:rFonts w:ascii="Arial" w:cs="Arial" w:eastAsia="Arial" w:hAnsi="Arial"/>
+                <w:b/>
+                <w:bCs/>
+                <w:color w:val="1F3864"/>
+                <w:sz w:val="16"/>
+                <w:szCs w:val="16"/>
+              </w:rPr>
+              <w:t xml:space="preserve">TC-016</w:t>
+            </w:r>
+          </w:p>
+        </w:tc>
+        <w:tc>
+          <w:tcPr>
+            <w:tcW w:type="dxa" w:w="1480"/>
+            <w:tcBorders>
+              <w:top w:val="single" w:color="BFBFBF" w:sz="1"/>
+              <w:left w:val="single" w:color="BFBFBF" w:sz="1"/>
+              <w:bottom w:val="single" w:color="BFBFBF" w:sz="1"/>
+              <w:right w:val="single" w:color="BFBFBF" w:sz="1"/>
+            </w:tcBorders>
+            <w:shd w:fill="F4F6FB" w:val="clear"/>
+            <w:tcMar>
+              <w:top w:type="dxa" w:w="55"/>
+              <w:left w:type="dxa" w:w="100"/>
+              <w:bottom w:type="dxa" w:w="55"/>
+              <w:right w:type="dxa" w:w="100"/>
+            </w:tcMar>
+            <w:vAlign w:val="center"/>
+          </w:tcPr>
+          <w:p>
+            <w:pPr>
+              <w:spacing w:after="0"/>
+              <w:jc w:val="center"/>
+            </w:pPr>
+            <w:r>
+              <w:rPr>
+                <w:rFonts w:ascii="Arial" w:cs="Arial" w:eastAsia="Arial" w:hAnsi="Arial"/>
+                <w:b w:val="false"/>
+                <w:bCs w:val="false"/>
+                <w:sz w:val="16"/>
+                <w:szCs w:val="16"/>
+              </w:rPr>
+              <w:t xml:space="preserve">Security</w:t>
+            </w:r>
+          </w:p>
+        </w:tc>
+        <w:tc>
+          <w:tcPr>
+            <w:tcW w:type="dxa" w:w="5590"/>
+            <w:tcBorders>
+              <w:top w:val="single" w:color="BFBFBF" w:sz="1"/>
+              <w:left w:val="single" w:color="BFBFBF" w:sz="1"/>
+              <w:bottom w:val="single" w:color="BFBFBF" w:sz="1"/>
+              <w:right w:val="single" w:color="BFBFBF" w:sz="1"/>
+            </w:tcBorders>
+            <w:shd w:fill="F4F6FB" w:val="clear"/>
+            <w:tcMar>
+              <w:top w:type="dxa" w:w="55"/>
+              <w:left w:type="dxa" w:w="100"/>
+              <w:bottom w:type="dxa" w:w="55"/>
+              <w:right w:type="dxa" w:w="100"/>
+            </w:tcMar>
+            <w:vAlign w:val="center"/>
+          </w:tcPr>
+          <w:p>
+            <w:pPr>
+              <w:spacing w:after="0"/>
+              <w:jc w:val="left"/>
+            </w:pPr>
+            <w:r>
+              <w:rPr>
+                <w:rFonts w:ascii="Arial" w:cs="Arial" w:eastAsia="Arial" w:hAnsi="Arial"/>
+                <w:b w:val="false"/>
+                <w:bCs w:val="false"/>
+                <w:sz w:val="16"/>
+                <w:szCs w:val="16"/>
+              </w:rPr>
+              <w:t xml:space="preserve">Registration Confirm Password field masks the entered characters</w:t>
+            </w:r>
+          </w:p>
+        </w:tc>
+        <w:tc>
+          <w:tcPr>
+            <w:tcW w:type="dxa" w:w="1510"/>
+            <w:tcBorders>
+              <w:top w:val="single" w:color="BFBFBF" w:sz="1"/>
+              <w:left w:val="single" w:color="BFBFBF" w:sz="1"/>
+              <w:bottom w:val="single" w:color="BFBFBF" w:sz="1"/>
+              <w:right w:val="single" w:color="BFBFBF" w:sz="1"/>
+            </w:tcBorders>
+            <w:shd w:fill="F4F6FB" w:val="clear"/>
+            <w:tcMar>
+              <w:top w:type="dxa" w:w="55"/>
+              <w:left w:type="dxa" w:w="100"/>
+              <w:bottom w:type="dxa" w:w="55"/>
+              <w:right w:type="dxa" w:w="100"/>
+            </w:tcMar>
+            <w:vAlign w:val="center"/>
+          </w:tcPr>
+          <w:p>
+            <w:pPr>
+              <w:spacing w:after="0"/>
+              <w:jc w:val="center"/>
+            </w:pPr>
+            <w:r>
+              <w:rPr>
+                <w:rFonts w:ascii="Arial" w:cs="Arial" w:eastAsia="Arial" w:hAnsi="Arial"/>
+                <w:b w:val="false"/>
+                <w:bCs w:val="false"/>
+                <w:color w:val="147E72"/>
+                <w:sz w:val="16"/>
+                <w:szCs w:val="16"/>
+              </w:rPr>
+              <w:t xml:space="preserve">Pass</w:t>
+            </w:r>
+          </w:p>
+        </w:tc>
+      </w:tr>
+      <w:tr>
+        <w:tc>
+          <w:tcPr>
+            <w:tcW w:type="dxa" w:w="780"/>
+            <w:tcBorders>
+              <w:top w:val="single" w:color="BFBFBF" w:sz="1"/>
+              <w:left w:val="single" w:color="BFBFBF" w:sz="1"/>
+              <w:bottom w:val="single" w:color="BFBFBF" w:sz="1"/>
+              <w:right w:val="single" w:color="BFBFBF" w:sz="1"/>
+            </w:tcBorders>
+            <w:tcMar>
+              <w:top w:type="dxa" w:w="55"/>
+              <w:left w:type="dxa" w:w="100"/>
+              <w:bottom w:type="dxa" w:w="55"/>
+              <w:right w:type="dxa" w:w="100"/>
+            </w:tcMar>
+            <w:vAlign w:val="center"/>
+          </w:tcPr>
+          <w:p>
+            <w:pPr>
+              <w:spacing w:after="0"/>
+              <w:jc w:val="center"/>
+            </w:pPr>
+            <w:r>
+              <w:rPr>
+                <w:rFonts w:ascii="Arial" w:cs="Arial" w:eastAsia="Arial" w:hAnsi="Arial"/>
+                <w:b/>
+                <w:bCs/>
+                <w:color w:val="1F3864"/>
+                <w:sz w:val="16"/>
+                <w:szCs w:val="16"/>
+              </w:rPr>
+              <w:t xml:space="preserve">TC-017</w:t>
+            </w:r>
+          </w:p>
+        </w:tc>
+        <w:tc>
+          <w:tcPr>
+            <w:tcW w:type="dxa" w:w="1480"/>
+            <w:tcBorders>
+              <w:top w:val="single" w:color="BFBFBF" w:sz="1"/>
+              <w:left w:val="single" w:color="BFBFBF" w:sz="1"/>
+              <w:bottom w:val="single" w:color="BFBFBF" w:sz="1"/>
+              <w:right w:val="single" w:color="BFBFBF" w:sz="1"/>
+            </w:tcBorders>
+            <w:tcMar>
+              <w:top w:type="dxa" w:w="55"/>
+              <w:left w:type="dxa" w:w="100"/>
+              <w:bottom w:type="dxa" w:w="55"/>
+              <w:right w:type="dxa" w:w="100"/>
+            </w:tcMar>
+            <w:vAlign w:val="center"/>
+          </w:tcPr>
+          <w:p>
+            <w:pPr>
+              <w:spacing w:after="0"/>
+              <w:jc w:val="center"/>
+            </w:pPr>
+            <w:r>
+              <w:rPr>
+                <w:rFonts w:ascii="Arial" w:cs="Arial" w:eastAsia="Arial" w:hAnsi="Arial"/>
+                <w:b w:val="false"/>
+                <w:bCs w:val="false"/>
+                <w:sz w:val="16"/>
+                <w:szCs w:val="16"/>
+              </w:rPr>
+              <w:t xml:space="preserve">Security</w:t>
+            </w:r>
+          </w:p>
+        </w:tc>
+        <w:tc>
+          <w:tcPr>
+            <w:tcW w:type="dxa" w:w="5590"/>
+            <w:tcBorders>
+              <w:top w:val="single" w:color="BFBFBF" w:sz="1"/>
+              <w:left w:val="single" w:color="BFBFBF" w:sz="1"/>
+              <w:bottom w:val="single" w:color="BFBFBF" w:sz="1"/>
+              <w:right w:val="single" w:color="BFBFBF" w:sz="1"/>
+            </w:tcBorders>
+            <w:tcMar>
+              <w:top w:type="dxa" w:w="55"/>
+              <w:left w:type="dxa" w:w="100"/>
+              <w:bottom w:type="dxa" w:w="55"/>
+              <w:right w:type="dxa" w:w="100"/>
+            </w:tcMar>
+            <w:vAlign w:val="center"/>
+          </w:tcPr>
+          <w:p>
+            <w:pPr>
+              <w:spacing w:after="0"/>
+              <w:jc w:val="left"/>
+            </w:pPr>
+            <w:r>
+              <w:rPr>
+                <w:rFonts w:ascii="Arial" w:cs="Arial" w:eastAsia="Arial" w:hAnsi="Arial"/>
+                <w:b w:val="false"/>
+                <w:bCs w:val="false"/>
+                <w:sz w:val="16"/>
+                <w:szCs w:val="16"/>
+              </w:rPr>
+              <w:t xml:space="preserve">Login Password field masks the entered characters</w:t>
+            </w:r>
+          </w:p>
+        </w:tc>
+        <w:tc>
+          <w:tcPr>
+            <w:tcW w:type="dxa" w:w="1510"/>
+            <w:tcBorders>
+              <w:top w:val="single" w:color="BFBFBF" w:sz="1"/>
+              <w:left w:val="single" w:color="BFBFBF" w:sz="1"/>
+              <w:bottom w:val="single" w:color="BFBFBF" w:sz="1"/>
+              <w:right w:val="single" w:color="BFBFBF" w:sz="1"/>
+            </w:tcBorders>
+            <w:tcMar>
+              <w:top w:type="dxa" w:w="55"/>
+              <w:left w:type="dxa" w:w="100"/>
+              <w:bottom w:type="dxa" w:w="55"/>
+              <w:right w:type="dxa" w:w="100"/>
+            </w:tcMar>
+            <w:vAlign w:val="center"/>
+          </w:tcPr>
+          <w:p>
+            <w:pPr>
+              <w:spacing w:after="0"/>
+              <w:jc w:val="center"/>
+            </w:pPr>
+            <w:r>
+              <w:rPr>
+                <w:rFonts w:ascii="Arial" w:cs="Arial" w:eastAsia="Arial" w:hAnsi="Arial"/>
+                <w:b w:val="false"/>
+                <w:bCs w:val="false"/>
+                <w:color w:val="147E72"/>
+                <w:sz w:val="16"/>
+                <w:szCs w:val="16"/>
+              </w:rPr>
+              <w:t xml:space="preserve">Pass</w:t>
+            </w:r>
+          </w:p>
+        </w:tc>
+      </w:tr>
+      <w:tr>
+        <w:tc>
+          <w:tcPr>
+            <w:tcW w:type="dxa" w:w="780"/>
+            <w:tcBorders>
+              <w:top w:val="single" w:color="BFBFBF" w:sz="1"/>
+              <w:left w:val="single" w:color="BFBFBF" w:sz="1"/>
+              <w:bottom w:val="single" w:color="BFBFBF" w:sz="1"/>
+              <w:right w:val="single" w:color="BFBFBF" w:sz="1"/>
+            </w:tcBorders>
+            <w:shd w:fill="F4F6FB" w:val="clear"/>
+            <w:tcMar>
+              <w:top w:type="dxa" w:w="55"/>
+              <w:left w:type="dxa" w:w="100"/>
+              <w:bottom w:type="dxa" w:w="55"/>
+              <w:right w:type="dxa" w:w="100"/>
+            </w:tcMar>
+            <w:vAlign w:val="center"/>
+          </w:tcPr>
+          <w:p>
+            <w:pPr>
+              <w:spacing w:after="0"/>
+              <w:jc w:val="center"/>
+            </w:pPr>
+            <w:r>
+              <w:rPr>
+                <w:rFonts w:ascii="Arial" w:cs="Arial" w:eastAsia="Arial" w:hAnsi="Arial"/>
+                <w:b/>
+                <w:bCs/>
+                <w:color w:val="1F3864"/>
+                <w:sz w:val="16"/>
+                <w:szCs w:val="16"/>
+              </w:rPr>
+              <w:t xml:space="preserve">TC-018</w:t>
+            </w:r>
+          </w:p>
+        </w:tc>
+        <w:tc>
+          <w:tcPr>
+            <w:tcW w:type="dxa" w:w="1480"/>
+            <w:tcBorders>
+              <w:top w:val="single" w:color="BFBFBF" w:sz="1"/>
+              <w:left w:val="single" w:color="BFBFBF" w:sz="1"/>
+              <w:bottom w:val="single" w:color="BFBFBF" w:sz="1"/>
+              <w:right w:val="single" w:color="BFBFBF" w:sz="1"/>
+            </w:tcBorders>
+            <w:shd w:fill="F4F6FB" w:val="clear"/>
+            <w:tcMar>
+              <w:top w:type="dxa" w:w="55"/>
+              <w:left w:type="dxa" w:w="100"/>
+              <w:bottom w:type="dxa" w:w="55"/>
+              <w:right w:type="dxa" w:w="100"/>
+            </w:tcMar>
+            <w:vAlign w:val="center"/>
+          </w:tcPr>
+          <w:p>
+            <w:pPr>
+              <w:spacing w:after="0"/>
+              <w:jc w:val="center"/>
+            </w:pPr>
+            <w:r>
+              <w:rPr>
+                <w:rFonts w:ascii="Arial" w:cs="Arial" w:eastAsia="Arial" w:hAnsi="Arial"/>
+                <w:b w:val="false"/>
+                <w:bCs w:val="false"/>
+                <w:sz w:val="16"/>
+                <w:szCs w:val="16"/>
+              </w:rPr>
+              <w:t xml:space="preserve">Security</w:t>
+            </w:r>
+          </w:p>
+        </w:tc>
+        <w:tc>
+          <w:tcPr>
+            <w:tcW w:type="dxa" w:w="5590"/>
+            <w:tcBorders>
+              <w:top w:val="single" w:color="BFBFBF" w:sz="1"/>
+              <w:left w:val="single" w:color="BFBFBF" w:sz="1"/>
+              <w:bottom w:val="single" w:color="BFBFBF" w:sz="1"/>
+              <w:right w:val="single" w:color="BFBFBF" w:sz="1"/>
+            </w:tcBorders>
+            <w:shd w:fill="F4F6FB" w:val="clear"/>
+            <w:tcMar>
+              <w:top w:type="dxa" w:w="55"/>
+              <w:left w:type="dxa" w:w="100"/>
+              <w:bottom w:type="dxa" w:w="55"/>
+              <w:right w:type="dxa" w:w="100"/>
+            </w:tcMar>
+            <w:vAlign w:val="center"/>
+          </w:tcPr>
+          <w:p>
+            <w:pPr>
+              <w:spacing w:after="0"/>
+              <w:jc w:val="left"/>
+            </w:pPr>
+            <w:r>
+              <w:rPr>
+                <w:rFonts w:ascii="Arial" w:cs="Arial" w:eastAsia="Arial" w:hAnsi="Arial"/>
+                <w:b w:val="false"/>
+                <w:bCs w:val="false"/>
+                <w:sz w:val="16"/>
+                <w:szCs w:val="16"/>
+              </w:rPr>
+              <w:t xml:space="preserve">SQL injection in the login form does not bypass authentication</w:t>
+            </w:r>
+          </w:p>
+        </w:tc>
+        <w:tc>
+          <w:tcPr>
+            <w:tcW w:type="dxa" w:w="1510"/>
+            <w:tcBorders>
+              <w:top w:val="single" w:color="BFBFBF" w:sz="1"/>
+              <w:left w:val="single" w:color="BFBFBF" w:sz="1"/>
+              <w:bottom w:val="single" w:color="BFBFBF" w:sz="1"/>
+              <w:right w:val="single" w:color="BFBFBF" w:sz="1"/>
+            </w:tcBorders>
+            <w:shd w:fill="F4F6FB" w:val="clear"/>
+            <w:tcMar>
+              <w:top w:type="dxa" w:w="55"/>
+              <w:left w:type="dxa" w:w="100"/>
+              <w:bottom w:type="dxa" w:w="55"/>
+              <w:right w:type="dxa" w:w="100"/>
+            </w:tcMar>
+            <w:vAlign w:val="center"/>
+          </w:tcPr>
+          <w:p>
+            <w:pPr>
+              <w:spacing w:after="0"/>
+              <w:jc w:val="center"/>
+            </w:pPr>
+            <w:r>
+              <w:rPr>
+                <w:rFonts w:ascii="Arial" w:cs="Arial" w:eastAsia="Arial" w:hAnsi="Arial"/>
+                <w:b w:val="false"/>
+                <w:bCs w:val="false"/>
+                <w:color w:val="147E72"/>
+                <w:sz w:val="16"/>
+                <w:szCs w:val="16"/>
+              </w:rPr>
+              <w:t xml:space="preserve">Pass</w:t>
+            </w:r>
+          </w:p>
+        </w:tc>
+      </w:tr>
+      <w:tr>
+        <w:tc>
+          <w:tcPr>
+            <w:tcW w:type="dxa" w:w="780"/>
+            <w:tcBorders>
+              <w:top w:val="single" w:color="BFBFBF" w:sz="1"/>
+              <w:left w:val="single" w:color="BFBFBF" w:sz="1"/>
+              <w:bottom w:val="single" w:color="BFBFBF" w:sz="1"/>
+              <w:right w:val="single" w:color="BFBFBF" w:sz="1"/>
+            </w:tcBorders>
+            <w:tcMar>
+              <w:top w:type="dxa" w:w="55"/>
+              <w:left w:type="dxa" w:w="100"/>
+              <w:bottom w:type="dxa" w:w="55"/>
+              <w:right w:type="dxa" w:w="100"/>
+            </w:tcMar>
+            <w:vAlign w:val="center"/>
+          </w:tcPr>
+          <w:p>
+            <w:pPr>
+              <w:spacing w:after="0"/>
+              <w:jc w:val="center"/>
+            </w:pPr>
+            <w:r>
+              <w:rPr>
+                <w:rFonts w:ascii="Arial" w:cs="Arial" w:eastAsia="Arial" w:hAnsi="Arial"/>
+                <w:b/>
+                <w:bCs/>
+                <w:color w:val="1F3864"/>
+                <w:sz w:val="16"/>
+                <w:szCs w:val="16"/>
+              </w:rPr>
+              <w:t xml:space="preserve">TC-019</w:t>
+            </w:r>
+          </w:p>
+        </w:tc>
+        <w:tc>
+          <w:tcPr>
+            <w:tcW w:type="dxa" w:w="1480"/>
+            <w:tcBorders>
+              <w:top w:val="single" w:color="BFBFBF" w:sz="1"/>
+              <w:left w:val="single" w:color="BFBFBF" w:sz="1"/>
+              <w:bottom w:val="single" w:color="BFBFBF" w:sz="1"/>
+              <w:right w:val="single" w:color="BFBFBF" w:sz="1"/>
+            </w:tcBorders>
+            <w:tcMar>
+              <w:top w:type="dxa" w:w="55"/>
+              <w:left w:type="dxa" w:w="100"/>
+              <w:bottom w:type="dxa" w:w="55"/>
+              <w:right w:type="dxa" w:w="100"/>
+            </w:tcMar>
+            <w:vAlign w:val="center"/>
+          </w:tcPr>
+          <w:p>
+            <w:pPr>
+              <w:spacing w:after="0"/>
+              <w:jc w:val="center"/>
+            </w:pPr>
+            <w:r>
+              <w:rPr>
+                <w:rFonts w:ascii="Arial" w:cs="Arial" w:eastAsia="Arial" w:hAnsi="Arial"/>
+                <w:b w:val="false"/>
+                <w:bCs w:val="false"/>
+                <w:sz w:val="16"/>
+                <w:szCs w:val="16"/>
+              </w:rPr>
+              <w:t xml:space="preserve">Security</w:t>
+            </w:r>
+          </w:p>
+        </w:tc>
+        <w:tc>
+          <w:tcPr>
+            <w:tcW w:type="dxa" w:w="5590"/>
+            <w:tcBorders>
+              <w:top w:val="single" w:color="BFBFBF" w:sz="1"/>
+              <w:left w:val="single" w:color="BFBFBF" w:sz="1"/>
+              <w:bottom w:val="single" w:color="BFBFBF" w:sz="1"/>
+              <w:right w:val="single" w:color="BFBFBF" w:sz="1"/>
+            </w:tcBorders>
+            <w:tcMar>
+              <w:top w:type="dxa" w:w="55"/>
+              <w:left w:type="dxa" w:w="100"/>
+              <w:bottom w:type="dxa" w:w="55"/>
+              <w:right w:type="dxa" w:w="100"/>
+            </w:tcMar>
+            <w:vAlign w:val="center"/>
+          </w:tcPr>
+          <w:p>
+            <w:pPr>
+              <w:spacing w:after="0"/>
+              <w:jc w:val="left"/>
+            </w:pPr>
+            <w:r>
+              <w:rPr>
+                <w:rFonts w:ascii="Arial" w:cs="Arial" w:eastAsia="Arial" w:hAnsi="Arial"/>
+                <w:b w:val="false"/>
+                <w:bCs w:val="false"/>
+                <w:sz w:val="16"/>
+                <w:szCs w:val="16"/>
+              </w:rPr>
+              <w:t xml:space="preserve">HTML / script injection in the first name field is neutralised</w:t>
+            </w:r>
+          </w:p>
+        </w:tc>
+        <w:tc>
+          <w:tcPr>
+            <w:tcW w:type="dxa" w:w="1510"/>
+            <w:tcBorders>
+              <w:top w:val="single" w:color="BFBFBF" w:sz="1"/>
+              <w:left w:val="single" w:color="BFBFBF" w:sz="1"/>
+              <w:bottom w:val="single" w:color="BFBFBF" w:sz="1"/>
+              <w:right w:val="single" w:color="BFBFBF" w:sz="1"/>
+            </w:tcBorders>
+            <w:tcMar>
+              <w:top w:type="dxa" w:w="55"/>
+              <w:left w:type="dxa" w:w="100"/>
+              <w:bottom w:type="dxa" w:w="55"/>
+              <w:right w:type="dxa" w:w="100"/>
+            </w:tcMar>
+            <w:vAlign w:val="center"/>
+          </w:tcPr>
+          <w:p>
+            <w:pPr>
+              <w:spacing w:after="0"/>
+              <w:jc w:val="center"/>
+            </w:pPr>
+            <w:r>
+              <w:rPr>
+                <w:rFonts w:ascii="Arial" w:cs="Arial" w:eastAsia="Arial" w:hAnsi="Arial"/>
+                <w:b w:val="false"/>
+                <w:bCs w:val="false"/>
+                <w:color w:val="2F5496"/>
+                <w:sz w:val="16"/>
+                <w:szCs w:val="16"/>
+              </w:rPr>
+              <w:t xml:space="preserve">Observation</w:t>
+            </w:r>
+          </w:p>
+        </w:tc>
+      </w:tr>
+      <w:tr>
+        <w:tc>
+          <w:tcPr>
+            <w:tcW w:type="dxa" w:w="780"/>
+            <w:tcBorders>
+              <w:top w:val="single" w:color="BFBFBF" w:sz="1"/>
+              <w:left w:val="single" w:color="BFBFBF" w:sz="1"/>
+              <w:bottom w:val="single" w:color="BFBFBF" w:sz="1"/>
+              <w:right w:val="single" w:color="BFBFBF" w:sz="1"/>
+            </w:tcBorders>
+            <w:shd w:fill="F4F6FB" w:val="clear"/>
+            <w:tcMar>
+              <w:top w:type="dxa" w:w="55"/>
+              <w:left w:type="dxa" w:w="100"/>
+              <w:bottom w:type="dxa" w:w="55"/>
+              <w:right w:type="dxa" w:w="100"/>
+            </w:tcMar>
+            <w:vAlign w:val="center"/>
+          </w:tcPr>
+          <w:p>
+            <w:pPr>
+              <w:spacing w:after="0"/>
+              <w:jc w:val="center"/>
+            </w:pPr>
+            <w:r>
+              <w:rPr>
+                <w:rFonts w:ascii="Arial" w:cs="Arial" w:eastAsia="Arial" w:hAnsi="Arial"/>
+                <w:b/>
+                <w:bCs/>
+                <w:color w:val="1F3864"/>
+                <w:sz w:val="16"/>
+                <w:szCs w:val="16"/>
+              </w:rPr>
+              <w:t xml:space="preserve">TC-020</w:t>
+            </w:r>
+          </w:p>
+        </w:tc>
+        <w:tc>
+          <w:tcPr>
+            <w:tcW w:type="dxa" w:w="1480"/>
+            <w:tcBorders>
+              <w:top w:val="single" w:color="BFBFBF" w:sz="1"/>
+              <w:left w:val="single" w:color="BFBFBF" w:sz="1"/>
+              <w:bottom w:val="single" w:color="BFBFBF" w:sz="1"/>
+              <w:right w:val="single" w:color="BFBFBF" w:sz="1"/>
+            </w:tcBorders>
+            <w:shd w:fill="F4F6FB" w:val="clear"/>
+            <w:tcMar>
+              <w:top w:type="dxa" w:w="55"/>
+              <w:left w:type="dxa" w:w="100"/>
+              <w:bottom w:type="dxa" w:w="55"/>
+              <w:right w:type="dxa" w:w="100"/>
+            </w:tcMar>
+            <w:vAlign w:val="center"/>
+          </w:tcPr>
+          <w:p>
+            <w:pPr>
+              <w:spacing w:after="0"/>
+              <w:jc w:val="center"/>
+            </w:pPr>
+            <w:r>
+              <w:rPr>
+                <w:rFonts w:ascii="Arial" w:cs="Arial" w:eastAsia="Arial" w:hAnsi="Arial"/>
+                <w:b w:val="false"/>
+                <w:bCs w:val="false"/>
+                <w:sz w:val="16"/>
+                <w:szCs w:val="16"/>
+              </w:rPr>
+              <w:t xml:space="preserve">Security</w:t>
+            </w:r>
+          </w:p>
+        </w:tc>
+        <w:tc>
+          <w:tcPr>
+            <w:tcW w:type="dxa" w:w="5590"/>
+            <w:tcBorders>
+              <w:top w:val="single" w:color="BFBFBF" w:sz="1"/>
+              <w:left w:val="single" w:color="BFBFBF" w:sz="1"/>
+              <w:bottom w:val="single" w:color="BFBFBF" w:sz="1"/>
+              <w:right w:val="single" w:color="BFBFBF" w:sz="1"/>
+            </w:tcBorders>
+            <w:shd w:fill="F4F6FB" w:val="clear"/>
+            <w:tcMar>
+              <w:top w:type="dxa" w:w="55"/>
+              <w:left w:type="dxa" w:w="100"/>
+              <w:bottom w:type="dxa" w:w="55"/>
+              <w:right w:type="dxa" w:w="100"/>
+            </w:tcMar>
+            <w:vAlign w:val="center"/>
+          </w:tcPr>
+          <w:p>
+            <w:pPr>
+              <w:spacing w:after="0"/>
+              <w:jc w:val="left"/>
+            </w:pPr>
+            <w:r>
+              <w:rPr>
+                <w:rFonts w:ascii="Arial" w:cs="Arial" w:eastAsia="Arial" w:hAnsi="Arial"/>
+                <w:b w:val="false"/>
+                <w:bCs w:val="false"/>
+                <w:sz w:val="16"/>
+                <w:szCs w:val="16"/>
+              </w:rPr>
+              <w:t xml:space="preserve">The application is served over a secure HTTPS connection</w:t>
+            </w:r>
+          </w:p>
+        </w:tc>
+        <w:tc>
+          <w:tcPr>
+            <w:tcW w:type="dxa" w:w="1510"/>
+            <w:tcBorders>
+              <w:top w:val="single" w:color="BFBFBF" w:sz="1"/>
+              <w:left w:val="single" w:color="BFBFBF" w:sz="1"/>
+              <w:bottom w:val="single" w:color="BFBFBF" w:sz="1"/>
+              <w:right w:val="single" w:color="BFBFBF" w:sz="1"/>
+            </w:tcBorders>
+            <w:shd w:fill="F4F6FB" w:val="clear"/>
+            <w:tcMar>
+              <w:top w:type="dxa" w:w="55"/>
+              <w:left w:type="dxa" w:w="100"/>
+              <w:bottom w:type="dxa" w:w="55"/>
+              <w:right w:type="dxa" w:w="100"/>
+            </w:tcMar>
+            <w:vAlign w:val="center"/>
+          </w:tcPr>
+          <w:p>
+            <w:pPr>
+              <w:spacing w:after="0"/>
+              <w:jc w:val="center"/>
+            </w:pPr>
+            <w:r>
+              <w:rPr>
+                <w:rFonts w:ascii="Arial" w:cs="Arial" w:eastAsia="Arial" w:hAnsi="Arial"/>
+                <w:b w:val="false"/>
+                <w:bCs w:val="false"/>
+                <w:color w:val="147E72"/>
+                <w:sz w:val="16"/>
+                <w:szCs w:val="16"/>
+              </w:rPr>
+              <w:t xml:space="preserve">Pass</w:t>
+            </w:r>
+          </w:p>
+        </w:tc>
+      </w:tr>
+      <w:tr>
+        <w:tc>
+          <w:tcPr>
+            <w:tcW w:type="dxa" w:w="780"/>
+            <w:tcBorders>
+              <w:top w:val="single" w:color="BFBFBF" w:sz="1"/>
+              <w:left w:val="single" w:color="BFBFBF" w:sz="1"/>
+              <w:bottom w:val="single" w:color="BFBFBF" w:sz="1"/>
+              <w:right w:val="single" w:color="BFBFBF" w:sz="1"/>
+            </w:tcBorders>
+            <w:tcMar>
+              <w:top w:type="dxa" w:w="55"/>
+              <w:left w:type="dxa" w:w="100"/>
+              <w:bottom w:type="dxa" w:w="55"/>
+              <w:right w:type="dxa" w:w="100"/>
+            </w:tcMar>
+            <w:vAlign w:val="center"/>
+          </w:tcPr>
+          <w:p>
+            <w:pPr>
+              <w:spacing w:after="0"/>
+              <w:jc w:val="center"/>
+            </w:pPr>
+            <w:r>
+              <w:rPr>
+                <w:rFonts w:ascii="Arial" w:cs="Arial" w:eastAsia="Arial" w:hAnsi="Arial"/>
+                <w:b/>
+                <w:bCs/>
+                <w:color w:val="1F3864"/>
+                <w:sz w:val="16"/>
+                <w:szCs w:val="16"/>
+              </w:rPr>
+              <w:t xml:space="preserve">TC-021</w:t>
+            </w:r>
+          </w:p>
+        </w:tc>
+        <w:tc>
+          <w:tcPr>
+            <w:tcW w:type="dxa" w:w="1480"/>
+            <w:tcBorders>
+              <w:top w:val="single" w:color="BFBFBF" w:sz="1"/>
+              <w:left w:val="single" w:color="BFBFBF" w:sz="1"/>
+              <w:bottom w:val="single" w:color="BFBFBF" w:sz="1"/>
+              <w:right w:val="single" w:color="BFBFBF" w:sz="1"/>
+            </w:tcBorders>
+            <w:tcMar>
+              <w:top w:type="dxa" w:w="55"/>
+              <w:left w:type="dxa" w:w="100"/>
+              <w:bottom w:type="dxa" w:w="55"/>
+              <w:right w:type="dxa" w:w="100"/>
+            </w:tcMar>
+            <w:vAlign w:val="center"/>
+          </w:tcPr>
+          <w:p>
+            <w:pPr>
+              <w:spacing w:after="0"/>
+              <w:jc w:val="center"/>
+            </w:pPr>
+            <w:r>
+              <w:rPr>
+                <w:rFonts w:ascii="Arial" w:cs="Arial" w:eastAsia="Arial" w:hAnsi="Arial"/>
+                <w:b w:val="false"/>
+                <w:bCs w:val="false"/>
+                <w:sz w:val="16"/>
+                <w:szCs w:val="16"/>
+              </w:rPr>
+              <w:t xml:space="preserve">Security</w:t>
+            </w:r>
+          </w:p>
+        </w:tc>
+        <w:tc>
+          <w:tcPr>
+            <w:tcW w:type="dxa" w:w="5590"/>
+            <w:tcBorders>
+              <w:top w:val="single" w:color="BFBFBF" w:sz="1"/>
+              <w:left w:val="single" w:color="BFBFBF" w:sz="1"/>
+              <w:bottom w:val="single" w:color="BFBFBF" w:sz="1"/>
+              <w:right w:val="single" w:color="BFBFBF" w:sz="1"/>
+            </w:tcBorders>
+            <w:tcMar>
+              <w:top w:type="dxa" w:w="55"/>
+              <w:left w:type="dxa" w:w="100"/>
+              <w:bottom w:type="dxa" w:w="55"/>
+              <w:right w:type="dxa" w:w="100"/>
+            </w:tcMar>
+            <w:vAlign w:val="center"/>
+          </w:tcPr>
+          <w:p>
+            <w:pPr>
+              <w:spacing w:after="0"/>
+              <w:jc w:val="left"/>
+            </w:pPr>
+            <w:r>
+              <w:rPr>
+                <w:rFonts w:ascii="Arial" w:cs="Arial" w:eastAsia="Arial" w:hAnsi="Arial"/>
+                <w:b w:val="false"/>
+                <w:bCs w:val="false"/>
+                <w:sz w:val="16"/>
+                <w:szCs w:val="16"/>
+              </w:rPr>
+              <w:t xml:space="preserve">The session cookie is protected with the HttpOnly flag</w:t>
+            </w:r>
+          </w:p>
+        </w:tc>
+        <w:tc>
+          <w:tcPr>
+            <w:tcW w:type="dxa" w:w="1510"/>
+            <w:tcBorders>
+              <w:top w:val="single" w:color="BFBFBF" w:sz="1"/>
+              <w:left w:val="single" w:color="BFBFBF" w:sz="1"/>
+              <w:bottom w:val="single" w:color="BFBFBF" w:sz="1"/>
+              <w:right w:val="single" w:color="BFBFBF" w:sz="1"/>
+            </w:tcBorders>
+            <w:tcMar>
+              <w:top w:type="dxa" w:w="55"/>
+              <w:left w:type="dxa" w:w="100"/>
+              <w:bottom w:type="dxa" w:w="55"/>
+              <w:right w:type="dxa" w:w="100"/>
+            </w:tcMar>
+            <w:vAlign w:val="center"/>
+          </w:tcPr>
+          <w:p>
+            <w:pPr>
+              <w:spacing w:after="0"/>
+              <w:jc w:val="center"/>
+            </w:pPr>
+            <w:r>
+              <w:rPr>
+                <w:rFonts w:ascii="Arial" w:cs="Arial" w:eastAsia="Arial" w:hAnsi="Arial"/>
+                <w:b w:val="false"/>
+                <w:bCs w:val="false"/>
+                <w:color w:val="147E72"/>
+                <w:sz w:val="16"/>
+                <w:szCs w:val="16"/>
+              </w:rPr>
+              <w:t xml:space="preserve">Pass</w:t>
+            </w:r>
+          </w:p>
+        </w:tc>
+      </w:tr>
+      <w:tr>
+        <w:tc>
+          <w:tcPr>
+            <w:tcW w:type="dxa" w:w="780"/>
+            <w:tcBorders>
+              <w:top w:val="single" w:color="BFBFBF" w:sz="1"/>
+              <w:left w:val="single" w:color="BFBFBF" w:sz="1"/>
+              <w:bottom w:val="single" w:color="BFBFBF" w:sz="1"/>
+              <w:right w:val="single" w:color="BFBFBF" w:sz="1"/>
+            </w:tcBorders>
+            <w:shd w:fill="F4F6FB" w:val="clear"/>
+            <w:tcMar>
+              <w:top w:type="dxa" w:w="55"/>
+              <w:left w:type="dxa" w:w="100"/>
+              <w:bottom w:type="dxa" w:w="55"/>
+              <w:right w:type="dxa" w:w="100"/>
+            </w:tcMar>
+            <w:vAlign w:val="center"/>
+          </w:tcPr>
+          <w:p>
+            <w:pPr>
+              <w:spacing w:after="0"/>
+              <w:jc w:val="center"/>
+            </w:pPr>
+            <w:r>
+              <w:rPr>
+                <w:rFonts w:ascii="Arial" w:cs="Arial" w:eastAsia="Arial" w:hAnsi="Arial"/>
+                <w:b/>
+                <w:bCs/>
+                <w:color w:val="1F3864"/>
+                <w:sz w:val="16"/>
+                <w:szCs w:val="16"/>
+              </w:rPr>
+              <w:t xml:space="preserve">TC-022</w:t>
+            </w:r>
+          </w:p>
+        </w:tc>
+        <w:tc>
+          <w:tcPr>
+            <w:tcW w:type="dxa" w:w="1480"/>
+            <w:tcBorders>
+              <w:top w:val="single" w:color="BFBFBF" w:sz="1"/>
+              <w:left w:val="single" w:color="BFBFBF" w:sz="1"/>
+              <w:bottom w:val="single" w:color="BFBFBF" w:sz="1"/>
+              <w:right w:val="single" w:color="BFBFBF" w:sz="1"/>
+            </w:tcBorders>
+            <w:shd w:fill="F4F6FB" w:val="clear"/>
+            <w:tcMar>
+              <w:top w:type="dxa" w:w="55"/>
+              <w:left w:type="dxa" w:w="100"/>
+              <w:bottom w:type="dxa" w:w="55"/>
+              <w:right w:type="dxa" w:w="100"/>
+            </w:tcMar>
+            <w:vAlign w:val="center"/>
+          </w:tcPr>
+          <w:p>
+            <w:pPr>
+              <w:spacing w:after="0"/>
+              <w:jc w:val="center"/>
+            </w:pPr>
+            <w:r>
+              <w:rPr>
+                <w:rFonts w:ascii="Arial" w:cs="Arial" w:eastAsia="Arial" w:hAnsi="Arial"/>
+                <w:b w:val="false"/>
+                <w:bCs w:val="false"/>
+                <w:sz w:val="16"/>
+                <w:szCs w:val="16"/>
+              </w:rPr>
+              <w:t xml:space="preserve">Security</w:t>
+            </w:r>
+          </w:p>
+        </w:tc>
+        <w:tc>
+          <w:tcPr>
+            <w:tcW w:type="dxa" w:w="5590"/>
+            <w:tcBorders>
+              <w:top w:val="single" w:color="BFBFBF" w:sz="1"/>
+              <w:left w:val="single" w:color="BFBFBF" w:sz="1"/>
+              <w:bottom w:val="single" w:color="BFBFBF" w:sz="1"/>
+              <w:right w:val="single" w:color="BFBFBF" w:sz="1"/>
+            </w:tcBorders>
+            <w:shd w:fill="F4F6FB" w:val="clear"/>
+            <w:tcMar>
+              <w:top w:type="dxa" w:w="55"/>
+              <w:left w:type="dxa" w:w="100"/>
+              <w:bottom w:type="dxa" w:w="55"/>
+              <w:right w:type="dxa" w:w="100"/>
+            </w:tcMar>
+            <w:vAlign w:val="center"/>
+          </w:tcPr>
+          <w:p>
+            <w:pPr>
+              <w:spacing w:after="0"/>
+              <w:jc w:val="left"/>
+            </w:pPr>
+            <w:r>
+              <w:rPr>
+                <w:rFonts w:ascii="Arial" w:cs="Arial" w:eastAsia="Arial" w:hAnsi="Arial"/>
+                <w:b w:val="false"/>
+                <w:bCs w:val="false"/>
+                <w:sz w:val="16"/>
+                <w:szCs w:val="16"/>
+              </w:rPr>
+              <w:t xml:space="preserve">Login errors do not reveal whether a username exists</w:t>
+            </w:r>
+          </w:p>
+        </w:tc>
+        <w:tc>
+          <w:tcPr>
+            <w:tcW w:type="dxa" w:w="1510"/>
+            <w:tcBorders>
+              <w:top w:val="single" w:color="BFBFBF" w:sz="1"/>
+              <w:left w:val="single" w:color="BFBFBF" w:sz="1"/>
+              <w:bottom w:val="single" w:color="BFBFBF" w:sz="1"/>
+              <w:right w:val="single" w:color="BFBFBF" w:sz="1"/>
+            </w:tcBorders>
+            <w:shd w:fill="F4F6FB" w:val="clear"/>
+            <w:tcMar>
+              <w:top w:type="dxa" w:w="55"/>
+              <w:left w:type="dxa" w:w="100"/>
+              <w:bottom w:type="dxa" w:w="55"/>
+              <w:right w:type="dxa" w:w="100"/>
+            </w:tcMar>
+            <w:vAlign w:val="center"/>
+          </w:tcPr>
+          <w:p>
+            <w:pPr>
+              <w:spacing w:after="0"/>
+              <w:jc w:val="center"/>
+            </w:pPr>
+            <w:r>
+              <w:rPr>
+                <w:rFonts w:ascii="Arial" w:cs="Arial" w:eastAsia="Arial" w:hAnsi="Arial"/>
+                <w:b w:val="false"/>
+                <w:bCs w:val="false"/>
+                <w:color w:val="147E72"/>
+                <w:sz w:val="16"/>
+                <w:szCs w:val="16"/>
+              </w:rPr>
+              <w:t xml:space="preserve">Pass</w:t>
+            </w:r>
+          </w:p>
+        </w:tc>
+      </w:tr>
+      <w:tr>
+        <w:tc>
+          <w:tcPr>
+            <w:tcW w:type="dxa" w:w="780"/>
+            <w:tcBorders>
+              <w:top w:val="single" w:color="BFBFBF" w:sz="1"/>
+              <w:left w:val="single" w:color="BFBFBF" w:sz="1"/>
+              <w:bottom w:val="single" w:color="BFBFBF" w:sz="1"/>
+              <w:right w:val="single" w:color="BFBFBF" w:sz="1"/>
+            </w:tcBorders>
+            <w:tcMar>
+              <w:top w:type="dxa" w:w="55"/>
+              <w:left w:type="dxa" w:w="100"/>
+              <w:bottom w:type="dxa" w:w="55"/>
+              <w:right w:type="dxa" w:w="100"/>
+            </w:tcMar>
+            <w:vAlign w:val="center"/>
+          </w:tcPr>
+          <w:p>
+            <w:pPr>
+              <w:spacing w:after="0"/>
+              <w:jc w:val="center"/>
+            </w:pPr>
+            <w:r>
+              <w:rPr>
+                <w:rFonts w:ascii="Arial" w:cs="Arial" w:eastAsia="Arial" w:hAnsi="Arial"/>
+                <w:b/>
+                <w:bCs/>
+                <w:color w:val="1F3864"/>
+                <w:sz w:val="16"/>
+                <w:szCs w:val="16"/>
+              </w:rPr>
+              <w:t xml:space="preserve">TC-023</w:t>
+            </w:r>
+          </w:p>
+        </w:tc>
+        <w:tc>
+          <w:tcPr>
+            <w:tcW w:type="dxa" w:w="1480"/>
+            <w:tcBorders>
+              <w:top w:val="single" w:color="BFBFBF" w:sz="1"/>
+              <w:left w:val="single" w:color="BFBFBF" w:sz="1"/>
+              <w:bottom w:val="single" w:color="BFBFBF" w:sz="1"/>
+              <w:right w:val="single" w:color="BFBFBF" w:sz="1"/>
+            </w:tcBorders>
+            <w:tcMar>
+              <w:top w:type="dxa" w:w="55"/>
+              <w:left w:type="dxa" w:w="100"/>
+              <w:bottom w:type="dxa" w:w="55"/>
+              <w:right w:type="dxa" w:w="100"/>
+            </w:tcMar>
+            <w:vAlign w:val="center"/>
+          </w:tcPr>
+          <w:p>
+            <w:pPr>
+              <w:spacing w:after="0"/>
+              <w:jc w:val="center"/>
+            </w:pPr>
+            <w:r>
+              <w:rPr>
+                <w:rFonts w:ascii="Arial" w:cs="Arial" w:eastAsia="Arial" w:hAnsi="Arial"/>
+                <w:b w:val="false"/>
+                <w:bCs w:val="false"/>
+                <w:sz w:val="16"/>
+                <w:szCs w:val="16"/>
+              </w:rPr>
+              <w:t xml:space="preserve">Security</w:t>
+            </w:r>
+          </w:p>
+        </w:tc>
+        <w:tc>
+          <w:tcPr>
+            <w:tcW w:type="dxa" w:w="5590"/>
+            <w:tcBorders>
+              <w:top w:val="single" w:color="BFBFBF" w:sz="1"/>
+              <w:left w:val="single" w:color="BFBFBF" w:sz="1"/>
+              <w:bottom w:val="single" w:color="BFBFBF" w:sz="1"/>
+              <w:right w:val="single" w:color="BFBFBF" w:sz="1"/>
+            </w:tcBorders>
+            <w:tcMar>
+              <w:top w:type="dxa" w:w="55"/>
+              <w:left w:type="dxa" w:w="100"/>
+              <w:bottom w:type="dxa" w:w="55"/>
+              <w:right w:type="dxa" w:w="100"/>
+            </w:tcMar>
+            <w:vAlign w:val="center"/>
+          </w:tcPr>
+          <w:p>
+            <w:pPr>
+              <w:spacing w:after="0"/>
+              <w:jc w:val="left"/>
+            </w:pPr>
+            <w:r>
+              <w:rPr>
+                <w:rFonts w:ascii="Arial" w:cs="Arial" w:eastAsia="Arial" w:hAnsi="Arial"/>
+                <w:b w:val="false"/>
+                <w:bCs w:val="false"/>
+                <w:sz w:val="16"/>
+                <w:szCs w:val="16"/>
+              </w:rPr>
+              <w:t xml:space="preserve">Repeated failed logins are consistently rejected</w:t>
+            </w:r>
+          </w:p>
+        </w:tc>
+        <w:tc>
+          <w:tcPr>
+            <w:tcW w:type="dxa" w:w="1510"/>
+            <w:tcBorders>
+              <w:top w:val="single" w:color="BFBFBF" w:sz="1"/>
+              <w:left w:val="single" w:color="BFBFBF" w:sz="1"/>
+              <w:bottom w:val="single" w:color="BFBFBF" w:sz="1"/>
+              <w:right w:val="single" w:color="BFBFBF" w:sz="1"/>
+            </w:tcBorders>
+            <w:tcMar>
+              <w:top w:type="dxa" w:w="55"/>
+              <w:left w:type="dxa" w:w="100"/>
+              <w:bottom w:type="dxa" w:w="55"/>
+              <w:right w:type="dxa" w:w="100"/>
+            </w:tcMar>
+            <w:vAlign w:val="center"/>
+          </w:tcPr>
+          <w:p>
+            <w:pPr>
+              <w:spacing w:after="0"/>
+              <w:jc w:val="center"/>
+            </w:pPr>
+            <w:r>
+              <w:rPr>
+                <w:rFonts w:ascii="Arial" w:cs="Arial" w:eastAsia="Arial" w:hAnsi="Arial"/>
+                <w:b w:val="false"/>
+                <w:bCs w:val="false"/>
+                <w:color w:val="147E72"/>
+                <w:sz w:val="16"/>
+                <w:szCs w:val="16"/>
+              </w:rPr>
+              <w:t xml:space="preserve">Pass</w:t>
+            </w:r>
+          </w:p>
+        </w:tc>
+      </w:tr>
+      <w:tr>
+        <w:tc>
+          <w:tcPr>
+            <w:tcW w:type="dxa" w:w="780"/>
+            <w:tcBorders>
+              <w:top w:val="single" w:color="BFBFBF" w:sz="1"/>
+              <w:left w:val="single" w:color="BFBFBF" w:sz="1"/>
+              <w:bottom w:val="single" w:color="BFBFBF" w:sz="1"/>
+              <w:right w:val="single" w:color="BFBFBF" w:sz="1"/>
+            </w:tcBorders>
+            <w:shd w:fill="F4F6FB" w:val="clear"/>
+            <w:tcMar>
+              <w:top w:type="dxa" w:w="55"/>
+              <w:left w:type="dxa" w:w="100"/>
+              <w:bottom w:type="dxa" w:w="55"/>
+              <w:right w:type="dxa" w:w="100"/>
+            </w:tcMar>
+            <w:vAlign w:val="center"/>
+          </w:tcPr>
+          <w:p>
+            <w:pPr>
+              <w:spacing w:after="0"/>
+              <w:jc w:val="center"/>
+            </w:pPr>
+            <w:r>
+              <w:rPr>
+                <w:rFonts w:ascii="Arial" w:cs="Arial" w:eastAsia="Arial" w:hAnsi="Arial"/>
+                <w:b/>
+                <w:bCs/>
+                <w:color w:val="1F3864"/>
+                <w:sz w:val="16"/>
+                <w:szCs w:val="16"/>
+              </w:rPr>
+              <w:t xml:space="preserve">TC-024</w:t>
+            </w:r>
+          </w:p>
+        </w:tc>
+        <w:tc>
+          <w:tcPr>
+            <w:tcW w:type="dxa" w:w="1480"/>
+            <w:tcBorders>
+              <w:top w:val="single" w:color="BFBFBF" w:sz="1"/>
+              <w:left w:val="single" w:color="BFBFBF" w:sz="1"/>
+              <w:bottom w:val="single" w:color="BFBFBF" w:sz="1"/>
+              <w:right w:val="single" w:color="BFBFBF" w:sz="1"/>
+            </w:tcBorders>
+            <w:shd w:fill="F4F6FB" w:val="clear"/>
+            <w:tcMar>
+              <w:top w:type="dxa" w:w="55"/>
+              <w:left w:type="dxa" w:w="100"/>
+              <w:bottom w:type="dxa" w:w="55"/>
+              <w:right w:type="dxa" w:w="100"/>
+            </w:tcMar>
+            <w:vAlign w:val="center"/>
+          </w:tcPr>
+          <w:p>
+            <w:pPr>
+              <w:spacing w:after="0"/>
+              <w:jc w:val="center"/>
+            </w:pPr>
+            <w:r>
+              <w:rPr>
+                <w:rFonts w:ascii="Arial" w:cs="Arial" w:eastAsia="Arial" w:hAnsi="Arial"/>
+                <w:b w:val="false"/>
+                <w:bCs w:val="false"/>
+                <w:sz w:val="16"/>
+                <w:szCs w:val="16"/>
+              </w:rPr>
+              <w:t xml:space="preserve">Access Control</w:t>
+            </w:r>
+          </w:p>
+        </w:tc>
+        <w:tc>
+          <w:tcPr>
+            <w:tcW w:type="dxa" w:w="5590"/>
+            <w:tcBorders>
+              <w:top w:val="single" w:color="BFBFBF" w:sz="1"/>
+              <w:left w:val="single" w:color="BFBFBF" w:sz="1"/>
+              <w:bottom w:val="single" w:color="BFBFBF" w:sz="1"/>
+              <w:right w:val="single" w:color="BFBFBF" w:sz="1"/>
+            </w:tcBorders>
+            <w:shd w:fill="F4F6FB" w:val="clear"/>
+            <w:tcMar>
+              <w:top w:type="dxa" w:w="55"/>
+              <w:left w:type="dxa" w:w="100"/>
+              <w:bottom w:type="dxa" w:w="55"/>
+              <w:right w:type="dxa" w:w="100"/>
+            </w:tcMar>
+            <w:vAlign w:val="center"/>
+          </w:tcPr>
+          <w:p>
+            <w:pPr>
+              <w:spacing w:after="0"/>
+              <w:jc w:val="left"/>
+            </w:pPr>
+            <w:r>
+              <w:rPr>
+                <w:rFonts w:ascii="Arial" w:cs="Arial" w:eastAsia="Arial" w:hAnsi="Arial"/>
+                <w:b w:val="false"/>
+                <w:bCs w:val="false"/>
+                <w:sz w:val="16"/>
+                <w:szCs w:val="16"/>
+              </w:rPr>
+              <w:t xml:space="preserve">Accounts Overview is not accessible while logged out</w:t>
+            </w:r>
+          </w:p>
+        </w:tc>
+        <w:tc>
+          <w:tcPr>
+            <w:tcW w:type="dxa" w:w="1510"/>
+            <w:tcBorders>
+              <w:top w:val="single" w:color="BFBFBF" w:sz="1"/>
+              <w:left w:val="single" w:color="BFBFBF" w:sz="1"/>
+              <w:bottom w:val="single" w:color="BFBFBF" w:sz="1"/>
+              <w:right w:val="single" w:color="BFBFBF" w:sz="1"/>
+            </w:tcBorders>
+            <w:shd w:fill="F4F6FB" w:val="clear"/>
+            <w:tcMar>
+              <w:top w:type="dxa" w:w="55"/>
+              <w:left w:type="dxa" w:w="100"/>
+              <w:bottom w:type="dxa" w:w="55"/>
+              <w:right w:type="dxa" w:w="100"/>
+            </w:tcMar>
+            <w:vAlign w:val="center"/>
+          </w:tcPr>
+          <w:p>
+            <w:pPr>
+              <w:spacing w:after="0"/>
+              <w:jc w:val="center"/>
+            </w:pPr>
+            <w:r>
+              <w:rPr>
+                <w:rFonts w:ascii="Arial" w:cs="Arial" w:eastAsia="Arial" w:hAnsi="Arial"/>
+                <w:b w:val="false"/>
+                <w:bCs w:val="false"/>
+                <w:color w:val="147E72"/>
+                <w:sz w:val="16"/>
+                <w:szCs w:val="16"/>
+              </w:rPr>
+              <w:t xml:space="preserve">Pass</w:t>
+            </w:r>
+          </w:p>
+        </w:tc>
+      </w:tr>
+      <w:tr>
+        <w:tc>
+          <w:tcPr>
+            <w:tcW w:type="dxa" w:w="780"/>
+            <w:tcBorders>
+              <w:top w:val="single" w:color="BFBFBF" w:sz="1"/>
+              <w:left w:val="single" w:color="BFBFBF" w:sz="1"/>
+              <w:bottom w:val="single" w:color="BFBFBF" w:sz="1"/>
+              <w:right w:val="single" w:color="BFBFBF" w:sz="1"/>
+            </w:tcBorders>
+            <w:tcMar>
+              <w:top w:type="dxa" w:w="55"/>
+              <w:left w:type="dxa" w:w="100"/>
+              <w:bottom w:type="dxa" w:w="55"/>
+              <w:right w:type="dxa" w:w="100"/>
+            </w:tcMar>
+            <w:vAlign w:val="center"/>
+          </w:tcPr>
+          <w:p>
+            <w:pPr>
+              <w:spacing w:after="0"/>
+              <w:jc w:val="center"/>
+            </w:pPr>
+            <w:r>
+              <w:rPr>
+                <w:rFonts w:ascii="Arial" w:cs="Arial" w:eastAsia="Arial" w:hAnsi="Arial"/>
+                <w:b/>
+                <w:bCs/>
+                <w:color w:val="1F3864"/>
+                <w:sz w:val="16"/>
+                <w:szCs w:val="16"/>
+              </w:rPr>
+              <w:t xml:space="preserve">TC-025</w:t>
+            </w:r>
+          </w:p>
+        </w:tc>
+        <w:tc>
+          <w:tcPr>
+            <w:tcW w:type="dxa" w:w="1480"/>
+            <w:tcBorders>
+              <w:top w:val="single" w:color="BFBFBF" w:sz="1"/>
+              <w:left w:val="single" w:color="BFBFBF" w:sz="1"/>
+              <w:bottom w:val="single" w:color="BFBFBF" w:sz="1"/>
+              <w:right w:val="single" w:color="BFBFBF" w:sz="1"/>
+            </w:tcBorders>
+            <w:tcMar>
+              <w:top w:type="dxa" w:w="55"/>
+              <w:left w:type="dxa" w:w="100"/>
+              <w:bottom w:type="dxa" w:w="55"/>
+              <w:right w:type="dxa" w:w="100"/>
+            </w:tcMar>
+            <w:vAlign w:val="center"/>
+          </w:tcPr>
+          <w:p>
+            <w:pPr>
+              <w:spacing w:after="0"/>
+              <w:jc w:val="center"/>
+            </w:pPr>
+            <w:r>
+              <w:rPr>
+                <w:rFonts w:ascii="Arial" w:cs="Arial" w:eastAsia="Arial" w:hAnsi="Arial"/>
+                <w:b w:val="false"/>
+                <w:bCs w:val="false"/>
+                <w:sz w:val="16"/>
+                <w:szCs w:val="16"/>
+              </w:rPr>
+              <w:t xml:space="preserve">Access Control</w:t>
+            </w:r>
+          </w:p>
+        </w:tc>
+        <w:tc>
+          <w:tcPr>
+            <w:tcW w:type="dxa" w:w="5590"/>
+            <w:tcBorders>
+              <w:top w:val="single" w:color="BFBFBF" w:sz="1"/>
+              <w:left w:val="single" w:color="BFBFBF" w:sz="1"/>
+              <w:bottom w:val="single" w:color="BFBFBF" w:sz="1"/>
+              <w:right w:val="single" w:color="BFBFBF" w:sz="1"/>
+            </w:tcBorders>
+            <w:tcMar>
+              <w:top w:type="dxa" w:w="55"/>
+              <w:left w:type="dxa" w:w="100"/>
+              <w:bottom w:type="dxa" w:w="55"/>
+              <w:right w:type="dxa" w:w="100"/>
+            </w:tcMar>
+            <w:vAlign w:val="center"/>
+          </w:tcPr>
+          <w:p>
+            <w:pPr>
+              <w:spacing w:after="0"/>
+              <w:jc w:val="left"/>
+            </w:pPr>
+            <w:r>
+              <w:rPr>
+                <w:rFonts w:ascii="Arial" w:cs="Arial" w:eastAsia="Arial" w:hAnsi="Arial"/>
+                <w:b w:val="false"/>
+                <w:bCs w:val="false"/>
+                <w:sz w:val="16"/>
+                <w:szCs w:val="16"/>
+              </w:rPr>
+              <w:t xml:space="preserve">Transfer Funds page is not accessible while logged out</w:t>
+            </w:r>
+          </w:p>
+        </w:tc>
+        <w:tc>
+          <w:tcPr>
+            <w:tcW w:type="dxa" w:w="1510"/>
+            <w:tcBorders>
+              <w:top w:val="single" w:color="BFBFBF" w:sz="1"/>
+              <w:left w:val="single" w:color="BFBFBF" w:sz="1"/>
+              <w:bottom w:val="single" w:color="BFBFBF" w:sz="1"/>
+              <w:right w:val="single" w:color="BFBFBF" w:sz="1"/>
+            </w:tcBorders>
+            <w:tcMar>
+              <w:top w:type="dxa" w:w="55"/>
+              <w:left w:type="dxa" w:w="100"/>
+              <w:bottom w:type="dxa" w:w="55"/>
+              <w:right w:type="dxa" w:w="100"/>
+            </w:tcMar>
+            <w:vAlign w:val="center"/>
+          </w:tcPr>
+          <w:p>
+            <w:pPr>
+              <w:spacing w:after="0"/>
+              <w:jc w:val="center"/>
+            </w:pPr>
+            <w:r>
+              <w:rPr>
+                <w:rFonts w:ascii="Arial" w:cs="Arial" w:eastAsia="Arial" w:hAnsi="Arial"/>
+                <w:b w:val="false"/>
+                <w:bCs w:val="false"/>
+                <w:color w:val="147E72"/>
+                <w:sz w:val="16"/>
+                <w:szCs w:val="16"/>
+              </w:rPr>
+              <w:t xml:space="preserve">Pass</w:t>
+            </w:r>
+          </w:p>
+        </w:tc>
+      </w:tr>
+      <w:tr>
+        <w:tc>
+          <w:tcPr>
+            <w:tcW w:type="dxa" w:w="780"/>
+            <w:tcBorders>
+              <w:top w:val="single" w:color="BFBFBF" w:sz="1"/>
+              <w:left w:val="single" w:color="BFBFBF" w:sz="1"/>
+              <w:bottom w:val="single" w:color="BFBFBF" w:sz="1"/>
+              <w:right w:val="single" w:color="BFBFBF" w:sz="1"/>
+            </w:tcBorders>
+            <w:shd w:fill="F4F6FB" w:val="clear"/>
+            <w:tcMar>
+              <w:top w:type="dxa" w:w="55"/>
+              <w:left w:type="dxa" w:w="100"/>
+              <w:bottom w:type="dxa" w:w="55"/>
+              <w:right w:type="dxa" w:w="100"/>
+            </w:tcMar>
+            <w:vAlign w:val="center"/>
+          </w:tcPr>
+          <w:p>
+            <w:pPr>
+              <w:spacing w:after="0"/>
+              <w:jc w:val="center"/>
+            </w:pPr>
+            <w:r>
+              <w:rPr>
+                <w:rFonts w:ascii="Arial" w:cs="Arial" w:eastAsia="Arial" w:hAnsi="Arial"/>
+                <w:b/>
+                <w:bCs/>
+                <w:color w:val="1F3864"/>
+                <w:sz w:val="16"/>
+                <w:szCs w:val="16"/>
+              </w:rPr>
+              <w:t xml:space="preserve">TC-026</w:t>
+            </w:r>
+          </w:p>
+        </w:tc>
+        <w:tc>
+          <w:tcPr>
+            <w:tcW w:type="dxa" w:w="1480"/>
+            <w:tcBorders>
+              <w:top w:val="single" w:color="BFBFBF" w:sz="1"/>
+              <w:left w:val="single" w:color="BFBFBF" w:sz="1"/>
+              <w:bottom w:val="single" w:color="BFBFBF" w:sz="1"/>
+              <w:right w:val="single" w:color="BFBFBF" w:sz="1"/>
+            </w:tcBorders>
+            <w:shd w:fill="F4F6FB" w:val="clear"/>
+            <w:tcMar>
+              <w:top w:type="dxa" w:w="55"/>
+              <w:left w:type="dxa" w:w="100"/>
+              <w:bottom w:type="dxa" w:w="55"/>
+              <w:right w:type="dxa" w:w="100"/>
+            </w:tcMar>
+            <w:vAlign w:val="center"/>
+          </w:tcPr>
+          <w:p>
+            <w:pPr>
+              <w:spacing w:after="0"/>
+              <w:jc w:val="center"/>
+            </w:pPr>
+            <w:r>
+              <w:rPr>
+                <w:rFonts w:ascii="Arial" w:cs="Arial" w:eastAsia="Arial" w:hAnsi="Arial"/>
+                <w:b w:val="false"/>
+                <w:bCs w:val="false"/>
+                <w:sz w:val="16"/>
+                <w:szCs w:val="16"/>
+              </w:rPr>
+              <w:t xml:space="preserve">Access Control</w:t>
+            </w:r>
+          </w:p>
+        </w:tc>
+        <w:tc>
+          <w:tcPr>
+            <w:tcW w:type="dxa" w:w="5590"/>
+            <w:tcBorders>
+              <w:top w:val="single" w:color="BFBFBF" w:sz="1"/>
+              <w:left w:val="single" w:color="BFBFBF" w:sz="1"/>
+              <w:bottom w:val="single" w:color="BFBFBF" w:sz="1"/>
+              <w:right w:val="single" w:color="BFBFBF" w:sz="1"/>
+            </w:tcBorders>
+            <w:shd w:fill="F4F6FB" w:val="clear"/>
+            <w:tcMar>
+              <w:top w:type="dxa" w:w="55"/>
+              <w:left w:type="dxa" w:w="100"/>
+              <w:bottom w:type="dxa" w:w="55"/>
+              <w:right w:type="dxa" w:w="100"/>
+            </w:tcMar>
+            <w:vAlign w:val="center"/>
+          </w:tcPr>
+          <w:p>
+            <w:pPr>
+              <w:spacing w:after="0"/>
+              <w:jc w:val="left"/>
+            </w:pPr>
+            <w:r>
+              <w:rPr>
+                <w:rFonts w:ascii="Arial" w:cs="Arial" w:eastAsia="Arial" w:hAnsi="Arial"/>
+                <w:b w:val="false"/>
+                <w:bCs w:val="false"/>
+                <w:sz w:val="16"/>
+                <w:szCs w:val="16"/>
+              </w:rPr>
+              <w:t xml:space="preserve">Update Contact Info page is not accessible while logged out</w:t>
+            </w:r>
+          </w:p>
+        </w:tc>
+        <w:tc>
+          <w:tcPr>
+            <w:tcW w:type="dxa" w:w="1510"/>
+            <w:tcBorders>
+              <w:top w:val="single" w:color="BFBFBF" w:sz="1"/>
+              <w:left w:val="single" w:color="BFBFBF" w:sz="1"/>
+              <w:bottom w:val="single" w:color="BFBFBF" w:sz="1"/>
+              <w:right w:val="single" w:color="BFBFBF" w:sz="1"/>
+            </w:tcBorders>
+            <w:shd w:fill="F4F6FB" w:val="clear"/>
+            <w:tcMar>
+              <w:top w:type="dxa" w:w="55"/>
+              <w:left w:type="dxa" w:w="100"/>
+              <w:bottom w:type="dxa" w:w="55"/>
+              <w:right w:type="dxa" w:w="100"/>
+            </w:tcMar>
+            <w:vAlign w:val="center"/>
+          </w:tcPr>
+          <w:p>
+            <w:pPr>
+              <w:spacing w:after="0"/>
+              <w:jc w:val="center"/>
+            </w:pPr>
+            <w:r>
+              <w:rPr>
+                <w:rFonts w:ascii="Arial" w:cs="Arial" w:eastAsia="Arial" w:hAnsi="Arial"/>
+                <w:b w:val="false"/>
+                <w:bCs w:val="false"/>
+                <w:color w:val="147E72"/>
+                <w:sz w:val="16"/>
+                <w:szCs w:val="16"/>
+              </w:rPr>
+              <w:t xml:space="preserve">Pass</w:t>
+            </w:r>
+          </w:p>
+        </w:tc>
+      </w:tr>
+      <w:tr>
+        <w:tc>
+          <w:tcPr>
+            <w:tcW w:type="dxa" w:w="780"/>
+            <w:tcBorders>
+              <w:top w:val="single" w:color="BFBFBF" w:sz="1"/>
+              <w:left w:val="single" w:color="BFBFBF" w:sz="1"/>
+              <w:bottom w:val="single" w:color="BFBFBF" w:sz="1"/>
+              <w:right w:val="single" w:color="BFBFBF" w:sz="1"/>
+            </w:tcBorders>
+            <w:tcMar>
+              <w:top w:type="dxa" w:w="55"/>
+              <w:left w:type="dxa" w:w="100"/>
+              <w:bottom w:type="dxa" w:w="55"/>
+              <w:right w:type="dxa" w:w="100"/>
+            </w:tcMar>
+            <w:vAlign w:val="center"/>
+          </w:tcPr>
+          <w:p>
+            <w:pPr>
+              <w:spacing w:after="0"/>
+              <w:jc w:val="center"/>
+            </w:pPr>
+            <w:r>
+              <w:rPr>
+                <w:rFonts w:ascii="Arial" w:cs="Arial" w:eastAsia="Arial" w:hAnsi="Arial"/>
+                <w:b/>
+                <w:bCs/>
+                <w:color w:val="1F3864"/>
+                <w:sz w:val="16"/>
+                <w:szCs w:val="16"/>
+              </w:rPr>
+              <w:t xml:space="preserve">TC-027</w:t>
+            </w:r>
+          </w:p>
+        </w:tc>
+        <w:tc>
+          <w:tcPr>
+            <w:tcW w:type="dxa" w:w="1480"/>
+            <w:tcBorders>
+              <w:top w:val="single" w:color="BFBFBF" w:sz="1"/>
+              <w:left w:val="single" w:color="BFBFBF" w:sz="1"/>
+              <w:bottom w:val="single" w:color="BFBFBF" w:sz="1"/>
+              <w:right w:val="single" w:color="BFBFBF" w:sz="1"/>
+            </w:tcBorders>
+            <w:tcMar>
+              <w:top w:type="dxa" w:w="55"/>
+              <w:left w:type="dxa" w:w="100"/>
+              <w:bottom w:type="dxa" w:w="55"/>
+              <w:right w:type="dxa" w:w="100"/>
+            </w:tcMar>
+            <w:vAlign w:val="center"/>
+          </w:tcPr>
+          <w:p>
+            <w:pPr>
+              <w:spacing w:after="0"/>
+              <w:jc w:val="center"/>
+            </w:pPr>
+            <w:r>
+              <w:rPr>
+                <w:rFonts w:ascii="Arial" w:cs="Arial" w:eastAsia="Arial" w:hAnsi="Arial"/>
+                <w:b w:val="false"/>
+                <w:bCs w:val="false"/>
+                <w:sz w:val="16"/>
+                <w:szCs w:val="16"/>
+              </w:rPr>
+              <w:t xml:space="preserve">Access Control</w:t>
+            </w:r>
+          </w:p>
+        </w:tc>
+        <w:tc>
+          <w:tcPr>
+            <w:tcW w:type="dxa" w:w="5590"/>
+            <w:tcBorders>
+              <w:top w:val="single" w:color="BFBFBF" w:sz="1"/>
+              <w:left w:val="single" w:color="BFBFBF" w:sz="1"/>
+              <w:bottom w:val="single" w:color="BFBFBF" w:sz="1"/>
+              <w:right w:val="single" w:color="BFBFBF" w:sz="1"/>
+            </w:tcBorders>
+            <w:tcMar>
+              <w:top w:type="dxa" w:w="55"/>
+              <w:left w:type="dxa" w:w="100"/>
+              <w:bottom w:type="dxa" w:w="55"/>
+              <w:right w:type="dxa" w:w="100"/>
+            </w:tcMar>
+            <w:vAlign w:val="center"/>
+          </w:tcPr>
+          <w:p>
+            <w:pPr>
+              <w:spacing w:after="0"/>
+              <w:jc w:val="left"/>
+            </w:pPr>
+            <w:r>
+              <w:rPr>
+                <w:rFonts w:ascii="Arial" w:cs="Arial" w:eastAsia="Arial" w:hAnsi="Arial"/>
+                <w:b w:val="false"/>
+                <w:bCs w:val="false"/>
+                <w:sz w:val="16"/>
+                <w:szCs w:val="16"/>
+              </w:rPr>
+              <w:t xml:space="preserve">Protected pages are not accessible after logging out</w:t>
+            </w:r>
+          </w:p>
+        </w:tc>
+        <w:tc>
+          <w:tcPr>
+            <w:tcW w:type="dxa" w:w="1510"/>
+            <w:tcBorders>
+              <w:top w:val="single" w:color="BFBFBF" w:sz="1"/>
+              <w:left w:val="single" w:color="BFBFBF" w:sz="1"/>
+              <w:bottom w:val="single" w:color="BFBFBF" w:sz="1"/>
+              <w:right w:val="single" w:color="BFBFBF" w:sz="1"/>
+            </w:tcBorders>
+            <w:tcMar>
+              <w:top w:type="dxa" w:w="55"/>
+              <w:left w:type="dxa" w:w="100"/>
+              <w:bottom w:type="dxa" w:w="55"/>
+              <w:right w:type="dxa" w:w="100"/>
+            </w:tcMar>
+            <w:vAlign w:val="center"/>
+          </w:tcPr>
+          <w:p>
+            <w:pPr>
+              <w:spacing w:after="0"/>
+              <w:jc w:val="center"/>
+            </w:pPr>
+            <w:r>
+              <w:rPr>
+                <w:rFonts w:ascii="Arial" w:cs="Arial" w:eastAsia="Arial" w:hAnsi="Arial"/>
+                <w:b w:val="false"/>
+                <w:bCs w:val="false"/>
+                <w:color w:val="147E72"/>
+                <w:sz w:val="16"/>
+                <w:szCs w:val="16"/>
+              </w:rPr>
+              <w:t xml:space="preserve">Pass</w:t>
+            </w:r>
+          </w:p>
+        </w:tc>
+      </w:tr>
+      <w:tr>
+        <w:tc>
+          <w:tcPr>
+            <w:tcW w:type="dxa" w:w="780"/>
+            <w:tcBorders>
+              <w:top w:val="single" w:color="BFBFBF" w:sz="1"/>
+              <w:left w:val="single" w:color="BFBFBF" w:sz="1"/>
+              <w:bottom w:val="single" w:color="BFBFBF" w:sz="1"/>
+              <w:right w:val="single" w:color="BFBFBF" w:sz="1"/>
+            </w:tcBorders>
+            <w:shd w:fill="F4F6FB" w:val="clear"/>
+            <w:tcMar>
+              <w:top w:type="dxa" w:w="55"/>
+              <w:left w:type="dxa" w:w="100"/>
+              <w:bottom w:type="dxa" w:w="55"/>
+              <w:right w:type="dxa" w:w="100"/>
+            </w:tcMar>
+            <w:vAlign w:val="center"/>
+          </w:tcPr>
+          <w:p>
+            <w:pPr>
+              <w:spacing w:after="0"/>
+              <w:jc w:val="center"/>
+            </w:pPr>
+            <w:r>
+              <w:rPr>
+                <w:rFonts w:ascii="Arial" w:cs="Arial" w:eastAsia="Arial" w:hAnsi="Arial"/>
+                <w:b/>
+                <w:bCs/>
+                <w:color w:val="1F3864"/>
+                <w:sz w:val="16"/>
+                <w:szCs w:val="16"/>
+              </w:rPr>
+              <w:t xml:space="preserve">TC-028</w:t>
+            </w:r>
+          </w:p>
+        </w:tc>
+        <w:tc>
+          <w:tcPr>
+            <w:tcW w:type="dxa" w:w="1480"/>
+            <w:tcBorders>
+              <w:top w:val="single" w:color="BFBFBF" w:sz="1"/>
+              <w:left w:val="single" w:color="BFBFBF" w:sz="1"/>
+              <w:bottom w:val="single" w:color="BFBFBF" w:sz="1"/>
+              <w:right w:val="single" w:color="BFBFBF" w:sz="1"/>
+            </w:tcBorders>
+            <w:shd w:fill="F4F6FB" w:val="clear"/>
+            <w:tcMar>
+              <w:top w:type="dxa" w:w="55"/>
+              <w:left w:type="dxa" w:w="100"/>
+              <w:bottom w:type="dxa" w:w="55"/>
+              <w:right w:type="dxa" w:w="100"/>
+            </w:tcMar>
+            <w:vAlign w:val="center"/>
+          </w:tcPr>
+          <w:p>
+            <w:pPr>
+              <w:spacing w:after="0"/>
+              <w:jc w:val="center"/>
+            </w:pPr>
+            <w:r>
+              <w:rPr>
+                <w:rFonts w:ascii="Arial" w:cs="Arial" w:eastAsia="Arial" w:hAnsi="Arial"/>
+                <w:b w:val="false"/>
+                <w:bCs w:val="false"/>
+                <w:sz w:val="16"/>
+                <w:szCs w:val="16"/>
+              </w:rPr>
+              <w:t xml:space="preserve">Access Control</w:t>
+            </w:r>
+          </w:p>
+        </w:tc>
+        <w:tc>
+          <w:tcPr>
+            <w:tcW w:type="dxa" w:w="5590"/>
+            <w:tcBorders>
+              <w:top w:val="single" w:color="BFBFBF" w:sz="1"/>
+              <w:left w:val="single" w:color="BFBFBF" w:sz="1"/>
+              <w:bottom w:val="single" w:color="BFBFBF" w:sz="1"/>
+              <w:right w:val="single" w:color="BFBFBF" w:sz="1"/>
+            </w:tcBorders>
+            <w:shd w:fill="F4F6FB" w:val="clear"/>
+            <w:tcMar>
+              <w:top w:type="dxa" w:w="55"/>
+              <w:left w:type="dxa" w:w="100"/>
+              <w:bottom w:type="dxa" w:w="55"/>
+              <w:right w:type="dxa" w:w="100"/>
+            </w:tcMar>
+            <w:vAlign w:val="center"/>
+          </w:tcPr>
+          <w:p>
+            <w:pPr>
+              <w:spacing w:after="0"/>
+              <w:jc w:val="left"/>
+            </w:pPr>
+            <w:r>
+              <w:rPr>
+                <w:rFonts w:ascii="Arial" w:cs="Arial" w:eastAsia="Arial" w:hAnsi="Arial"/>
+                <w:b w:val="false"/>
+                <w:bCs w:val="false"/>
+                <w:sz w:val="16"/>
+                <w:szCs w:val="16"/>
+              </w:rPr>
+              <w:t xml:space="preserve">An authenticated session persists across page navigation</w:t>
+            </w:r>
+          </w:p>
+        </w:tc>
+        <w:tc>
+          <w:tcPr>
+            <w:tcW w:type="dxa" w:w="1510"/>
+            <w:tcBorders>
+              <w:top w:val="single" w:color="BFBFBF" w:sz="1"/>
+              <w:left w:val="single" w:color="BFBFBF" w:sz="1"/>
+              <w:bottom w:val="single" w:color="BFBFBF" w:sz="1"/>
+              <w:right w:val="single" w:color="BFBFBF" w:sz="1"/>
+            </w:tcBorders>
+            <w:shd w:fill="F4F6FB" w:val="clear"/>
+            <w:tcMar>
+              <w:top w:type="dxa" w:w="55"/>
+              <w:left w:type="dxa" w:w="100"/>
+              <w:bottom w:type="dxa" w:w="55"/>
+              <w:right w:type="dxa" w:w="100"/>
+            </w:tcMar>
+            <w:vAlign w:val="center"/>
+          </w:tcPr>
+          <w:p>
+            <w:pPr>
+              <w:spacing w:after="0"/>
+              <w:jc w:val="center"/>
+            </w:pPr>
+            <w:r>
+              <w:rPr>
+                <w:rFonts w:ascii="Arial" w:cs="Arial" w:eastAsia="Arial" w:hAnsi="Arial"/>
+                <w:b w:val="false"/>
+                <w:bCs w:val="false"/>
+                <w:color w:val="147E72"/>
+                <w:sz w:val="16"/>
+                <w:szCs w:val="16"/>
+              </w:rPr>
+              <w:t xml:space="preserve">Pass</w:t>
+            </w:r>
+          </w:p>
+        </w:tc>
+      </w:tr>
+      <w:tr>
+        <w:tc>
+          <w:tcPr>
+            <w:tcW w:type="dxa" w:w="780"/>
+            <w:tcBorders>
+              <w:top w:val="single" w:color="BFBFBF" w:sz="1"/>
+              <w:left w:val="single" w:color="BFBFBF" w:sz="1"/>
+              <w:bottom w:val="single" w:color="BFBFBF" w:sz="1"/>
+              <w:right w:val="single" w:color="BFBFBF" w:sz="1"/>
+            </w:tcBorders>
+            <w:tcMar>
+              <w:top w:type="dxa" w:w="55"/>
+              <w:left w:type="dxa" w:w="100"/>
+              <w:bottom w:type="dxa" w:w="55"/>
+              <w:right w:type="dxa" w:w="100"/>
+            </w:tcMar>
+            <w:vAlign w:val="center"/>
+          </w:tcPr>
+          <w:p>
+            <w:pPr>
+              <w:spacing w:after="0"/>
+              <w:jc w:val="center"/>
+            </w:pPr>
+            <w:r>
+              <w:rPr>
+                <w:rFonts w:ascii="Arial" w:cs="Arial" w:eastAsia="Arial" w:hAnsi="Arial"/>
+                <w:b/>
+                <w:bCs/>
+                <w:color w:val="1F3864"/>
+                <w:sz w:val="16"/>
+                <w:szCs w:val="16"/>
+              </w:rPr>
+              <w:t xml:space="preserve">TC-029</w:t>
+            </w:r>
+          </w:p>
+        </w:tc>
+        <w:tc>
+          <w:tcPr>
+            <w:tcW w:type="dxa" w:w="1480"/>
+            <w:tcBorders>
+              <w:top w:val="single" w:color="BFBFBF" w:sz="1"/>
+              <w:left w:val="single" w:color="BFBFBF" w:sz="1"/>
+              <w:bottom w:val="single" w:color="BFBFBF" w:sz="1"/>
+              <w:right w:val="single" w:color="BFBFBF" w:sz="1"/>
+            </w:tcBorders>
+            <w:tcMar>
+              <w:top w:type="dxa" w:w="55"/>
+              <w:left w:type="dxa" w:w="100"/>
+              <w:bottom w:type="dxa" w:w="55"/>
+              <w:right w:type="dxa" w:w="100"/>
+            </w:tcMar>
+            <w:vAlign w:val="center"/>
+          </w:tcPr>
+          <w:p>
+            <w:pPr>
+              <w:spacing w:after="0"/>
+              <w:jc w:val="center"/>
+            </w:pPr>
+            <w:r>
+              <w:rPr>
+                <w:rFonts w:ascii="Arial" w:cs="Arial" w:eastAsia="Arial" w:hAnsi="Arial"/>
+                <w:b w:val="false"/>
+                <w:bCs w:val="false"/>
+                <w:sz w:val="16"/>
+                <w:szCs w:val="16"/>
+              </w:rPr>
+              <w:t xml:space="preserve">Performance</w:t>
+            </w:r>
+          </w:p>
+        </w:tc>
+        <w:tc>
+          <w:tcPr>
+            <w:tcW w:type="dxa" w:w="5590"/>
+            <w:tcBorders>
+              <w:top w:val="single" w:color="BFBFBF" w:sz="1"/>
+              <w:left w:val="single" w:color="BFBFBF" w:sz="1"/>
+              <w:bottom w:val="single" w:color="BFBFBF" w:sz="1"/>
+              <w:right w:val="single" w:color="BFBFBF" w:sz="1"/>
+            </w:tcBorders>
+            <w:tcMar>
+              <w:top w:type="dxa" w:w="55"/>
+              <w:left w:type="dxa" w:w="100"/>
+              <w:bottom w:type="dxa" w:w="55"/>
+              <w:right w:type="dxa" w:w="100"/>
+            </w:tcMar>
+            <w:vAlign w:val="center"/>
+          </w:tcPr>
+          <w:p>
+            <w:pPr>
+              <w:spacing w:after="0"/>
+              <w:jc w:val="left"/>
+            </w:pPr>
+            <w:r>
+              <w:rPr>
+                <w:rFonts w:ascii="Arial" w:cs="Arial" w:eastAsia="Arial" w:hAnsi="Arial"/>
+                <w:b w:val="false"/>
+                <w:bCs w:val="false"/>
+                <w:sz w:val="16"/>
+                <w:szCs w:val="16"/>
+              </w:rPr>
+              <w:t xml:space="preserve">The home page loads within the performance budget</w:t>
+            </w:r>
+          </w:p>
+        </w:tc>
+        <w:tc>
+          <w:tcPr>
+            <w:tcW w:type="dxa" w:w="1510"/>
+            <w:tcBorders>
+              <w:top w:val="single" w:color="BFBFBF" w:sz="1"/>
+              <w:left w:val="single" w:color="BFBFBF" w:sz="1"/>
+              <w:bottom w:val="single" w:color="BFBFBF" w:sz="1"/>
+              <w:right w:val="single" w:color="BFBFBF" w:sz="1"/>
+            </w:tcBorders>
+            <w:tcMar>
+              <w:top w:type="dxa" w:w="55"/>
+              <w:left w:type="dxa" w:w="100"/>
+              <w:bottom w:type="dxa" w:w="55"/>
+              <w:right w:type="dxa" w:w="100"/>
+            </w:tcMar>
+            <w:vAlign w:val="center"/>
+          </w:tcPr>
+          <w:p>
+            <w:pPr>
+              <w:spacing w:after="0"/>
+              <w:jc w:val="center"/>
+            </w:pPr>
+            <w:r>
+              <w:rPr>
+                <w:rFonts w:ascii="Arial" w:cs="Arial" w:eastAsia="Arial" w:hAnsi="Arial"/>
+                <w:b w:val="false"/>
+                <w:bCs w:val="false"/>
+                <w:color w:val="147E72"/>
+                <w:sz w:val="16"/>
+                <w:szCs w:val="16"/>
+              </w:rPr>
+              <w:t xml:space="preserve">Pass</w:t>
+            </w:r>
+          </w:p>
+        </w:tc>
+      </w:tr>
+      <w:tr>
+        <w:tc>
+          <w:tcPr>
+            <w:tcW w:type="dxa" w:w="780"/>
+            <w:tcBorders>
+              <w:top w:val="single" w:color="BFBFBF" w:sz="1"/>
+              <w:left w:val="single" w:color="BFBFBF" w:sz="1"/>
+              <w:bottom w:val="single" w:color="BFBFBF" w:sz="1"/>
+              <w:right w:val="single" w:color="BFBFBF" w:sz="1"/>
+            </w:tcBorders>
+            <w:shd w:fill="F4F6FB" w:val="clear"/>
+            <w:tcMar>
+              <w:top w:type="dxa" w:w="55"/>
+              <w:left w:type="dxa" w:w="100"/>
+              <w:bottom w:type="dxa" w:w="55"/>
+              <w:right w:type="dxa" w:w="100"/>
+            </w:tcMar>
+            <w:vAlign w:val="center"/>
+          </w:tcPr>
+          <w:p>
+            <w:pPr>
+              <w:spacing w:after="0"/>
+              <w:jc w:val="center"/>
+            </w:pPr>
+            <w:r>
+              <w:rPr>
+                <w:rFonts w:ascii="Arial" w:cs="Arial" w:eastAsia="Arial" w:hAnsi="Arial"/>
+                <w:b/>
+                <w:bCs/>
+                <w:color w:val="1F3864"/>
+                <w:sz w:val="16"/>
+                <w:szCs w:val="16"/>
+              </w:rPr>
+              <w:t xml:space="preserve">TC-030</w:t>
+            </w:r>
+          </w:p>
+        </w:tc>
+        <w:tc>
+          <w:tcPr>
+            <w:tcW w:type="dxa" w:w="1480"/>
+            <w:tcBorders>
+              <w:top w:val="single" w:color="BFBFBF" w:sz="1"/>
+              <w:left w:val="single" w:color="BFBFBF" w:sz="1"/>
+              <w:bottom w:val="single" w:color="BFBFBF" w:sz="1"/>
+              <w:right w:val="single" w:color="BFBFBF" w:sz="1"/>
+            </w:tcBorders>
+            <w:shd w:fill="F4F6FB" w:val="clear"/>
+            <w:tcMar>
+              <w:top w:type="dxa" w:w="55"/>
+              <w:left w:type="dxa" w:w="100"/>
+              <w:bottom w:type="dxa" w:w="55"/>
+              <w:right w:type="dxa" w:w="100"/>
+            </w:tcMar>
+            <w:vAlign w:val="center"/>
+          </w:tcPr>
+          <w:p>
+            <w:pPr>
+              <w:spacing w:after="0"/>
+              <w:jc w:val="center"/>
+            </w:pPr>
+            <w:r>
+              <w:rPr>
+                <w:rFonts w:ascii="Arial" w:cs="Arial" w:eastAsia="Arial" w:hAnsi="Arial"/>
+                <w:b w:val="false"/>
+                <w:bCs w:val="false"/>
+                <w:sz w:val="16"/>
+                <w:szCs w:val="16"/>
+              </w:rPr>
+              <w:t xml:space="preserve">Performance</w:t>
+            </w:r>
+          </w:p>
+        </w:tc>
+        <w:tc>
+          <w:tcPr>
+            <w:tcW w:type="dxa" w:w="5590"/>
+            <w:tcBorders>
+              <w:top w:val="single" w:color="BFBFBF" w:sz="1"/>
+              <w:left w:val="single" w:color="BFBFBF" w:sz="1"/>
+              <w:bottom w:val="single" w:color="BFBFBF" w:sz="1"/>
+              <w:right w:val="single" w:color="BFBFBF" w:sz="1"/>
+            </w:tcBorders>
+            <w:shd w:fill="F4F6FB" w:val="clear"/>
+            <w:tcMar>
+              <w:top w:type="dxa" w:w="55"/>
+              <w:left w:type="dxa" w:w="100"/>
+              <w:bottom w:type="dxa" w:w="55"/>
+              <w:right w:type="dxa" w:w="100"/>
+            </w:tcMar>
+            <w:vAlign w:val="center"/>
+          </w:tcPr>
+          <w:p>
+            <w:pPr>
+              <w:spacing w:after="0"/>
+              <w:jc w:val="left"/>
+            </w:pPr>
+            <w:r>
+              <w:rPr>
+                <w:rFonts w:ascii="Arial" w:cs="Arial" w:eastAsia="Arial" w:hAnsi="Arial"/>
+                <w:b w:val="false"/>
+                <w:bCs w:val="false"/>
+                <w:sz w:val="16"/>
+                <w:szCs w:val="16"/>
+              </w:rPr>
+              <w:t xml:space="preserve">The registration page loads within the performance budget</w:t>
+            </w:r>
+          </w:p>
+        </w:tc>
+        <w:tc>
+          <w:tcPr>
+            <w:tcW w:type="dxa" w:w="1510"/>
+            <w:tcBorders>
+              <w:top w:val="single" w:color="BFBFBF" w:sz="1"/>
+              <w:left w:val="single" w:color="BFBFBF" w:sz="1"/>
+              <w:bottom w:val="single" w:color="BFBFBF" w:sz="1"/>
+              <w:right w:val="single" w:color="BFBFBF" w:sz="1"/>
+            </w:tcBorders>
+            <w:shd w:fill="F4F6FB" w:val="clear"/>
+            <w:tcMar>
+              <w:top w:type="dxa" w:w="55"/>
+              <w:left w:type="dxa" w:w="100"/>
+              <w:bottom w:type="dxa" w:w="55"/>
+              <w:right w:type="dxa" w:w="100"/>
+            </w:tcMar>
+            <w:vAlign w:val="center"/>
+          </w:tcPr>
+          <w:p>
+            <w:pPr>
+              <w:spacing w:after="0"/>
+              <w:jc w:val="center"/>
+            </w:pPr>
+            <w:r>
+              <w:rPr>
+                <w:rFonts w:ascii="Arial" w:cs="Arial" w:eastAsia="Arial" w:hAnsi="Arial"/>
+                <w:b w:val="false"/>
+                <w:bCs w:val="false"/>
+                <w:color w:val="147E72"/>
+                <w:sz w:val="16"/>
+                <w:szCs w:val="16"/>
+              </w:rPr>
+              <w:t xml:space="preserve">Pass</w:t>
+            </w:r>
+          </w:p>
+        </w:tc>
+      </w:tr>
+      <w:tr>
+        <w:tc>
+          <w:tcPr>
+            <w:tcW w:type="dxa" w:w="780"/>
+            <w:tcBorders>
+              <w:top w:val="single" w:color="BFBFBF" w:sz="1"/>
+              <w:left w:val="single" w:color="BFBFBF" w:sz="1"/>
+              <w:bottom w:val="single" w:color="BFBFBF" w:sz="1"/>
+              <w:right w:val="single" w:color="BFBFBF" w:sz="1"/>
+            </w:tcBorders>
+            <w:tcMar>
+              <w:top w:type="dxa" w:w="55"/>
+              <w:left w:type="dxa" w:w="100"/>
+              <w:bottom w:type="dxa" w:w="55"/>
+              <w:right w:type="dxa" w:w="100"/>
+            </w:tcMar>
+            <w:vAlign w:val="center"/>
+          </w:tcPr>
+          <w:p>
+            <w:pPr>
+              <w:spacing w:after="0"/>
+              <w:jc w:val="center"/>
+            </w:pPr>
+            <w:r>
+              <w:rPr>
+                <w:rFonts w:ascii="Arial" w:cs="Arial" w:eastAsia="Arial" w:hAnsi="Arial"/>
+                <w:b/>
+                <w:bCs/>
+                <w:color w:val="1F3864"/>
+                <w:sz w:val="16"/>
+                <w:szCs w:val="16"/>
+              </w:rPr>
+              <w:t xml:space="preserve">TC-031</w:t>
+            </w:r>
+          </w:p>
+        </w:tc>
+        <w:tc>
+          <w:tcPr>
+            <w:tcW w:type="dxa" w:w="1480"/>
+            <w:tcBorders>
+              <w:top w:val="single" w:color="BFBFBF" w:sz="1"/>
+              <w:left w:val="single" w:color="BFBFBF" w:sz="1"/>
+              <w:bottom w:val="single" w:color="BFBFBF" w:sz="1"/>
+              <w:right w:val="single" w:color="BFBFBF" w:sz="1"/>
+            </w:tcBorders>
+            <w:tcMar>
+              <w:top w:type="dxa" w:w="55"/>
+              <w:left w:type="dxa" w:w="100"/>
+              <w:bottom w:type="dxa" w:w="55"/>
+              <w:right w:type="dxa" w:w="100"/>
+            </w:tcMar>
+            <w:vAlign w:val="center"/>
+          </w:tcPr>
+          <w:p>
+            <w:pPr>
+              <w:spacing w:after="0"/>
+              <w:jc w:val="center"/>
+            </w:pPr>
+            <w:r>
+              <w:rPr>
+                <w:rFonts w:ascii="Arial" w:cs="Arial" w:eastAsia="Arial" w:hAnsi="Arial"/>
+                <w:b w:val="false"/>
+                <w:bCs w:val="false"/>
+                <w:sz w:val="16"/>
+                <w:szCs w:val="16"/>
+              </w:rPr>
+              <w:t xml:space="preserve">Performance</w:t>
+            </w:r>
+          </w:p>
+        </w:tc>
+        <w:tc>
+          <w:tcPr>
+            <w:tcW w:type="dxa" w:w="5590"/>
+            <w:tcBorders>
+              <w:top w:val="single" w:color="BFBFBF" w:sz="1"/>
+              <w:left w:val="single" w:color="BFBFBF" w:sz="1"/>
+              <w:bottom w:val="single" w:color="BFBFBF" w:sz="1"/>
+              <w:right w:val="single" w:color="BFBFBF" w:sz="1"/>
+            </w:tcBorders>
+            <w:tcMar>
+              <w:top w:type="dxa" w:w="55"/>
+              <w:left w:type="dxa" w:w="100"/>
+              <w:bottom w:type="dxa" w:w="55"/>
+              <w:right w:type="dxa" w:w="100"/>
+            </w:tcMar>
+            <w:vAlign w:val="center"/>
+          </w:tcPr>
+          <w:p>
+            <w:pPr>
+              <w:spacing w:after="0"/>
+              <w:jc w:val="left"/>
+            </w:pPr>
+            <w:r>
+              <w:rPr>
+                <w:rFonts w:ascii="Arial" w:cs="Arial" w:eastAsia="Arial" w:hAnsi="Arial"/>
+                <w:b w:val="false"/>
+                <w:bCs w:val="false"/>
+                <w:sz w:val="16"/>
+                <w:szCs w:val="16"/>
+              </w:rPr>
+              <w:t xml:space="preserve">Account registration completes within the performance budget</w:t>
+            </w:r>
+          </w:p>
+        </w:tc>
+        <w:tc>
+          <w:tcPr>
+            <w:tcW w:type="dxa" w:w="1510"/>
+            <w:tcBorders>
+              <w:top w:val="single" w:color="BFBFBF" w:sz="1"/>
+              <w:left w:val="single" w:color="BFBFBF" w:sz="1"/>
+              <w:bottom w:val="single" w:color="BFBFBF" w:sz="1"/>
+              <w:right w:val="single" w:color="BFBFBF" w:sz="1"/>
+            </w:tcBorders>
+            <w:tcMar>
+              <w:top w:type="dxa" w:w="55"/>
+              <w:left w:type="dxa" w:w="100"/>
+              <w:bottom w:type="dxa" w:w="55"/>
+              <w:right w:type="dxa" w:w="100"/>
+            </w:tcMar>
+            <w:vAlign w:val="center"/>
+          </w:tcPr>
+          <w:p>
+            <w:pPr>
+              <w:spacing w:after="0"/>
+              <w:jc w:val="center"/>
+            </w:pPr>
+            <w:r>
+              <w:rPr>
+                <w:rFonts w:ascii="Arial" w:cs="Arial" w:eastAsia="Arial" w:hAnsi="Arial"/>
+                <w:b w:val="false"/>
+                <w:bCs w:val="false"/>
+                <w:color w:val="147E72"/>
+                <w:sz w:val="16"/>
+                <w:szCs w:val="16"/>
+              </w:rPr>
+              <w:t xml:space="preserve">Pass</w:t>
+            </w:r>
+          </w:p>
+        </w:tc>
+      </w:tr>
+      <w:tr>
+        <w:tc>
+          <w:tcPr>
+            <w:tcW w:type="dxa" w:w="780"/>
+            <w:tcBorders>
+              <w:top w:val="single" w:color="BFBFBF" w:sz="1"/>
+              <w:left w:val="single" w:color="BFBFBF" w:sz="1"/>
+              <w:bottom w:val="single" w:color="BFBFBF" w:sz="1"/>
+              <w:right w:val="single" w:color="BFBFBF" w:sz="1"/>
+            </w:tcBorders>
+            <w:shd w:fill="F4F6FB" w:val="clear"/>
+            <w:tcMar>
+              <w:top w:type="dxa" w:w="55"/>
+              <w:left w:type="dxa" w:w="100"/>
+              <w:bottom w:type="dxa" w:w="55"/>
+              <w:right w:type="dxa" w:w="100"/>
+            </w:tcMar>
+            <w:vAlign w:val="center"/>
+          </w:tcPr>
+          <w:p>
+            <w:pPr>
+              <w:spacing w:after="0"/>
+              <w:jc w:val="center"/>
+            </w:pPr>
+            <w:r>
+              <w:rPr>
+                <w:rFonts w:ascii="Arial" w:cs="Arial" w:eastAsia="Arial" w:hAnsi="Arial"/>
+                <w:b/>
+                <w:bCs/>
+                <w:color w:val="1F3864"/>
+                <w:sz w:val="16"/>
+                <w:szCs w:val="16"/>
+              </w:rPr>
+              <w:t xml:space="preserve">TC-032</w:t>
+            </w:r>
+          </w:p>
+        </w:tc>
+        <w:tc>
+          <w:tcPr>
+            <w:tcW w:type="dxa" w:w="1480"/>
+            <w:tcBorders>
+              <w:top w:val="single" w:color="BFBFBF" w:sz="1"/>
+              <w:left w:val="single" w:color="BFBFBF" w:sz="1"/>
+              <w:bottom w:val="single" w:color="BFBFBF" w:sz="1"/>
+              <w:right w:val="single" w:color="BFBFBF" w:sz="1"/>
+            </w:tcBorders>
+            <w:shd w:fill="F4F6FB" w:val="clear"/>
+            <w:tcMar>
+              <w:top w:type="dxa" w:w="55"/>
+              <w:left w:type="dxa" w:w="100"/>
+              <w:bottom w:type="dxa" w:w="55"/>
+              <w:right w:type="dxa" w:w="100"/>
+            </w:tcMar>
+            <w:vAlign w:val="center"/>
+          </w:tcPr>
+          <w:p>
+            <w:pPr>
+              <w:spacing w:after="0"/>
+              <w:jc w:val="center"/>
+            </w:pPr>
+            <w:r>
+              <w:rPr>
+                <w:rFonts w:ascii="Arial" w:cs="Arial" w:eastAsia="Arial" w:hAnsi="Arial"/>
+                <w:b w:val="false"/>
+                <w:bCs w:val="false"/>
+                <w:sz w:val="16"/>
+                <w:szCs w:val="16"/>
+              </w:rPr>
+              <w:t xml:space="preserve">Performance</w:t>
+            </w:r>
+          </w:p>
+        </w:tc>
+        <w:tc>
+          <w:tcPr>
+            <w:tcW w:type="dxa" w:w="5590"/>
+            <w:tcBorders>
+              <w:top w:val="single" w:color="BFBFBF" w:sz="1"/>
+              <w:left w:val="single" w:color="BFBFBF" w:sz="1"/>
+              <w:bottom w:val="single" w:color="BFBFBF" w:sz="1"/>
+              <w:right w:val="single" w:color="BFBFBF" w:sz="1"/>
+            </w:tcBorders>
+            <w:shd w:fill="F4F6FB" w:val="clear"/>
+            <w:tcMar>
+              <w:top w:type="dxa" w:w="55"/>
+              <w:left w:type="dxa" w:w="100"/>
+              <w:bottom w:type="dxa" w:w="55"/>
+              <w:right w:type="dxa" w:w="100"/>
+            </w:tcMar>
+            <w:vAlign w:val="center"/>
+          </w:tcPr>
+          <w:p>
+            <w:pPr>
+              <w:spacing w:after="0"/>
+              <w:jc w:val="left"/>
+            </w:pPr>
+            <w:r>
+              <w:rPr>
+                <w:rFonts w:ascii="Arial" w:cs="Arial" w:eastAsia="Arial" w:hAnsi="Arial"/>
+                <w:b w:val="false"/>
+                <w:bCs w:val="false"/>
+                <w:sz w:val="16"/>
+                <w:szCs w:val="16"/>
+              </w:rPr>
+              <w:t xml:space="preserve">Login completes within the performance budget</w:t>
+            </w:r>
+          </w:p>
+        </w:tc>
+        <w:tc>
+          <w:tcPr>
+            <w:tcW w:type="dxa" w:w="1510"/>
+            <w:tcBorders>
+              <w:top w:val="single" w:color="BFBFBF" w:sz="1"/>
+              <w:left w:val="single" w:color="BFBFBF" w:sz="1"/>
+              <w:bottom w:val="single" w:color="BFBFBF" w:sz="1"/>
+              <w:right w:val="single" w:color="BFBFBF" w:sz="1"/>
+            </w:tcBorders>
+            <w:shd w:fill="F4F6FB" w:val="clear"/>
+            <w:tcMar>
+              <w:top w:type="dxa" w:w="55"/>
+              <w:left w:type="dxa" w:w="100"/>
+              <w:bottom w:type="dxa" w:w="55"/>
+              <w:right w:type="dxa" w:w="100"/>
+            </w:tcMar>
+            <w:vAlign w:val="center"/>
+          </w:tcPr>
+          <w:p>
+            <w:pPr>
+              <w:spacing w:after="0"/>
+              <w:jc w:val="center"/>
+            </w:pPr>
+            <w:r>
+              <w:rPr>
+                <w:rFonts w:ascii="Arial" w:cs="Arial" w:eastAsia="Arial" w:hAnsi="Arial"/>
+                <w:b w:val="false"/>
+                <w:bCs w:val="false"/>
+                <w:color w:val="147E72"/>
+                <w:sz w:val="16"/>
+                <w:szCs w:val="16"/>
+              </w:rPr>
+              <w:t xml:space="preserve">Pass</w:t>
+            </w:r>
+          </w:p>
+        </w:tc>
+      </w:tr>
+      <w:tr>
+        <w:tc>
+          <w:tcPr>
+            <w:tcW w:type="dxa" w:w="780"/>
+            <w:tcBorders>
+              <w:top w:val="single" w:color="BFBFBF" w:sz="1"/>
+              <w:left w:val="single" w:color="BFBFBF" w:sz="1"/>
+              <w:bottom w:val="single" w:color="BFBFBF" w:sz="1"/>
+              <w:right w:val="single" w:color="BFBFBF" w:sz="1"/>
+            </w:tcBorders>
+            <w:tcMar>
+              <w:top w:type="dxa" w:w="55"/>
+              <w:left w:type="dxa" w:w="100"/>
+              <w:bottom w:type="dxa" w:w="55"/>
+              <w:right w:type="dxa" w:w="100"/>
+            </w:tcMar>
+            <w:vAlign w:val="center"/>
+          </w:tcPr>
+          <w:p>
+            <w:pPr>
+              <w:spacing w:after="0"/>
+              <w:jc w:val="center"/>
+            </w:pPr>
+            <w:r>
+              <w:rPr>
+                <w:rFonts w:ascii="Arial" w:cs="Arial" w:eastAsia="Arial" w:hAnsi="Arial"/>
+                <w:b/>
+                <w:bCs/>
+                <w:color w:val="1F3864"/>
+                <w:sz w:val="16"/>
+                <w:szCs w:val="16"/>
+              </w:rPr>
+              <w:t xml:space="preserve">TC-033</w:t>
+            </w:r>
+          </w:p>
+        </w:tc>
+        <w:tc>
+          <w:tcPr>
+            <w:tcW w:type="dxa" w:w="1480"/>
+            <w:tcBorders>
+              <w:top w:val="single" w:color="BFBFBF" w:sz="1"/>
+              <w:left w:val="single" w:color="BFBFBF" w:sz="1"/>
+              <w:bottom w:val="single" w:color="BFBFBF" w:sz="1"/>
+              <w:right w:val="single" w:color="BFBFBF" w:sz="1"/>
+            </w:tcBorders>
+            <w:tcMar>
+              <w:top w:type="dxa" w:w="55"/>
+              <w:left w:type="dxa" w:w="100"/>
+              <w:bottom w:type="dxa" w:w="55"/>
+              <w:right w:type="dxa" w:w="100"/>
+            </w:tcMar>
+            <w:vAlign w:val="center"/>
+          </w:tcPr>
+          <w:p>
+            <w:pPr>
+              <w:spacing w:after="0"/>
+              <w:jc w:val="center"/>
+            </w:pPr>
+            <w:r>
+              <w:rPr>
+                <w:rFonts w:ascii="Arial" w:cs="Arial" w:eastAsia="Arial" w:hAnsi="Arial"/>
+                <w:b w:val="false"/>
+                <w:bCs w:val="false"/>
+                <w:sz w:val="16"/>
+                <w:szCs w:val="16"/>
+              </w:rPr>
+              <w:t xml:space="preserve">Performance</w:t>
+            </w:r>
+          </w:p>
+        </w:tc>
+        <w:tc>
+          <w:tcPr>
+            <w:tcW w:type="dxa" w:w="5590"/>
+            <w:tcBorders>
+              <w:top w:val="single" w:color="BFBFBF" w:sz="1"/>
+              <w:left w:val="single" w:color="BFBFBF" w:sz="1"/>
+              <w:bottom w:val="single" w:color="BFBFBF" w:sz="1"/>
+              <w:right w:val="single" w:color="BFBFBF" w:sz="1"/>
+            </w:tcBorders>
+            <w:tcMar>
+              <w:top w:type="dxa" w:w="55"/>
+              <w:left w:type="dxa" w:w="100"/>
+              <w:bottom w:type="dxa" w:w="55"/>
+              <w:right w:type="dxa" w:w="100"/>
+            </w:tcMar>
+            <w:vAlign w:val="center"/>
+          </w:tcPr>
+          <w:p>
+            <w:pPr>
+              <w:spacing w:after="0"/>
+              <w:jc w:val="left"/>
+            </w:pPr>
+            <w:r>
+              <w:rPr>
+                <w:rFonts w:ascii="Arial" w:cs="Arial" w:eastAsia="Arial" w:hAnsi="Arial"/>
+                <w:b w:val="false"/>
+                <w:bCs w:val="false"/>
+                <w:sz w:val="16"/>
+                <w:szCs w:val="16"/>
+              </w:rPr>
+              <w:t xml:space="preserve">The Accounts Overview page loads within the performance budget</w:t>
+            </w:r>
+          </w:p>
+        </w:tc>
+        <w:tc>
+          <w:tcPr>
+            <w:tcW w:type="dxa" w:w="1510"/>
+            <w:tcBorders>
+              <w:top w:val="single" w:color="BFBFBF" w:sz="1"/>
+              <w:left w:val="single" w:color="BFBFBF" w:sz="1"/>
+              <w:bottom w:val="single" w:color="BFBFBF" w:sz="1"/>
+              <w:right w:val="single" w:color="BFBFBF" w:sz="1"/>
+            </w:tcBorders>
+            <w:tcMar>
+              <w:top w:type="dxa" w:w="55"/>
+              <w:left w:type="dxa" w:w="100"/>
+              <w:bottom w:type="dxa" w:w="55"/>
+              <w:right w:type="dxa" w:w="100"/>
+            </w:tcMar>
+            <w:vAlign w:val="center"/>
+          </w:tcPr>
+          <w:p>
+            <w:pPr>
+              <w:spacing w:after="0"/>
+              <w:jc w:val="center"/>
+            </w:pPr>
+            <w:r>
+              <w:rPr>
+                <w:rFonts w:ascii="Arial" w:cs="Arial" w:eastAsia="Arial" w:hAnsi="Arial"/>
+                <w:b w:val="false"/>
+                <w:bCs w:val="false"/>
+                <w:color w:val="147E72"/>
+                <w:sz w:val="16"/>
+                <w:szCs w:val="16"/>
+              </w:rPr>
+              <w:t xml:space="preserve">Pass</w:t>
+            </w:r>
+          </w:p>
+        </w:tc>
+      </w:tr>
+    </w:tbl>
+    <w:p>
+      <w:pPr>
+        <w:spacing w:after="80"/>
+      </w:pPr>
+      <w:r>
+        <w:rPr>
+          <w:rFonts w:ascii="Arial" w:cs="Arial" w:eastAsia="Arial" w:hAnsi="Arial"/>
+        </w:rPr>
+        <w:t xml:space="preserve"/>
+      </w:r>
+    </w:p>
+    <w:p>
+      <w:pPr>
+        <w:spacing w:after="120"/>
+      </w:pPr>
+      <w:r>
+        <w:rPr>
+          <w:rFonts w:ascii="Arial" w:cs="Arial" w:eastAsia="Arial" w:hAnsi="Arial"/>
+          <w:i/>
+          <w:iCs/>
+          <w:color w:val="595959"/>
+          <w:sz w:val="19"/>
+          <w:szCs w:val="19"/>
+        </w:rPr>
+        <w:t xml:space="preserve">TC-019 carries the status Observation: it asserts the secure expectation and surfaces a confirmed defect - see Section 8.</w:t>
+      </w:r>
+    </w:p>
+    <w:p>
+      <w:pPr>
+        <w:pStyle w:val="Heading1"/>
+      </w:pPr>
+      <w:r>
+        <w:rPr>
+          <w:rFonts w:ascii="Arial" w:cs="Arial" w:eastAsia="Arial" w:hAnsi="Arial"/>
+        </w:rPr>
+        <w:t xml:space="preserve">5. Test Plan Summary</w:t>
+      </w:r>
+    </w:p>
+    <w:p>
+      <w:pPr>
+        <w:spacing w:after="120"/>
+      </w:pPr>
+      <w:r>
+        <w:rPr>
+          <w:rFonts w:ascii="Arial" w:cs="Arial" w:eastAsia="Arial" w:hAnsi="Arial"/>
+        </w:rPr>
+        <w:t xml:space="preserve">A condensed view of the test plan. The full document is test-plan/ParaBank_Test_Plan.docx.</w:t>
+      </w:r>
+    </w:p>
+    <w:tbl>
+      <w:tblPr>
+        <w:tblW w:type="dxa" w:w="9360"/>
+        <w:tblBorders>
+          <w:top w:val="single" w:color="auto" w:sz="4"/>
+          <w:left w:val="single" w:color="auto" w:sz="4"/>
+          <w:bottom w:val="single" w:color="auto" w:sz="4"/>
+          <w:right w:val="single" w:color="auto" w:sz="4"/>
+          <w:insideH w:val="single" w:color="auto" w:sz="4"/>
+          <w:insideV w:val="single" w:color="auto" w:sz="4"/>
+        </w:tblBorders>
+      </w:tblPr>
+      <w:tblGrid>
+        <w:gridCol w:w="2050"/>
+        <w:gridCol w:w="7310"/>
+      </w:tblGrid>
+      <w:tr>
+        <w:trPr>
+          <w:tblHeader/>
+        </w:trPr>
+        <w:tc>
+          <w:tcPr>
+            <w:tcW w:type="dxa" w:w="2050"/>
+            <w:tcBorders>
+              <w:top w:val="single" w:color="BFBFBF" w:sz="1"/>
+              <w:left w:val="single" w:color="BFBFBF" w:sz="1"/>
+              <w:bottom w:val="single" w:color="BFBFBF" w:sz="1"/>
+              <w:right w:val="single" w:color="BFBFBF" w:sz="1"/>
+            </w:tcBorders>
+            <w:shd w:fill="1F3864" w:val="clear"/>
+            <w:tcMar>
+              <w:top w:type="dxa" w:w="55"/>
+              <w:left w:type="dxa" w:w="100"/>
+              <w:bottom w:type="dxa" w:w="55"/>
+              <w:right w:type="dxa" w:w="100"/>
+            </w:tcMar>
+            <w:vAlign w:val="center"/>
+          </w:tcPr>
+          <w:p>
+            <w:pPr>
+              <w:spacing w:after="0"/>
+              <w:jc w:val="center"/>
+            </w:pPr>
+            <w:r>
+              <w:rPr>
+                <w:rFonts w:ascii="Arial" w:cs="Arial" w:eastAsia="Arial" w:hAnsi="Arial"/>
+                <w:b/>
+                <w:bCs/>
+                <w:color w:val="FFFFFF"/>
+                <w:sz w:val="19"/>
+                <w:szCs w:val="19"/>
+              </w:rPr>
+              <w:t xml:space="preserve">Aspect</w:t>
+            </w:r>
+          </w:p>
+        </w:tc>
+        <w:tc>
+          <w:tcPr>
+            <w:tcW w:type="dxa" w:w="7310"/>
+            <w:tcBorders>
+              <w:top w:val="single" w:color="BFBFBF" w:sz="1"/>
+              <w:left w:val="single" w:color="BFBFBF" w:sz="1"/>
+              <w:bottom w:val="single" w:color="BFBFBF" w:sz="1"/>
+              <w:right w:val="single" w:color="BFBFBF" w:sz="1"/>
+            </w:tcBorders>
+            <w:shd w:fill="1F3864" w:val="clear"/>
+            <w:tcMar>
+              <w:top w:type="dxa" w:w="55"/>
+              <w:left w:type="dxa" w:w="100"/>
+              <w:bottom w:type="dxa" w:w="55"/>
+              <w:right w:type="dxa" w:w="100"/>
+            </w:tcMar>
+            <w:vAlign w:val="center"/>
+          </w:tcPr>
+          <w:p>
+            <w:pPr>
+              <w:spacing w:after="0"/>
+              <w:jc w:val="center"/>
+            </w:pPr>
+            <w:r>
+              <w:rPr>
+                <w:rFonts w:ascii="Arial" w:cs="Arial" w:eastAsia="Arial" w:hAnsi="Arial"/>
+                <w:b/>
+                <w:bCs/>
+                <w:color w:val="FFFFFF"/>
+                <w:sz w:val="19"/>
+                <w:szCs w:val="19"/>
+              </w:rPr>
+              <w:t xml:space="preserve">Detail</w:t>
+            </w:r>
+          </w:p>
+        </w:tc>
+      </w:tr>
+      <w:tr>
+        <w:tc>
+          <w:tcPr>
+            <w:tcW w:type="dxa" w:w="2050"/>
+            <w:tcBorders>
+              <w:top w:val="single" w:color="BFBFBF" w:sz="1"/>
+              <w:left w:val="single" w:color="BFBFBF" w:sz="1"/>
+              <w:bottom w:val="single" w:color="BFBFBF" w:sz="1"/>
+              <w:right w:val="single" w:color="BFBFBF" w:sz="1"/>
+            </w:tcBorders>
+            <w:tcMar>
+              <w:top w:type="dxa" w:w="55"/>
+              <w:left w:type="dxa" w:w="100"/>
+              <w:bottom w:type="dxa" w:w="55"/>
+              <w:right w:type="dxa" w:w="100"/>
+            </w:tcMar>
+            <w:vAlign w:val="center"/>
+          </w:tcPr>
+          <w:p>
+            <w:pPr>
+              <w:spacing w:after="0"/>
+              <w:jc w:val="left"/>
+            </w:pPr>
+            <w:r>
+              <w:rPr>
+                <w:rFonts w:ascii="Arial" w:cs="Arial" w:eastAsia="Arial" w:hAnsi="Arial"/>
+                <w:b/>
+                <w:bCs/>
+                <w:sz w:val="19"/>
+                <w:szCs w:val="19"/>
+              </w:rPr>
+              <w:t xml:space="preserve">Objective</w:t>
+            </w:r>
+          </w:p>
+        </w:tc>
+        <w:tc>
+          <w:tcPr>
+            <w:tcW w:type="dxa" w:w="7310"/>
+            <w:tcBorders>
+              <w:top w:val="single" w:color="BFBFBF" w:sz="1"/>
+              <w:left w:val="single" w:color="BFBFBF" w:sz="1"/>
+              <w:bottom w:val="single" w:color="BFBFBF" w:sz="1"/>
+              <w:right w:val="single" w:color="BFBFBF" w:sz="1"/>
+            </w:tcBorders>
+            <w:tcMar>
+              <w:top w:type="dxa" w:w="55"/>
+              <w:left w:type="dxa" w:w="100"/>
+              <w:bottom w:type="dxa" w:w="55"/>
+              <w:right w:type="dxa" w:w="100"/>
+            </w:tcMar>
+            <w:vAlign w:val="center"/>
+          </w:tcPr>
+          <w:p>
+            <w:pPr>
+              <w:spacing w:after="0"/>
+              <w:jc w:val="left"/>
+            </w:pPr>
+            <w:r>
+              <w:rPr>
+                <w:rFonts w:ascii="Arial" w:cs="Arial" w:eastAsia="Arial" w:hAnsi="Arial"/>
+                <w:b w:val="false"/>
+                <w:bCs w:val="false"/>
+                <w:sz w:val="19"/>
+                <w:szCs w:val="19"/>
+              </w:rPr>
+              <w:t xml:space="preserve">Verify sign-up, login and the post-login balance; exercise the modules in depth across five test types.</w:t>
+            </w:r>
+          </w:p>
+        </w:tc>
+      </w:tr>
+      <w:tr>
+        <w:tc>
+          <w:tcPr>
+            <w:tcW w:type="dxa" w:w="2050"/>
+            <w:tcBorders>
+              <w:top w:val="single" w:color="BFBFBF" w:sz="1"/>
+              <w:left w:val="single" w:color="BFBFBF" w:sz="1"/>
+              <w:bottom w:val="single" w:color="BFBFBF" w:sz="1"/>
+              <w:right w:val="single" w:color="BFBFBF" w:sz="1"/>
+            </w:tcBorders>
+            <w:shd w:fill="F4F6FB" w:val="clear"/>
+            <w:tcMar>
+              <w:top w:type="dxa" w:w="55"/>
+              <w:left w:type="dxa" w:w="100"/>
+              <w:bottom w:type="dxa" w:w="55"/>
+              <w:right w:type="dxa" w:w="100"/>
+            </w:tcMar>
+            <w:vAlign w:val="center"/>
+          </w:tcPr>
+          <w:p>
+            <w:pPr>
+              <w:spacing w:after="0"/>
+              <w:jc w:val="left"/>
+            </w:pPr>
+            <w:r>
+              <w:rPr>
+                <w:rFonts w:ascii="Arial" w:cs="Arial" w:eastAsia="Arial" w:hAnsi="Arial"/>
+                <w:b/>
+                <w:bCs/>
+                <w:sz w:val="19"/>
+                <w:szCs w:val="19"/>
+              </w:rPr>
+              <w:t xml:space="preserve">In scope</w:t>
+            </w:r>
+          </w:p>
+        </w:tc>
+        <w:tc>
+          <w:tcPr>
+            <w:tcW w:type="dxa" w:w="7310"/>
+            <w:tcBorders>
+              <w:top w:val="single" w:color="BFBFBF" w:sz="1"/>
+              <w:left w:val="single" w:color="BFBFBF" w:sz="1"/>
+              <w:bottom w:val="single" w:color="BFBFBF" w:sz="1"/>
+              <w:right w:val="single" w:color="BFBFBF" w:sz="1"/>
+            </w:tcBorders>
+            <w:shd w:fill="F4F6FB" w:val="clear"/>
+            <w:tcMar>
+              <w:top w:type="dxa" w:w="55"/>
+              <w:left w:type="dxa" w:w="100"/>
+              <w:bottom w:type="dxa" w:w="55"/>
+              <w:right w:type="dxa" w:w="100"/>
+            </w:tcMar>
+            <w:vAlign w:val="center"/>
+          </w:tcPr>
+          <w:p>
+            <w:pPr>
+              <w:spacing w:after="0"/>
+              <w:jc w:val="left"/>
+            </w:pPr>
+            <w:r>
+              <w:rPr>
+                <w:rFonts w:ascii="Arial" w:cs="Arial" w:eastAsia="Arial" w:hAnsi="Arial"/>
+                <w:b w:val="false"/>
+                <w:bCs w:val="false"/>
+                <w:sz w:val="19"/>
+                <w:szCs w:val="19"/>
+              </w:rPr>
+              <w:t xml:space="preserve">Registration and login modules, the post-login balance, and deep boundary / security / access-control / performance testing.</w:t>
+            </w:r>
+          </w:p>
+        </w:tc>
+      </w:tr>
+      <w:tr>
+        <w:tc>
+          <w:tcPr>
+            <w:tcW w:type="dxa" w:w="2050"/>
+            <w:tcBorders>
+              <w:top w:val="single" w:color="BFBFBF" w:sz="1"/>
+              <w:left w:val="single" w:color="BFBFBF" w:sz="1"/>
+              <w:bottom w:val="single" w:color="BFBFBF" w:sz="1"/>
+              <w:right w:val="single" w:color="BFBFBF" w:sz="1"/>
+            </w:tcBorders>
+            <w:tcMar>
+              <w:top w:type="dxa" w:w="55"/>
+              <w:left w:type="dxa" w:w="100"/>
+              <w:bottom w:type="dxa" w:w="55"/>
+              <w:right w:type="dxa" w:w="100"/>
+            </w:tcMar>
+            <w:vAlign w:val="center"/>
+          </w:tcPr>
+          <w:p>
+            <w:pPr>
+              <w:spacing w:after="0"/>
+              <w:jc w:val="left"/>
+            </w:pPr>
+            <w:r>
+              <w:rPr>
+                <w:rFonts w:ascii="Arial" w:cs="Arial" w:eastAsia="Arial" w:hAnsi="Arial"/>
+                <w:b/>
+                <w:bCs/>
+                <w:sz w:val="19"/>
+                <w:szCs w:val="19"/>
+              </w:rPr>
+              <w:t xml:space="preserve">Out of scope</w:t>
+            </w:r>
+          </w:p>
+        </w:tc>
+        <w:tc>
+          <w:tcPr>
+            <w:tcW w:type="dxa" w:w="7310"/>
+            <w:tcBorders>
+              <w:top w:val="single" w:color="BFBFBF" w:sz="1"/>
+              <w:left w:val="single" w:color="BFBFBF" w:sz="1"/>
+              <w:bottom w:val="single" w:color="BFBFBF" w:sz="1"/>
+              <w:right w:val="single" w:color="BFBFBF" w:sz="1"/>
+            </w:tcBorders>
+            <w:tcMar>
+              <w:top w:type="dxa" w:w="55"/>
+              <w:left w:type="dxa" w:w="100"/>
+              <w:bottom w:type="dxa" w:w="55"/>
+              <w:right w:type="dxa" w:w="100"/>
+            </w:tcMar>
+            <w:vAlign w:val="center"/>
+          </w:tcPr>
+          <w:p>
+            <w:pPr>
+              <w:spacing w:after="0"/>
+              <w:jc w:val="left"/>
+            </w:pPr>
+            <w:r>
+              <w:rPr>
+                <w:rFonts w:ascii="Arial" w:cs="Arial" w:eastAsia="Arial" w:hAnsi="Arial"/>
+                <w:b w:val="false"/>
+                <w:bCs w:val="false"/>
+                <w:sz w:val="19"/>
+                <w:szCs w:val="19"/>
+              </w:rPr>
+              <w:t xml:space="preserve">Other ParaBank modules, cross-browser and mobile coverage, large-scale load testing, API-level testing.</w:t>
+            </w:r>
+          </w:p>
+        </w:tc>
+      </w:tr>
+      <w:tr>
+        <w:tc>
+          <w:tcPr>
+            <w:tcW w:type="dxa" w:w="2050"/>
+            <w:tcBorders>
+              <w:top w:val="single" w:color="BFBFBF" w:sz="1"/>
+              <w:left w:val="single" w:color="BFBFBF" w:sz="1"/>
+              <w:bottom w:val="single" w:color="BFBFBF" w:sz="1"/>
+              <w:right w:val="single" w:color="BFBFBF" w:sz="1"/>
+            </w:tcBorders>
+            <w:shd w:fill="F4F6FB" w:val="clear"/>
+            <w:tcMar>
+              <w:top w:type="dxa" w:w="55"/>
+              <w:left w:type="dxa" w:w="100"/>
+              <w:bottom w:type="dxa" w:w="55"/>
+              <w:right w:type="dxa" w:w="100"/>
+            </w:tcMar>
+            <w:vAlign w:val="center"/>
+          </w:tcPr>
+          <w:p>
+            <w:pPr>
+              <w:spacing w:after="0"/>
+              <w:jc w:val="left"/>
+            </w:pPr>
+            <w:r>
+              <w:rPr>
+                <w:rFonts w:ascii="Arial" w:cs="Arial" w:eastAsia="Arial" w:hAnsi="Arial"/>
+                <w:b/>
+                <w:bCs/>
+                <w:sz w:val="19"/>
+                <w:szCs w:val="19"/>
+              </w:rPr>
+              <w:t xml:space="preserve">Test approach</w:t>
+            </w:r>
+          </w:p>
+        </w:tc>
+        <w:tc>
+          <w:tcPr>
+            <w:tcW w:type="dxa" w:w="7310"/>
+            <w:tcBorders>
+              <w:top w:val="single" w:color="BFBFBF" w:sz="1"/>
+              <w:left w:val="single" w:color="BFBFBF" w:sz="1"/>
+              <w:bottom w:val="single" w:color="BFBFBF" w:sz="1"/>
+              <w:right w:val="single" w:color="BFBFBF" w:sz="1"/>
+            </w:tcBorders>
+            <w:shd w:fill="F4F6FB" w:val="clear"/>
+            <w:tcMar>
+              <w:top w:type="dxa" w:w="55"/>
+              <w:left w:type="dxa" w:w="100"/>
+              <w:bottom w:type="dxa" w:w="55"/>
+              <w:right w:type="dxa" w:w="100"/>
+            </w:tcMar>
+            <w:vAlign w:val="center"/>
+          </w:tcPr>
+          <w:p>
+            <w:pPr>
+              <w:spacing w:after="0"/>
+              <w:jc w:val="left"/>
+            </w:pPr>
+            <w:r>
+              <w:rPr>
+                <w:rFonts w:ascii="Arial" w:cs="Arial" w:eastAsia="Arial" w:hAnsi="Arial"/>
+                <w:b w:val="false"/>
+                <w:bCs w:val="false"/>
+                <w:sz w:val="19"/>
+                <w:szCs w:val="19"/>
+              </w:rPr>
+              <w:t xml:space="preserve">Fully automated, behaviour-driven (Gherkin) with the Page Object Model; Playwright + TypeScript.</w:t>
+            </w:r>
+          </w:p>
+        </w:tc>
+      </w:tr>
+      <w:tr>
+        <w:tc>
+          <w:tcPr>
+            <w:tcW w:type="dxa" w:w="2050"/>
+            <w:tcBorders>
+              <w:top w:val="single" w:color="BFBFBF" w:sz="1"/>
+              <w:left w:val="single" w:color="BFBFBF" w:sz="1"/>
+              <w:bottom w:val="single" w:color="BFBFBF" w:sz="1"/>
+              <w:right w:val="single" w:color="BFBFBF" w:sz="1"/>
+            </w:tcBorders>
+            <w:tcMar>
+              <w:top w:type="dxa" w:w="55"/>
+              <w:left w:type="dxa" w:w="100"/>
+              <w:bottom w:type="dxa" w:w="55"/>
+              <w:right w:type="dxa" w:w="100"/>
+            </w:tcMar>
+            <w:vAlign w:val="center"/>
+          </w:tcPr>
+          <w:p>
+            <w:pPr>
+              <w:spacing w:after="0"/>
+              <w:jc w:val="left"/>
+            </w:pPr>
+            <w:r>
+              <w:rPr>
+                <w:rFonts w:ascii="Arial" w:cs="Arial" w:eastAsia="Arial" w:hAnsi="Arial"/>
+                <w:b/>
+                <w:bCs/>
+                <w:sz w:val="19"/>
+                <w:szCs w:val="19"/>
+              </w:rPr>
+              <w:t xml:space="preserve">Environment</w:t>
+            </w:r>
+          </w:p>
+        </w:tc>
+        <w:tc>
+          <w:tcPr>
+            <w:tcW w:type="dxa" w:w="7310"/>
+            <w:tcBorders>
+              <w:top w:val="single" w:color="BFBFBF" w:sz="1"/>
+              <w:left w:val="single" w:color="BFBFBF" w:sz="1"/>
+              <w:bottom w:val="single" w:color="BFBFBF" w:sz="1"/>
+              <w:right w:val="single" w:color="BFBFBF" w:sz="1"/>
+            </w:tcBorders>
+            <w:tcMar>
+              <w:top w:type="dxa" w:w="55"/>
+              <w:left w:type="dxa" w:w="100"/>
+              <w:bottom w:type="dxa" w:w="55"/>
+              <w:right w:type="dxa" w:w="100"/>
+            </w:tcMar>
+            <w:vAlign w:val="center"/>
+          </w:tcPr>
+          <w:p>
+            <w:pPr>
+              <w:spacing w:after="0"/>
+              <w:jc w:val="left"/>
+            </w:pPr>
+            <w:r>
+              <w:rPr>
+                <w:rFonts w:ascii="Arial" w:cs="Arial" w:eastAsia="Arial" w:hAnsi="Arial"/>
+                <w:b w:val="false"/>
+                <w:bCs w:val="false"/>
+                <w:sz w:val="19"/>
+                <w:szCs w:val="19"/>
+              </w:rPr>
+              <w:t xml:space="preserve">ParaBank public demo, Chromium (Desktop Chrome), Node.js 18+, GitHub Actions CI.</w:t>
+            </w:r>
+          </w:p>
+        </w:tc>
+      </w:tr>
+      <w:tr>
+        <w:tc>
+          <w:tcPr>
+            <w:tcW w:type="dxa" w:w="2050"/>
+            <w:tcBorders>
+              <w:top w:val="single" w:color="BFBFBF" w:sz="1"/>
+              <w:left w:val="single" w:color="BFBFBF" w:sz="1"/>
+              <w:bottom w:val="single" w:color="BFBFBF" w:sz="1"/>
+              <w:right w:val="single" w:color="BFBFBF" w:sz="1"/>
+            </w:tcBorders>
+            <w:shd w:fill="F4F6FB" w:val="clear"/>
+            <w:tcMar>
+              <w:top w:type="dxa" w:w="55"/>
+              <w:left w:type="dxa" w:w="100"/>
+              <w:bottom w:type="dxa" w:w="55"/>
+              <w:right w:type="dxa" w:w="100"/>
+            </w:tcMar>
+            <w:vAlign w:val="center"/>
+          </w:tcPr>
+          <w:p>
+            <w:pPr>
+              <w:spacing w:after="0"/>
+              <w:jc w:val="left"/>
+            </w:pPr>
+            <w:r>
+              <w:rPr>
+                <w:rFonts w:ascii="Arial" w:cs="Arial" w:eastAsia="Arial" w:hAnsi="Arial"/>
+                <w:b/>
+                <w:bCs/>
+                <w:sz w:val="19"/>
+                <w:szCs w:val="19"/>
+              </w:rPr>
+              <w:t xml:space="preserve">Entry criteria</w:t>
+            </w:r>
+          </w:p>
+        </w:tc>
+        <w:tc>
+          <w:tcPr>
+            <w:tcW w:type="dxa" w:w="7310"/>
+            <w:tcBorders>
+              <w:top w:val="single" w:color="BFBFBF" w:sz="1"/>
+              <w:left w:val="single" w:color="BFBFBF" w:sz="1"/>
+              <w:bottom w:val="single" w:color="BFBFBF" w:sz="1"/>
+              <w:right w:val="single" w:color="BFBFBF" w:sz="1"/>
+            </w:tcBorders>
+            <w:shd w:fill="F4F6FB" w:val="clear"/>
+            <w:tcMar>
+              <w:top w:type="dxa" w:w="55"/>
+              <w:left w:type="dxa" w:w="100"/>
+              <w:bottom w:type="dxa" w:w="55"/>
+              <w:right w:type="dxa" w:w="100"/>
+            </w:tcMar>
+            <w:vAlign w:val="center"/>
+          </w:tcPr>
+          <w:p>
+            <w:pPr>
+              <w:spacing w:after="0"/>
+              <w:jc w:val="left"/>
+            </w:pPr>
+            <w:r>
+              <w:rPr>
+                <w:rFonts w:ascii="Arial" w:cs="Arial" w:eastAsia="Arial" w:hAnsi="Arial"/>
+                <w:b w:val="false"/>
+                <w:bCs w:val="false"/>
+                <w:sz w:val="19"/>
+                <w:szCs w:val="19"/>
+              </w:rPr>
+              <w:t xml:space="preserve">Site reachable, dependencies installed, TypeScript type-check passes.</w:t>
+            </w:r>
+          </w:p>
+        </w:tc>
+      </w:tr>
+      <w:tr>
+        <w:tc>
+          <w:tcPr>
+            <w:tcW w:type="dxa" w:w="2050"/>
+            <w:tcBorders>
+              <w:top w:val="single" w:color="BFBFBF" w:sz="1"/>
+              <w:left w:val="single" w:color="BFBFBF" w:sz="1"/>
+              <w:bottom w:val="single" w:color="BFBFBF" w:sz="1"/>
+              <w:right w:val="single" w:color="BFBFBF" w:sz="1"/>
+            </w:tcBorders>
+            <w:tcMar>
+              <w:top w:type="dxa" w:w="55"/>
+              <w:left w:type="dxa" w:w="100"/>
+              <w:bottom w:type="dxa" w:w="55"/>
+              <w:right w:type="dxa" w:w="100"/>
+            </w:tcMar>
+            <w:vAlign w:val="center"/>
+          </w:tcPr>
+          <w:p>
+            <w:pPr>
+              <w:spacing w:after="0"/>
+              <w:jc w:val="left"/>
+            </w:pPr>
+            <w:r>
+              <w:rPr>
+                <w:rFonts w:ascii="Arial" w:cs="Arial" w:eastAsia="Arial" w:hAnsi="Arial"/>
+                <w:b/>
+                <w:bCs/>
+                <w:sz w:val="19"/>
+                <w:szCs w:val="19"/>
+              </w:rPr>
+              <w:t xml:space="preserve">Exit criteria</w:t>
+            </w:r>
+          </w:p>
+        </w:tc>
+        <w:tc>
+          <w:tcPr>
+            <w:tcW w:type="dxa" w:w="7310"/>
+            <w:tcBorders>
+              <w:top w:val="single" w:color="BFBFBF" w:sz="1"/>
+              <w:left w:val="single" w:color="BFBFBF" w:sz="1"/>
+              <w:bottom w:val="single" w:color="BFBFBF" w:sz="1"/>
+              <w:right w:val="single" w:color="BFBFBF" w:sz="1"/>
+            </w:tcBorders>
+            <w:tcMar>
+              <w:top w:type="dxa" w:w="55"/>
+              <w:left w:type="dxa" w:w="100"/>
+              <w:bottom w:type="dxa" w:w="55"/>
+              <w:right w:type="dxa" w:w="100"/>
+            </w:tcMar>
+            <w:vAlign w:val="center"/>
+          </w:tcPr>
+          <w:p>
+            <w:pPr>
+              <w:spacing w:after="0"/>
+              <w:jc w:val="left"/>
+            </w:pPr>
+            <w:r>
+              <w:rPr>
+                <w:rFonts w:ascii="Arial" w:cs="Arial" w:eastAsia="Arial" w:hAnsi="Arial"/>
+                <w:b w:val="false"/>
+                <w:bCs w:val="false"/>
+                <w:sz w:val="19"/>
+                <w:szCs w:val="19"/>
+              </w:rPr>
+              <w:t xml:space="preserve">All 33 scenarios executed and passing (the XSS scenario is an expected failure); report produced.</w:t>
+            </w:r>
+          </w:p>
+        </w:tc>
+      </w:tr>
+      <w:tr>
+        <w:tc>
+          <w:tcPr>
+            <w:tcW w:type="dxa" w:w="2050"/>
+            <w:tcBorders>
+              <w:top w:val="single" w:color="BFBFBF" w:sz="1"/>
+              <w:left w:val="single" w:color="BFBFBF" w:sz="1"/>
+              <w:bottom w:val="single" w:color="BFBFBF" w:sz="1"/>
+              <w:right w:val="single" w:color="BFBFBF" w:sz="1"/>
+            </w:tcBorders>
+            <w:shd w:fill="F4F6FB" w:val="clear"/>
+            <w:tcMar>
+              <w:top w:type="dxa" w:w="55"/>
+              <w:left w:type="dxa" w:w="100"/>
+              <w:bottom w:type="dxa" w:w="55"/>
+              <w:right w:type="dxa" w:w="100"/>
+            </w:tcMar>
+            <w:vAlign w:val="center"/>
+          </w:tcPr>
+          <w:p>
+            <w:pPr>
+              <w:spacing w:after="0"/>
+              <w:jc w:val="left"/>
+            </w:pPr>
+            <w:r>
+              <w:rPr>
+                <w:rFonts w:ascii="Arial" w:cs="Arial" w:eastAsia="Arial" w:hAnsi="Arial"/>
+                <w:b/>
+                <w:bCs/>
+                <w:sz w:val="19"/>
+                <w:szCs w:val="19"/>
+              </w:rPr>
+              <w:t xml:space="preserve">Key risks</w:t>
+            </w:r>
+          </w:p>
+        </w:tc>
+        <w:tc>
+          <w:tcPr>
+            <w:tcW w:type="dxa" w:w="7310"/>
+            <w:tcBorders>
+              <w:top w:val="single" w:color="BFBFBF" w:sz="1"/>
+              <w:left w:val="single" w:color="BFBFBF" w:sz="1"/>
+              <w:bottom w:val="single" w:color="BFBFBF" w:sz="1"/>
+              <w:right w:val="single" w:color="BFBFBF" w:sz="1"/>
+            </w:tcBorders>
+            <w:shd w:fill="F4F6FB" w:val="clear"/>
+            <w:tcMar>
+              <w:top w:type="dxa" w:w="55"/>
+              <w:left w:type="dxa" w:w="100"/>
+              <w:bottom w:type="dxa" w:w="55"/>
+              <w:right w:type="dxa" w:w="100"/>
+            </w:tcMar>
+            <w:vAlign w:val="center"/>
+          </w:tcPr>
+          <w:p>
+            <w:pPr>
+              <w:spacing w:after="0"/>
+              <w:jc w:val="left"/>
+            </w:pPr>
+            <w:r>
+              <w:rPr>
+                <w:rFonts w:ascii="Arial" w:cs="Arial" w:eastAsia="Arial" w:hAnsi="Arial"/>
+                <w:b w:val="false"/>
+                <w:bCs w:val="false"/>
+                <w:sz w:val="19"/>
+                <w:szCs w:val="19"/>
+              </w:rPr>
+              <w:t xml:space="preserve">Shared demo data changes, a WAF challenges injection payloads, and a slow JPA backend - all mitigated.</w:t>
+            </w:r>
+          </w:p>
+        </w:tc>
+      </w:tr>
+    </w:tbl>
+    <w:p>
+      <w:pPr>
+        <w:pStyle w:val="Heading1"/>
+      </w:pPr>
+      <w:r>
+        <w:rPr>
+          <w:rFonts w:ascii="Arial" w:cs="Arial" w:eastAsia="Arial" w:hAnsi="Arial"/>
+        </w:rPr>
+        <w:t xml:space="preserve">6. Test Results</w:t>
       </w:r>
     </w:p>
     <w:p>
@@ -2449,7 +8082,7 @@
         <w:rPr>
           <w:rFonts w:ascii="Arial" w:cs="Arial" w:eastAsia="Arial" w:hAnsi="Arial"/>
         </w:rPr>
-        <w:t xml:space="preserve">The suite runs serially by default because the shared ParaBank demo returns 5xx errors under concurrent load; for a private or dedicated host, WORKERS=4 npm test runs it in parallel to cut the run time. Every run produces a Monocart HTML report with a screen recording, screenshots and a network trace for each test, plus a plain-English summary - the proof of execution.</w:t>
+        <w:t xml:space="preserve">The suite runs serially by default because the shared ParaBank demo returns 5xx errors under concurrent load; for a private or dedicated host, WORKERS=4 npm test runs it in parallel to cut the run time. Every run produces a Monocart HTML report with a screen recording, screenshots and a network trace for each test - the proof of execution.</w:t>
       </w:r>
     </w:p>
     <w:p>
@@ -2460,7 +8093,7 @@
         <w:rPr>
           <w:rFonts w:ascii="Arial" w:cs="Arial" w:eastAsia="Arial" w:hAnsi="Arial"/>
         </w:rPr>
-        <w:t xml:space="preserve">5. Running the Suite</w:t>
+        <w:t xml:space="preserve">7. Running the Suite</w:t>
       </w:r>
     </w:p>
     <w:p>
@@ -2541,7 +8174,7 @@
         <w:rPr>
           <w:rFonts w:ascii="Arial" w:cs="Arial" w:eastAsia="Arial" w:hAnsi="Arial"/>
         </w:rPr>
-        <w:t xml:space="preserve">6. Security Finding</w:t>
+        <w:t xml:space="preserve">8. Security Finding</w:t>
       </w:r>
     </w:p>
     <w:p>
@@ -2585,7 +8218,7 @@
         <w:rPr>
           <w:rFonts w:ascii="Arial" w:cs="Arial" w:eastAsia="Arial" w:hAnsi="Arial"/>
         </w:rPr>
-        <w:t xml:space="preserve">7. Repository &amp; Proof of Execution</w:t>
+        <w:t xml:space="preserve">9. Repository, Demo Video &amp; Proof of Execution</w:t>
       </w:r>
     </w:p>
     <w:p>
@@ -2607,7 +8240,7 @@
         </w:rPr>
         <w:t xml:space="preserve">Repository: </w:t>
       </w:r>
-      <w:hyperlink w:history="1" r:id="rIdakwfafgwfqzsgzdgxf_6m">
+      <w:hyperlink w:history="1" r:id="rIdkxv5ggasxd34u5i2v85xl">
         <w:r>
           <w:rPr>
             <w:rFonts w:ascii="Arial" w:cs="Arial" w:eastAsia="Arial" w:hAnsi="Arial"/>
@@ -2684,37 +8317,136 @@
           <w:sz w:val="21"/>
           <w:szCs w:val="21"/>
         </w:rPr>
-        <w:t xml:space="preserve">open monocart-report/index.html for the full report; the demo video walks through the suite and the report.</w:t>
+        <w:t xml:space="preserve">open monocart-report/index.html for the full report with video, screenshots and trace per test.</w:t>
       </w:r>
     </w:p>
     <w:p>
       <w:pPr>
-        <w:pStyle w:val="ListParagraph"/>
-        <w:numPr>
-          <w:ilvl w:val="0"/>
-          <w:numId w:val="2"/>
-        </w:numPr>
-        <w:spacing w:after="60"/>
+        <w:spacing w:after="80"/>
+      </w:pPr>
+      <w:r>
+        <w:rPr>
+          <w:rFonts w:ascii="Arial" w:cs="Arial" w:eastAsia="Arial" w:hAnsi="Arial"/>
+        </w:rPr>
+        <w:t xml:space="preserve"/>
+      </w:r>
+    </w:p>
+    <w:p>
+      <w:pPr>
+        <w:spacing w:after="120"/>
       </w:pPr>
       <w:r>
         <w:rPr>
           <w:rFonts w:ascii="Arial" w:cs="Arial" w:eastAsia="Arial" w:hAnsi="Arial"/>
           <w:b/>
           <w:bCs/>
-          <w:sz w:val="21"/>
-          <w:szCs w:val="21"/>
+          <w:color w:val="1F3864"/>
+          <w:sz w:val="23"/>
+          <w:szCs w:val="23"/>
         </w:rPr>
-        <w:t xml:space="preserve">Documentation: </w:t>
-      </w:r>
-      <w:r>
-        <w:rPr>
-          <w:rFonts w:ascii="Arial" w:cs="Arial" w:eastAsia="Arial" w:hAnsi="Arial"/>
-          <w:sz w:val="21"/>
-          <w:szCs w:val="21"/>
-        </w:rPr>
-        <w:t xml:space="preserve">README.md explains setup and structure; this document is the submission overview.</w:t>
+        <w:t xml:space="preserve">Demo video</w:t>
       </w:r>
     </w:p>
+    <w:tbl>
+      <w:tblPr>
+        <w:tblW w:type="dxa" w:w="9360"/>
+        <w:tblBorders>
+          <w:top w:val="single" w:color="auto" w:sz="4"/>
+          <w:left w:val="single" w:color="auto" w:sz="4"/>
+          <w:bottom w:val="single" w:color="auto" w:sz="4"/>
+          <w:right w:val="single" w:color="auto" w:sz="4"/>
+          <w:insideH w:val="single" w:color="auto" w:sz="4"/>
+          <w:insideV w:val="single" w:color="auto" w:sz="4"/>
+        </w:tblBorders>
+      </w:tblPr>
+      <w:tblGrid>
+        <w:gridCol w:w="9360"/>
+      </w:tblGrid>
+      <w:tr>
+        <w:tc>
+          <w:tcPr>
+            <w:tcW w:type="dxa" w:w="9360"/>
+            <w:tcBorders>
+              <w:top w:val="single" w:color="BFBFBF" w:sz="1"/>
+              <w:left w:val="single" w:color="E8A33D" w:sz="20"/>
+              <w:bottom w:val="single" w:color="BFBFBF" w:sz="1"/>
+              <w:right w:val="single" w:color="BFBFBF" w:sz="1"/>
+            </w:tcBorders>
+            <w:shd w:fill="FFF6E6" w:val="clear"/>
+            <w:tcMar>
+              <w:top w:type="dxa" w:w="130"/>
+              <w:left w:type="dxa" w:w="180"/>
+              <w:bottom w:type="dxa" w:w="130"/>
+              <w:right w:type="dxa" w:w="150"/>
+            </w:tcMar>
+          </w:tcPr>
+          <w:p>
+            <w:pPr>
+              <w:spacing w:after="60"/>
+            </w:pPr>
+            <w:r>
+              <w:rPr>
+                <w:rFonts w:ascii="Arial" w:cs="Arial" w:eastAsia="Arial" w:hAnsi="Arial"/>
+                <w:b/>
+                <w:bCs/>
+                <w:color w:val="9C6500"/>
+                <w:sz w:val="18"/>
+                <w:szCs w:val="18"/>
+              </w:rPr>
+              <w:t xml:space="preserve">PLACEHOLDER - DEMO VIDEO</w:t>
+            </w:r>
+          </w:p>
+          <w:p>
+            <w:pPr>
+              <w:spacing w:after="60"/>
+            </w:pPr>
+            <w:r>
+              <w:rPr>
+                <w:rFonts w:ascii="Arial" w:cs="Arial" w:eastAsia="Arial" w:hAnsi="Arial"/>
+                <w:b w:val="false"/>
+                <w:bCs w:val="false"/>
+                <w:color w:val="1A1A1A"/>
+                <w:sz w:val="21"/>
+                <w:szCs w:val="21"/>
+              </w:rPr>
+              <w:t xml:space="preserve">Record the narrated walkthrough using the demo run-sheet (presentation/ParaBank_10min_Demo_Runsheet.docx), then add it here:</w:t>
+            </w:r>
+          </w:p>
+          <w:p>
+            <w:pPr>
+              <w:spacing w:after="60"/>
+            </w:pPr>
+            <w:r>
+              <w:rPr>
+                <w:rFonts w:ascii="Arial" w:cs="Arial" w:eastAsia="Arial" w:hAnsi="Arial"/>
+                <w:b/>
+                <w:bCs/>
+                <w:color w:val="1A1A1A"/>
+                <w:sz w:val="21"/>
+                <w:szCs w:val="21"/>
+              </w:rPr>
+              <w:t xml:space="preserve">Video link / file:  ____________________________________________</w:t>
+            </w:r>
+          </w:p>
+          <w:p>
+            <w:pPr>
+              <w:spacing w:after="0"/>
+            </w:pPr>
+            <w:r>
+              <w:rPr>
+                <w:rFonts w:ascii="Arial" w:cs="Arial" w:eastAsia="Arial" w:hAnsi="Arial"/>
+                <w:b w:val="false"/>
+                <w:bCs w:val="false"/>
+                <w:color w:val="595959"/>
+                <w:sz w:val="19"/>
+                <w:szCs w:val="19"/>
+              </w:rPr>
+              <w:t xml:space="preserve">Once the demo video is recorded, paste its link (or attach the file) in this box and in the table on page 1.</w:t>
+            </w:r>
+          </w:p>
+        </w:tc>
+      </w:tr>
+    </w:tbl>
     <w:p>
       <w:pPr>
         <w:spacing w:after="80"/>
@@ -3193,7 +8925,7 @@
     <w:next w:val="Normal"/>
     <w:qFormat/>
     <w:pPr>
-      <w:spacing w:after="140" w:before="300"/>
+      <w:spacing w:after="130" w:before="280"/>
       <w:outlineLvl w:val="0"/>
     </w:pPr>
     <w:rPr>
